--- a/невирусбаблес/23НФПО Кириллов, Веденяпин, Мосман/ИПО/Лабораторная работа №1 Кириллов Веденяпин Мосман.docx
+++ b/невирусбаблес/23НФПО Кириллов, Веденяпин, Мосман/ИПО/Лабораторная работа №1 Кириллов Веденяпин Мосман.docx
@@ -1,6 +1,6 @@
 
 <file path=word/document.xml><?xml version="1.0" encoding="utf-8"?>
-<w:document xmlns:wpc="http://schemas.microsoft.com/office/word/2010/wordprocessingCanvas" xmlns:cx="http://schemas.microsoft.com/office/drawing/2014/chartex" xmlns:cx1="http://schemas.microsoft.com/office/drawing/2015/9/8/chartex" xmlns:mc="http://schemas.openxmlformats.org/markup-compatibility/2006" xmlns:o="urn:schemas-microsoft-com:office:office" xmlns:r="http://schemas.openxmlformats.org/officeDocument/2006/relationships" xmlns:m="http://schemas.openxmlformats.org/officeDocument/2006/math" xmlns:v="urn:schemas-microsoft-com:vml" xmlns:wp14="http://schemas.microsoft.com/office/word/2010/wordprocessingDrawing" xmlns:wp="http://schemas.openxmlformats.org/drawingml/2006/wordprocessingDrawing" xmlns:w10="urn:schemas-microsoft-com:office:word" xmlns:w="http://schemas.openxmlformats.org/wordprocessingml/2006/main" xmlns:w14="http://schemas.microsoft.com/office/word/2010/wordml" xmlns:w15="http://schemas.microsoft.com/office/word/2012/wordml" xmlns:w16se="http://schemas.microsoft.com/office/word/2015/wordml/symex" xmlns:wpg="http://schemas.microsoft.com/office/word/2010/wordprocessingGroup" xmlns:wpi="http://schemas.microsoft.com/office/word/2010/wordprocessingInk" xmlns:wne="http://schemas.microsoft.com/office/word/2006/wordml" xmlns:wps="http://schemas.microsoft.com/office/word/2010/wordprocessingShape" mc:Ignorable="w14 w15 w16se wp14">
+<w:document xmlns:wpc="http://schemas.microsoft.com/office/word/2010/wordprocessingCanvas" xmlns:cx="http://schemas.microsoft.com/office/drawing/2014/chartex" xmlns:cx1="http://schemas.microsoft.com/office/drawing/2015/9/8/chartex" xmlns:cx2="http://schemas.microsoft.com/office/drawing/2015/10/21/chartex" xmlns:cx3="http://schemas.microsoft.com/office/drawing/2016/5/9/chartex" xmlns:cx4="http://schemas.microsoft.com/office/drawing/2016/5/10/chartex" xmlns:cx5="http://schemas.microsoft.com/office/drawing/2016/5/11/chartex" xmlns:cx6="http://schemas.microsoft.com/office/drawing/2016/5/12/chartex" xmlns:cx7="http://schemas.microsoft.com/office/drawing/2016/5/13/chartex" xmlns:cx8="http://schemas.microsoft.com/office/drawing/2016/5/14/chartex" xmlns:mc="http://schemas.openxmlformats.org/markup-compatibility/2006" xmlns:aink="http://schemas.microsoft.com/office/drawing/2016/ink" xmlns:am3d="http://schemas.microsoft.com/office/drawing/2017/model3d" xmlns:o="urn:schemas-microsoft-com:office:office" xmlns:r="http://schemas.openxmlformats.org/officeDocument/2006/relationships" xmlns:m="http://schemas.openxmlformats.org/officeDocument/2006/math" xmlns:v="urn:schemas-microsoft-com:vml" xmlns:wp14="http://schemas.microsoft.com/office/word/2010/wordprocessingDrawing" xmlns:wp="http://schemas.openxmlformats.org/drawingml/2006/wordprocessingDrawing" xmlns:w10="urn:schemas-microsoft-com:office:word" xmlns:w="http://schemas.openxmlformats.org/wordprocessingml/2006/main" xmlns:w14="http://schemas.microsoft.com/office/word/2010/wordml" xmlns:w15="http://schemas.microsoft.com/office/word/2012/wordml" xmlns:w16cex="http://schemas.microsoft.com/office/word/2018/wordml/cex" xmlns:w16cid="http://schemas.microsoft.com/office/word/2016/wordml/cid" xmlns:w16="http://schemas.microsoft.com/office/word/2018/wordml" xmlns:w16sdtdh="http://schemas.microsoft.com/office/word/2020/wordml/sdtdatahash" xmlns:w16se="http://schemas.microsoft.com/office/word/2015/wordml/symex" xmlns:wpg="http://schemas.microsoft.com/office/word/2010/wordprocessingGroup" xmlns:wpi="http://schemas.microsoft.com/office/word/2010/wordprocessingInk" xmlns:wne="http://schemas.microsoft.com/office/word/2006/wordml" xmlns:wps="http://schemas.microsoft.com/office/word/2010/wordprocessingShape" mc:Ignorable="w14 w15 w16se w16cid w16 w16cex w16sdtdh wp14">
   <w:body>
     <w:tbl>
       <w:tblPr>
@@ -23,6 +23,7 @@
             <w:tcW w:w="994" w:type="dxa"/>
             <w:noWrap/>
           </w:tcPr>
+          <w:bookmarkStart w:id="0" w:name="_Hlk188460847"/>
           <w:p>
             <w:pPr>
               <w:tabs>
@@ -37,7 +38,6 @@
                 <w:szCs w:val="20"/>
               </w:rPr>
             </w:pPr>
-            <w:bookmarkStart w:id="0" w:name="_Hlk188460847"/>
             <w:r>
               <w:rPr>
                 <w:rFonts w:ascii="Times New Roman" w:eastAsia="Times New Roman" w:hAnsi="Times New Roman" w:cs="Times New Roman"/>
@@ -49,7 +49,7 @@
               <mc:AlternateContent>
                 <mc:Choice Requires="wps">
                   <w:drawing>
-                    <wp:anchor distT="0" distB="0" distL="114300" distR="114300" simplePos="0" relativeHeight="251659264" behindDoc="0" locked="0" layoutInCell="1" allowOverlap="1" wp14:anchorId="43E51FD0" wp14:editId="4802416F">
+                    <wp:anchor distT="0" distB="0" distL="114300" distR="114300" simplePos="0" relativeHeight="251659264" behindDoc="0" locked="0" layoutInCell="1" allowOverlap="1" wp14:anchorId="567DF285" wp14:editId="38CDC676">
                       <wp:simplePos x="0" y="0"/>
                       <wp:positionH relativeFrom="column">
                         <wp:posOffset>0</wp:posOffset>
@@ -124,7 +124,7 @@
                 <w:lang w:eastAsia="ru-RU"/>
               </w:rPr>
               <w:drawing>
-                <wp:inline distT="0" distB="0" distL="0" distR="0" wp14:anchorId="1995151F" wp14:editId="0757F8EB">
+                <wp:inline distT="0" distB="0" distL="0" distR="0" wp14:anchorId="49437728" wp14:editId="3C3F0EA6">
                   <wp:extent cx="533400" cy="1016000"/>
                   <wp:effectExtent l="0" t="0" r="0" b="0"/>
                   <wp:docPr id="4" name="_x0000_i0"/>
@@ -305,7 +305,6 @@
                 <w:szCs w:val="24"/>
               </w:rPr>
             </w:pPr>
-            <w:proofErr w:type="spellStart"/>
             <w:r>
               <w:rPr>
                 <w:rFonts w:ascii="Times New Roman" w:eastAsia="Times New Roman" w:hAnsi="Times New Roman" w:cs="Times New Roman"/>
@@ -314,18 +313,7 @@
                 <w:sz w:val="24"/>
                 <w:szCs w:val="24"/>
               </w:rPr>
-              <w:t>Нижнеломовский</w:t>
-            </w:r>
-            <w:proofErr w:type="spellEnd"/>
-            <w:r>
-              <w:rPr>
-                <w:rFonts w:ascii="Times New Roman" w:eastAsia="Times New Roman" w:hAnsi="Times New Roman" w:cs="Times New Roman"/>
-                <w:b/>
-                <w:color w:val="000000"/>
-                <w:sz w:val="24"/>
-                <w:szCs w:val="24"/>
-              </w:rPr>
-              <w:t xml:space="preserve"> филиал ФГБОУВО </w:t>
+              <w:t xml:space="preserve">Нижнеломовский филиал ФГБОУВО </w:t>
             </w:r>
           </w:p>
           <w:p>
@@ -462,7 +450,7 @@
         <mc:AlternateContent>
           <mc:Choice Requires="wps">
             <w:drawing>
-              <wp:anchor distT="0" distB="0" distL="114300" distR="114300" simplePos="0" relativeHeight="251660288" behindDoc="0" locked="0" layoutInCell="1" allowOverlap="1" wp14:anchorId="54F4FAC1" wp14:editId="55449E78">
+              <wp:anchor distT="0" distB="0" distL="114300" distR="114300" simplePos="0" relativeHeight="251660288" behindDoc="0" locked="0" layoutInCell="1" allowOverlap="1" wp14:anchorId="5A21DD54" wp14:editId="6034D65A">
                 <wp:simplePos x="0" y="0"/>
                 <wp:positionH relativeFrom="column">
                   <wp:posOffset>-719455</wp:posOffset>
@@ -608,6 +596,7 @@
           <w:listItem w:displayText="Реферат" w:value="Реферат"/>
         </w:comboBox>
       </w:sdtPr>
+      <w:sdtEndPr/>
       <w:sdtContent>
         <w:p>
           <w:pPr>
@@ -704,6 +693,7 @@
             <w:docPart w:val="798C4878C1F14055A3F1232599EFBE3F"/>
           </w:placeholder>
         </w:sdtPr>
+        <w:sdtEndPr/>
         <w:sdtContent>
           <w:r>
             <w:rPr>
@@ -761,6 +751,7 @@
             <w:docPart w:val="798C4878C1F14055A3F1232599EFBE3F"/>
           </w:placeholder>
         </w:sdtPr>
+        <w:sdtEndPr/>
         <w:sdtContent>
           <w:r>
             <w:rPr>
@@ -917,6 +908,7 @@
             <w:docPart w:val="798C4878C1F14055A3F1232599EFBE3F"/>
           </w:placeholder>
         </w:sdtPr>
+        <w:sdtEndPr/>
         <w:sdtContent>
           <w:r>
             <w:rPr>
@@ -945,6 +937,7 @@
           <w:docPart w:val="798C4878C1F14055A3F1232599EFBE3F"/>
         </w:placeholder>
       </w:sdtPr>
+      <w:sdtEndPr/>
       <w:sdtContent>
         <w:p>
           <w:pPr>
@@ -1092,6 +1085,7 @@
           <w:docPart w:val="798C4878C1F14055A3F1232599EFBE3F"/>
         </w:placeholder>
       </w:sdtPr>
+      <w:sdtEndPr/>
       <w:sdtContent>
         <w:p>
           <w:pPr>
@@ -1513,43 +1507,7 @@
           <w:sz w:val="28"/>
           <w:szCs w:val="28"/>
         </w:rPr>
-        <w:t xml:space="preserve">Построить организационную структуру предприятия и структуру управления предприятием в соответствии с заданием. Для построения использовать векторный графический редактор </w:t>
-      </w:r>
-      <w:proofErr w:type="spellStart"/>
-      <w:r>
-        <w:rPr>
-          <w:rFonts w:ascii="Times New Roman" w:hAnsi="Times New Roman" w:cs="Times New Roman"/>
-          <w:sz w:val="28"/>
-          <w:szCs w:val="28"/>
-        </w:rPr>
-        <w:t>Microsoft</w:t>
-      </w:r>
-      <w:proofErr w:type="spellEnd"/>
-      <w:r>
-        <w:rPr>
-          <w:rFonts w:ascii="Times New Roman" w:hAnsi="Times New Roman" w:cs="Times New Roman"/>
-          <w:sz w:val="28"/>
-          <w:szCs w:val="28"/>
-        </w:rPr>
-        <w:t xml:space="preserve"> </w:t>
-      </w:r>
-      <w:proofErr w:type="spellStart"/>
-      <w:r>
-        <w:rPr>
-          <w:rFonts w:ascii="Times New Roman" w:hAnsi="Times New Roman" w:cs="Times New Roman"/>
-          <w:sz w:val="28"/>
-          <w:szCs w:val="28"/>
-        </w:rPr>
-        <w:t>Office</w:t>
-      </w:r>
-      <w:proofErr w:type="spellEnd"/>
-      <w:r>
-        <w:rPr>
-          <w:rFonts w:ascii="Times New Roman" w:hAnsi="Times New Roman" w:cs="Times New Roman"/>
-          <w:sz w:val="28"/>
-          <w:szCs w:val="28"/>
-        </w:rPr>
-        <w:t xml:space="preserve"> </w:t>
+        <w:t xml:space="preserve">Построить организационную структуру предприятия и структуру управления предприятием в соответствии с заданием. Для построения использовать векторный графический редактор Microsoft Office </w:t>
       </w:r>
       <w:proofErr w:type="spellStart"/>
       <w:r>
@@ -1827,17 +1785,7 @@
           <w:szCs w:val="28"/>
           <w:shd w:val="clear" w:color="auto" w:fill="FFFFFF"/>
         </w:rPr>
-        <w:t>п</w:t>
-      </w:r>
-      <w:r>
-        <w:rPr>
-          <w:rFonts w:ascii="Times New Roman" w:hAnsi="Times New Roman" w:cs="Times New Roman"/>
-          <w:color w:val="0F1115"/>
-          <w:sz w:val="28"/>
-          <w:szCs w:val="28"/>
-          <w:shd w:val="clear" w:color="auto" w:fill="FFFFFF"/>
-        </w:rPr>
-        <w:t>редприятие занима</w:t>
+        <w:t>предприятие занима</w:t>
       </w:r>
       <w:r>
         <w:rPr>
@@ -2211,8 +2159,6 @@
         </w:rPr>
         <w:t>заместитель</w:t>
       </w:r>
-      <w:bookmarkStart w:id="1" w:name="_GoBack"/>
-      <w:bookmarkEnd w:id="1"/>
       <w:r>
         <w:rPr>
           <w:rFonts w:ascii="Times New Roman" w:hAnsi="Times New Roman" w:cs="Times New Roman"/>
@@ -2302,23 +2248,7 @@
           <w:sz w:val="28"/>
           <w:szCs w:val="28"/>
         </w:rPr>
-        <w:t xml:space="preserve">уровень 2 (начальники отделов) </w:t>
-      </w:r>
-      <w:r>
-        <w:rPr>
-          <w:rFonts w:ascii="Times New Roman" w:hAnsi="Times New Roman" w:cs="Times New Roman"/>
-          <w:sz w:val="28"/>
-          <w:szCs w:val="28"/>
-        </w:rPr>
-        <w:t xml:space="preserve">– </w:t>
-      </w:r>
-      <w:r>
-        <w:rPr>
-          <w:rFonts w:ascii="Times New Roman" w:hAnsi="Times New Roman" w:cs="Times New Roman"/>
-          <w:sz w:val="28"/>
-          <w:szCs w:val="28"/>
-        </w:rPr>
-        <w:t>Руководитель отдела продаж (</w:t>
+        <w:t>уровень 2 (начальники отделов) – Руководитель отдела продаж (</w:t>
       </w:r>
       <w:proofErr w:type="spellStart"/>
       <w:r>
@@ -2362,7 +2292,7 @@
           <w:sz w:val="28"/>
           <w:szCs w:val="28"/>
         </w:rPr>
-        <w:t>), Начальник отдела закупок (</w:t>
+        <w:t>), Начальник отдела закупок (Зульфия); уровень 3 (Исполнители) – Менеджеры (</w:t>
       </w:r>
       <w:proofErr w:type="spellStart"/>
       <w:r>
@@ -2371,7 +2301,7 @@
           <w:sz w:val="28"/>
           <w:szCs w:val="28"/>
         </w:rPr>
-        <w:t>Зульфия</w:t>
+        <w:t>Лулумбек</w:t>
       </w:r>
       <w:proofErr w:type="spellEnd"/>
       <w:r>
@@ -2380,23 +2310,7 @@
           <w:sz w:val="28"/>
           <w:szCs w:val="28"/>
         </w:rPr>
-        <w:t xml:space="preserve">); уровень 3 (Исполнители) </w:t>
-      </w:r>
-      <w:r>
-        <w:rPr>
-          <w:rFonts w:ascii="Times New Roman" w:hAnsi="Times New Roman" w:cs="Times New Roman"/>
-          <w:sz w:val="28"/>
-          <w:szCs w:val="28"/>
-        </w:rPr>
-        <w:t>–</w:t>
-      </w:r>
-      <w:r>
-        <w:rPr>
-          <w:rFonts w:ascii="Times New Roman" w:hAnsi="Times New Roman" w:cs="Times New Roman"/>
-          <w:sz w:val="28"/>
-          <w:szCs w:val="28"/>
-        </w:rPr>
-        <w:t xml:space="preserve"> Менеджеры (</w:t>
+        <w:t xml:space="preserve">, Джефри, </w:t>
       </w:r>
       <w:proofErr w:type="spellStart"/>
       <w:r>
@@ -2405,7 +2319,7 @@
           <w:sz w:val="28"/>
           <w:szCs w:val="28"/>
         </w:rPr>
-        <w:t>Лулумбек</w:t>
+        <w:t>Заклимена</w:t>
       </w:r>
       <w:proofErr w:type="spellEnd"/>
       <w:r>
@@ -2414,43 +2328,7 @@
           <w:sz w:val="28"/>
           <w:szCs w:val="28"/>
         </w:rPr>
-        <w:t xml:space="preserve">, Джефри, </w:t>
-      </w:r>
-      <w:proofErr w:type="spellStart"/>
-      <w:r>
-        <w:rPr>
-          <w:rFonts w:ascii="Times New Roman" w:hAnsi="Times New Roman" w:cs="Times New Roman"/>
-          <w:sz w:val="28"/>
-          <w:szCs w:val="28"/>
-        </w:rPr>
-        <w:t>Заклимена</w:t>
-      </w:r>
-      <w:proofErr w:type="spellEnd"/>
-      <w:r>
-        <w:rPr>
-          <w:rFonts w:ascii="Times New Roman" w:hAnsi="Times New Roman" w:cs="Times New Roman"/>
-          <w:sz w:val="28"/>
-          <w:szCs w:val="28"/>
-        </w:rPr>
-        <w:t xml:space="preserve">, </w:t>
-      </w:r>
-      <w:proofErr w:type="spellStart"/>
-      <w:r>
-        <w:rPr>
-          <w:rFonts w:ascii="Times New Roman" w:hAnsi="Times New Roman" w:cs="Times New Roman"/>
-          <w:sz w:val="28"/>
-          <w:szCs w:val="28"/>
-        </w:rPr>
-        <w:t>Заида</w:t>
-      </w:r>
-      <w:proofErr w:type="spellEnd"/>
-      <w:r>
-        <w:rPr>
-          <w:rFonts w:ascii="Times New Roman" w:hAnsi="Times New Roman" w:cs="Times New Roman"/>
-          <w:sz w:val="28"/>
-          <w:szCs w:val="28"/>
-        </w:rPr>
-        <w:t xml:space="preserve">, Любомир, </w:t>
+        <w:t xml:space="preserve">, Заида, Любомир, </w:t>
       </w:r>
       <w:proofErr w:type="spellStart"/>
       <w:r>
@@ -2557,39 +2435,7 @@
           <w:sz w:val="28"/>
           <w:szCs w:val="28"/>
         </w:rPr>
-        <w:t xml:space="preserve">Представим </w:t>
-      </w:r>
-      <w:r>
-        <w:rPr>
-          <w:rFonts w:ascii="Times New Roman" w:hAnsi="Times New Roman" w:cs="Times New Roman"/>
-          <w:sz w:val="28"/>
-          <w:szCs w:val="28"/>
-        </w:rPr>
-        <w:t>структура управления</w:t>
-      </w:r>
-      <w:r>
-        <w:rPr>
-          <w:rFonts w:ascii="Times New Roman" w:hAnsi="Times New Roman" w:cs="Times New Roman"/>
-          <w:sz w:val="28"/>
-          <w:szCs w:val="28"/>
-        </w:rPr>
-        <w:t xml:space="preserve"> предприятия на рисунке </w:t>
-      </w:r>
-      <w:r>
-        <w:rPr>
-          <w:rFonts w:ascii="Times New Roman" w:hAnsi="Times New Roman" w:cs="Times New Roman"/>
-          <w:sz w:val="28"/>
-          <w:szCs w:val="28"/>
-        </w:rPr>
-        <w:t>2</w:t>
-      </w:r>
-      <w:r>
-        <w:rPr>
-          <w:rFonts w:ascii="Times New Roman" w:hAnsi="Times New Roman" w:cs="Times New Roman"/>
-          <w:sz w:val="28"/>
-          <w:szCs w:val="28"/>
-        </w:rPr>
-        <w:t>.</w:t>
+        <w:t>Представим структура управления предприятия на рисунке 2.</w:t>
       </w:r>
     </w:p>
     <w:p>
@@ -2843,6 +2689,1029 @@
     </w:p>
     <w:p>
       <w:pPr>
+        <w:spacing w:after="0" w:line="360" w:lineRule="auto"/>
+        <w:ind w:firstLine="709"/>
+        <w:jc w:val="both"/>
+        <w:rPr>
+          <w:rFonts w:ascii="Times New Roman" w:hAnsi="Times New Roman" w:cs="Times New Roman"/>
+          <w:bCs/>
+          <w:sz w:val="28"/>
+          <w:szCs w:val="28"/>
+        </w:rPr>
+      </w:pPr>
+      <w:r>
+        <w:rPr>
+          <w:rFonts w:ascii="Times New Roman" w:hAnsi="Times New Roman" w:cs="Times New Roman"/>
+          <w:b/>
+          <w:sz w:val="28"/>
+          <w:szCs w:val="28"/>
+        </w:rPr>
+        <w:lastRenderedPageBreak/>
+        <w:t>Ответы на контрольные вопросы:</w:t>
+      </w:r>
+    </w:p>
+    <w:p>
+      <w:pPr>
+        <w:pStyle w:val="a3"/>
+        <w:numPr>
+          <w:ilvl w:val="0"/>
+          <w:numId w:val="4"/>
+        </w:numPr>
+        <w:spacing w:after="0" w:line="360" w:lineRule="auto"/>
+        <w:ind w:left="0" w:firstLine="709"/>
+        <w:jc w:val="both"/>
+        <w:rPr>
+          <w:rFonts w:ascii="Times New Roman" w:hAnsi="Times New Roman" w:cs="Times New Roman"/>
+          <w:bCs/>
+          <w:sz w:val="28"/>
+          <w:szCs w:val="28"/>
+        </w:rPr>
+      </w:pPr>
+      <w:r>
+        <w:rPr>
+          <w:rFonts w:ascii="Times New Roman" w:hAnsi="Times New Roman" w:cs="Times New Roman"/>
+          <w:bCs/>
+          <w:sz w:val="28"/>
+          <w:szCs w:val="28"/>
+        </w:rPr>
+        <w:t>Проектирование ПО — это процесс создания проекта (описания, схем, макетов) программного продукта, который будет реализован на этапе разработки. Это мост между анализом требований (что нужно сделать) и непосредственным кодированием (как это сделать). На этом этапе определяются архитектура системы, модули, интерфейсы, структуры данных и логика их взаимодействия.</w:t>
+      </w:r>
+    </w:p>
+    <w:p>
+      <w:pPr>
+        <w:pStyle w:val="a3"/>
+        <w:numPr>
+          <w:ilvl w:val="0"/>
+          <w:numId w:val="4"/>
+        </w:numPr>
+        <w:spacing w:after="0" w:line="360" w:lineRule="auto"/>
+        <w:ind w:left="0" w:firstLine="709"/>
+        <w:jc w:val="both"/>
+        <w:rPr>
+          <w:rFonts w:ascii="Times New Roman" w:hAnsi="Times New Roman" w:cs="Times New Roman"/>
+          <w:bCs/>
+          <w:sz w:val="28"/>
+          <w:szCs w:val="28"/>
+        </w:rPr>
+      </w:pPr>
+      <w:r>
+        <w:rPr>
+          <w:rFonts w:ascii="Times New Roman" w:hAnsi="Times New Roman" w:cs="Times New Roman"/>
+          <w:color w:val="0F1115"/>
+          <w:sz w:val="28"/>
+          <w:szCs w:val="28"/>
+          <w:shd w:val="clear" w:color="auto" w:fill="FFFFFF"/>
+        </w:rPr>
+        <w:t>Существует два основных подхода:</w:t>
+      </w:r>
+      <w:r>
+        <w:rPr>
+          <w:rFonts w:ascii="Times New Roman" w:hAnsi="Times New Roman" w:cs="Times New Roman"/>
+          <w:color w:val="0F1115"/>
+          <w:sz w:val="28"/>
+          <w:szCs w:val="28"/>
+          <w:shd w:val="clear" w:color="auto" w:fill="FFFFFF"/>
+        </w:rPr>
+        <w:t xml:space="preserve"> структурный </w:t>
+      </w:r>
+      <w:r>
+        <w:rPr>
+          <w:rFonts w:ascii="Times New Roman" w:hAnsi="Times New Roman" w:cs="Times New Roman"/>
+          <w:bCs/>
+          <w:sz w:val="28"/>
+          <w:szCs w:val="28"/>
+        </w:rPr>
+        <w:t>—</w:t>
+      </w:r>
+      <w:r>
+        <w:rPr>
+          <w:rFonts w:ascii="Times New Roman" w:hAnsi="Times New Roman" w:cs="Times New Roman"/>
+          <w:color w:val="0F1115"/>
+          <w:sz w:val="28"/>
+          <w:szCs w:val="28"/>
+          <w:shd w:val="clear" w:color="auto" w:fill="FFFFFF"/>
+        </w:rPr>
+        <w:t xml:space="preserve"> система</w:t>
+      </w:r>
+      <w:r>
+        <w:rPr>
+          <w:rFonts w:ascii="Times New Roman" w:hAnsi="Times New Roman" w:cs="Times New Roman"/>
+          <w:color w:val="0F1115"/>
+          <w:sz w:val="28"/>
+          <w:szCs w:val="28"/>
+          <w:shd w:val="clear" w:color="auto" w:fill="FFFFFF"/>
+        </w:rPr>
+        <w:t xml:space="preserve"> разбивается на функции (сверху-вниз). Основное внимание уделяется действиям и потокам данных. Используются диаграммы DFD (Data </w:t>
+      </w:r>
+      <w:proofErr w:type="spellStart"/>
+      <w:r>
+        <w:rPr>
+          <w:rFonts w:ascii="Times New Roman" w:hAnsi="Times New Roman" w:cs="Times New Roman"/>
+          <w:color w:val="0F1115"/>
+          <w:sz w:val="28"/>
+          <w:szCs w:val="28"/>
+          <w:shd w:val="clear" w:color="auto" w:fill="FFFFFF"/>
+        </w:rPr>
+        <w:t>Flow</w:t>
+      </w:r>
+      <w:proofErr w:type="spellEnd"/>
+      <w:r>
+        <w:rPr>
+          <w:rFonts w:ascii="Times New Roman" w:hAnsi="Times New Roman" w:cs="Times New Roman"/>
+          <w:color w:val="0F1115"/>
+          <w:sz w:val="28"/>
+          <w:szCs w:val="28"/>
+          <w:shd w:val="clear" w:color="auto" w:fill="FFFFFF"/>
+        </w:rPr>
+        <w:t xml:space="preserve"> </w:t>
+      </w:r>
+      <w:proofErr w:type="spellStart"/>
+      <w:r>
+        <w:rPr>
+          <w:rFonts w:ascii="Times New Roman" w:hAnsi="Times New Roman" w:cs="Times New Roman"/>
+          <w:color w:val="0F1115"/>
+          <w:sz w:val="28"/>
+          <w:szCs w:val="28"/>
+          <w:shd w:val="clear" w:color="auto" w:fill="FFFFFF"/>
+        </w:rPr>
+        <w:t>Diagram</w:t>
+      </w:r>
+      <w:proofErr w:type="spellEnd"/>
+      <w:r>
+        <w:rPr>
+          <w:rFonts w:ascii="Times New Roman" w:hAnsi="Times New Roman" w:cs="Times New Roman"/>
+          <w:color w:val="0F1115"/>
+          <w:sz w:val="28"/>
+          <w:szCs w:val="28"/>
+          <w:shd w:val="clear" w:color="auto" w:fill="FFFFFF"/>
+        </w:rPr>
+        <w:t>) и SADT</w:t>
+      </w:r>
+      <w:r>
+        <w:rPr>
+          <w:rFonts w:ascii="Times New Roman" w:hAnsi="Times New Roman" w:cs="Times New Roman"/>
+          <w:color w:val="0F1115"/>
+          <w:sz w:val="28"/>
+          <w:szCs w:val="28"/>
+          <w:shd w:val="clear" w:color="auto" w:fill="FFFFFF"/>
+        </w:rPr>
+        <w:t xml:space="preserve">; </w:t>
+      </w:r>
+      <w:r>
+        <w:rPr>
+          <w:rFonts w:ascii="Times New Roman" w:hAnsi="Times New Roman" w:cs="Times New Roman"/>
+          <w:color w:val="0F1115"/>
+          <w:sz w:val="28"/>
+          <w:szCs w:val="28"/>
+          <w:shd w:val="clear" w:color="auto" w:fill="FFFFFF"/>
+        </w:rPr>
+        <w:t>Объектно-ориентированный -</w:t>
+      </w:r>
+      <w:r>
+        <w:rPr>
+          <w:rFonts w:ascii="Times New Roman" w:hAnsi="Times New Roman" w:cs="Times New Roman"/>
+          <w:color w:val="0F1115"/>
+          <w:sz w:val="28"/>
+          <w:szCs w:val="28"/>
+          <w:shd w:val="clear" w:color="auto" w:fill="FFFFFF"/>
+        </w:rPr>
+        <w:t xml:space="preserve"> с</w:t>
+      </w:r>
+      <w:r>
+        <w:rPr>
+          <w:rFonts w:ascii="Times New Roman" w:hAnsi="Times New Roman" w:cs="Times New Roman"/>
+          <w:color w:val="0F1115"/>
+          <w:sz w:val="28"/>
+          <w:szCs w:val="28"/>
+          <w:shd w:val="clear" w:color="auto" w:fill="FFFFFF"/>
+        </w:rPr>
+        <w:t xml:space="preserve">истема представляется как совокупность взаимодействующих объектов (сущностей), обладающих свойствами и методами. Основное внимание уделяется данным и их поведению. Используется язык UML (Unified </w:t>
+      </w:r>
+      <w:proofErr w:type="spellStart"/>
+      <w:r>
+        <w:rPr>
+          <w:rFonts w:ascii="Times New Roman" w:hAnsi="Times New Roman" w:cs="Times New Roman"/>
+          <w:color w:val="0F1115"/>
+          <w:sz w:val="28"/>
+          <w:szCs w:val="28"/>
+          <w:shd w:val="clear" w:color="auto" w:fill="FFFFFF"/>
+        </w:rPr>
+        <w:t>Modeling</w:t>
+      </w:r>
+      <w:proofErr w:type="spellEnd"/>
+      <w:r>
+        <w:rPr>
+          <w:rFonts w:ascii="Times New Roman" w:hAnsi="Times New Roman" w:cs="Times New Roman"/>
+          <w:color w:val="0F1115"/>
+          <w:sz w:val="28"/>
+          <w:szCs w:val="28"/>
+          <w:shd w:val="clear" w:color="auto" w:fill="FFFFFF"/>
+        </w:rPr>
+        <w:t xml:space="preserve"> Language) — диаграммы классов, последовательностей, состояний и др.</w:t>
+      </w:r>
+    </w:p>
+    <w:p>
+      <w:pPr>
+        <w:pStyle w:val="a3"/>
+        <w:numPr>
+          <w:ilvl w:val="0"/>
+          <w:numId w:val="4"/>
+        </w:numPr>
+        <w:spacing w:after="0" w:line="360" w:lineRule="auto"/>
+        <w:ind w:left="0" w:firstLine="709"/>
+        <w:jc w:val="both"/>
+        <w:rPr>
+          <w:rFonts w:ascii="Times New Roman" w:hAnsi="Times New Roman" w:cs="Times New Roman"/>
+          <w:bCs/>
+          <w:sz w:val="28"/>
+          <w:szCs w:val="28"/>
+        </w:rPr>
+      </w:pPr>
+      <w:r>
+        <w:rPr>
+          <w:rFonts w:ascii="Times New Roman" w:hAnsi="Times New Roman" w:cs="Times New Roman"/>
+          <w:bCs/>
+          <w:sz w:val="28"/>
+          <w:szCs w:val="28"/>
+        </w:rPr>
+        <w:t>Сущность структурного подхода заключается в строгой иерархической декомпозиции (разбиении) сложной системы на более мелкие, независимые подсистемы и функции. Каждая функция выполняется на своем уровне абстракции. Это позволяет упростить сложную систему, делая её понятной для разработчиков. Лозунг подхода: «Разделяй и властвуй».</w:t>
+      </w:r>
+    </w:p>
+    <w:p>
+      <w:pPr>
+        <w:pStyle w:val="ds-markdown-paragraph"/>
+        <w:numPr>
+          <w:ilvl w:val="0"/>
+          <w:numId w:val="4"/>
+        </w:numPr>
+        <w:shd w:val="clear" w:color="auto" w:fill="FFFFFF"/>
+        <w:spacing w:before="0" w:beforeAutospacing="0" w:after="0" w:afterAutospacing="0" w:line="360" w:lineRule="auto"/>
+        <w:ind w:left="0" w:firstLine="709"/>
+        <w:jc w:val="both"/>
+        <w:rPr>
+          <w:color w:val="0F1115"/>
+          <w:sz w:val="28"/>
+          <w:szCs w:val="28"/>
+        </w:rPr>
+      </w:pPr>
+      <w:r>
+        <w:rPr>
+          <w:rStyle w:val="a4"/>
+          <w:b w:val="0"/>
+          <w:bCs w:val="0"/>
+          <w:color w:val="0F1115"/>
+          <w:sz w:val="28"/>
+          <w:szCs w:val="28"/>
+        </w:rPr>
+        <w:t>Принципы структурного подхода</w:t>
+      </w:r>
+      <w:r>
+        <w:rPr>
+          <w:rStyle w:val="a4"/>
+          <w:b w:val="0"/>
+          <w:bCs w:val="0"/>
+          <w:color w:val="0F1115"/>
+          <w:sz w:val="28"/>
+          <w:szCs w:val="28"/>
+        </w:rPr>
+        <w:t>:</w:t>
+      </w:r>
+      <w:r>
+        <w:rPr>
+          <w:b/>
+          <w:bCs/>
+          <w:color w:val="0F1115"/>
+          <w:sz w:val="28"/>
+          <w:szCs w:val="28"/>
+        </w:rPr>
+        <w:t xml:space="preserve"> </w:t>
+      </w:r>
+      <w:r>
+        <w:rPr>
+          <w:rStyle w:val="a4"/>
+          <w:b w:val="0"/>
+          <w:bCs w:val="0"/>
+          <w:color w:val="0F1115"/>
+          <w:sz w:val="28"/>
+          <w:szCs w:val="28"/>
+        </w:rPr>
+        <w:t>п</w:t>
+      </w:r>
+      <w:r>
+        <w:rPr>
+          <w:rStyle w:val="a4"/>
+          <w:b w:val="0"/>
+          <w:bCs w:val="0"/>
+          <w:color w:val="0F1115"/>
+          <w:sz w:val="28"/>
+          <w:szCs w:val="28"/>
+        </w:rPr>
+        <w:t>ринцип «разделяй и властвуй</w:t>
+      </w:r>
+      <w:r>
+        <w:rPr>
+          <w:rStyle w:val="a4"/>
+          <w:color w:val="0F1115"/>
+          <w:sz w:val="28"/>
+          <w:szCs w:val="28"/>
+        </w:rPr>
+        <w:t>»</w:t>
+      </w:r>
+      <w:r>
+        <w:rPr>
+          <w:rStyle w:val="a4"/>
+          <w:b w:val="0"/>
+          <w:bCs w:val="0"/>
+          <w:color w:val="0F1115"/>
+          <w:sz w:val="28"/>
+          <w:szCs w:val="28"/>
+        </w:rPr>
+        <w:t>:</w:t>
+      </w:r>
+      <w:r>
+        <w:rPr>
+          <w:color w:val="0F1115"/>
+          <w:sz w:val="28"/>
+          <w:szCs w:val="28"/>
+        </w:rPr>
+        <w:t> Разбиение сложной проблемы на множество простых, независимо решаемых задач</w:t>
+      </w:r>
+      <w:r>
+        <w:rPr>
+          <w:color w:val="0F1115"/>
+          <w:sz w:val="28"/>
+          <w:szCs w:val="28"/>
+        </w:rPr>
+        <w:t xml:space="preserve">, </w:t>
+      </w:r>
+      <w:r>
+        <w:rPr>
+          <w:rStyle w:val="a4"/>
+          <w:b w:val="0"/>
+          <w:bCs w:val="0"/>
+          <w:color w:val="0F1115"/>
+          <w:sz w:val="28"/>
+          <w:szCs w:val="28"/>
+        </w:rPr>
+        <w:t>п</w:t>
+      </w:r>
+      <w:r>
+        <w:rPr>
+          <w:rStyle w:val="a4"/>
+          <w:b w:val="0"/>
+          <w:bCs w:val="0"/>
+          <w:color w:val="0F1115"/>
+          <w:sz w:val="28"/>
+          <w:szCs w:val="28"/>
+        </w:rPr>
+        <w:t>ринцип иерархического упорядочивания:</w:t>
+      </w:r>
+      <w:r>
+        <w:rPr>
+          <w:color w:val="0F1115"/>
+          <w:sz w:val="28"/>
+          <w:szCs w:val="28"/>
+        </w:rPr>
+        <w:t> Организация составных частей системы в древовидные иерархические структуры (на каждом уровне — новая детализация)</w:t>
+      </w:r>
+      <w:r>
+        <w:rPr>
+          <w:color w:val="0F1115"/>
+          <w:sz w:val="28"/>
+          <w:szCs w:val="28"/>
+        </w:rPr>
+        <w:t xml:space="preserve">, </w:t>
+      </w:r>
+      <w:r>
+        <w:rPr>
+          <w:rStyle w:val="a4"/>
+          <w:b w:val="0"/>
+          <w:bCs w:val="0"/>
+          <w:color w:val="0F1115"/>
+          <w:sz w:val="28"/>
+          <w:szCs w:val="28"/>
+        </w:rPr>
+        <w:t>п</w:t>
+      </w:r>
+      <w:r>
+        <w:rPr>
+          <w:rStyle w:val="a4"/>
+          <w:b w:val="0"/>
+          <w:bCs w:val="0"/>
+          <w:color w:val="0F1115"/>
+          <w:sz w:val="28"/>
+          <w:szCs w:val="28"/>
+        </w:rPr>
+        <w:t>ринцип абстрагирования:</w:t>
+      </w:r>
+      <w:r>
+        <w:rPr>
+          <w:color w:val="0F1115"/>
+          <w:sz w:val="28"/>
+          <w:szCs w:val="28"/>
+        </w:rPr>
+        <w:t> Выделение существенных аспектов системы и отвлечение от несущественных на каждом уровне рассмотрения</w:t>
+      </w:r>
+      <w:r>
+        <w:rPr>
+          <w:color w:val="0F1115"/>
+          <w:sz w:val="28"/>
+          <w:szCs w:val="28"/>
+        </w:rPr>
+        <w:t xml:space="preserve">, </w:t>
+      </w:r>
+      <w:r>
+        <w:rPr>
+          <w:rStyle w:val="a4"/>
+          <w:b w:val="0"/>
+          <w:bCs w:val="0"/>
+          <w:color w:val="0F1115"/>
+          <w:sz w:val="28"/>
+          <w:szCs w:val="28"/>
+        </w:rPr>
+        <w:t>п</w:t>
+      </w:r>
+      <w:r>
+        <w:rPr>
+          <w:rStyle w:val="a4"/>
+          <w:b w:val="0"/>
+          <w:bCs w:val="0"/>
+          <w:color w:val="0F1115"/>
+          <w:sz w:val="28"/>
+          <w:szCs w:val="28"/>
+        </w:rPr>
+        <w:t>ринцип формализации:</w:t>
+      </w:r>
+      <w:r>
+        <w:rPr>
+          <w:color w:val="0F1115"/>
+          <w:sz w:val="28"/>
+          <w:szCs w:val="28"/>
+        </w:rPr>
+        <w:t> </w:t>
+      </w:r>
+      <w:r>
+        <w:rPr>
+          <w:color w:val="0F1115"/>
+          <w:sz w:val="28"/>
+          <w:szCs w:val="28"/>
+        </w:rPr>
+        <w:t>с</w:t>
+      </w:r>
+      <w:r>
+        <w:rPr>
+          <w:color w:val="0F1115"/>
+          <w:sz w:val="28"/>
+          <w:szCs w:val="28"/>
+        </w:rPr>
+        <w:t>трогий методологический подход к анализу и проектированию с использованием четко определенных нотаций (например, диаграммы DFD, IDEF0, структурные карты)</w:t>
+      </w:r>
+      <w:r>
+        <w:rPr>
+          <w:color w:val="0F1115"/>
+          <w:sz w:val="28"/>
+          <w:szCs w:val="28"/>
+        </w:rPr>
+        <w:t xml:space="preserve">, </w:t>
+      </w:r>
+      <w:r>
+        <w:rPr>
+          <w:rStyle w:val="a4"/>
+          <w:b w:val="0"/>
+          <w:bCs w:val="0"/>
+          <w:color w:val="0F1115"/>
+          <w:sz w:val="28"/>
+          <w:szCs w:val="28"/>
+        </w:rPr>
+        <w:t>п</w:t>
+      </w:r>
+      <w:r>
+        <w:rPr>
+          <w:rStyle w:val="a4"/>
+          <w:b w:val="0"/>
+          <w:bCs w:val="0"/>
+          <w:color w:val="0F1115"/>
+          <w:sz w:val="28"/>
+          <w:szCs w:val="28"/>
+        </w:rPr>
+        <w:t xml:space="preserve">ринцип </w:t>
+      </w:r>
+      <w:r>
+        <w:rPr>
+          <w:rStyle w:val="a4"/>
+          <w:b w:val="0"/>
+          <w:bCs w:val="0"/>
+          <w:color w:val="0F1115"/>
+          <w:sz w:val="28"/>
+          <w:szCs w:val="28"/>
+        </w:rPr>
+        <w:lastRenderedPageBreak/>
+        <w:t>непротиворечивости:</w:t>
+      </w:r>
+      <w:r>
+        <w:rPr>
+          <w:color w:val="0F1115"/>
+          <w:sz w:val="28"/>
+          <w:szCs w:val="28"/>
+        </w:rPr>
+        <w:t> Согласованность и непротиворечивость элементов системы на всех уровнях детализации.</w:t>
+      </w:r>
+    </w:p>
+    <w:p>
+      <w:pPr>
+        <w:pStyle w:val="a3"/>
+        <w:numPr>
+          <w:ilvl w:val="0"/>
+          <w:numId w:val="4"/>
+        </w:numPr>
+        <w:spacing w:after="0" w:line="360" w:lineRule="auto"/>
+        <w:ind w:left="0" w:firstLine="709"/>
+        <w:jc w:val="both"/>
+        <w:rPr>
+          <w:rFonts w:ascii="Times New Roman" w:hAnsi="Times New Roman" w:cs="Times New Roman"/>
+          <w:bCs/>
+          <w:sz w:val="28"/>
+          <w:szCs w:val="28"/>
+        </w:rPr>
+      </w:pPr>
+      <w:r>
+        <w:rPr>
+          <w:rFonts w:ascii="Times New Roman" w:hAnsi="Times New Roman" w:cs="Times New Roman"/>
+          <w:bCs/>
+          <w:sz w:val="28"/>
+          <w:szCs w:val="28"/>
+        </w:rPr>
+        <w:t>Предметная область — это часть реального мира (сфера деятельности человека), которая представляет интерес для данного проекта и данные о которой необходимо отразить в информационной системе. Для кадрового агентства предметная область — это процессы найма, трудоустройства, компании-клиенты, соискатели и их взаимодействие.</w:t>
+      </w:r>
+    </w:p>
+    <w:p>
+      <w:pPr>
+        <w:pStyle w:val="a3"/>
+        <w:numPr>
+          <w:ilvl w:val="0"/>
+          <w:numId w:val="4"/>
+        </w:numPr>
+        <w:spacing w:after="0" w:line="360" w:lineRule="auto"/>
+        <w:ind w:left="0" w:firstLine="709"/>
+        <w:jc w:val="both"/>
+        <w:rPr>
+          <w:rFonts w:ascii="Times New Roman" w:hAnsi="Times New Roman" w:cs="Times New Roman"/>
+          <w:bCs/>
+          <w:sz w:val="28"/>
+          <w:szCs w:val="28"/>
+        </w:rPr>
+      </w:pPr>
+      <w:r>
+        <w:rPr>
+          <w:rFonts w:ascii="Times New Roman" w:hAnsi="Times New Roman" w:cs="Times New Roman"/>
+          <w:color w:val="0F1115"/>
+          <w:sz w:val="28"/>
+          <w:szCs w:val="28"/>
+        </w:rPr>
+        <w:t>Анализ предметной области проводится с целью:</w:t>
+      </w:r>
+      <w:r>
+        <w:rPr>
+          <w:rFonts w:ascii="Times New Roman" w:hAnsi="Times New Roman" w:cs="Times New Roman"/>
+          <w:color w:val="0F1115"/>
+          <w:sz w:val="28"/>
+          <w:szCs w:val="28"/>
+        </w:rPr>
+        <w:t xml:space="preserve"> п</w:t>
+      </w:r>
+      <w:r>
+        <w:rPr>
+          <w:rStyle w:val="a4"/>
+          <w:rFonts w:ascii="Times New Roman" w:hAnsi="Times New Roman" w:cs="Times New Roman"/>
+          <w:b w:val="0"/>
+          <w:bCs w:val="0"/>
+          <w:color w:val="0F1115"/>
+          <w:sz w:val="28"/>
+          <w:szCs w:val="28"/>
+        </w:rPr>
+        <w:t>онять заказчика:</w:t>
+      </w:r>
+      <w:r>
+        <w:rPr>
+          <w:rFonts w:ascii="Times New Roman" w:hAnsi="Times New Roman" w:cs="Times New Roman"/>
+          <w:b/>
+          <w:bCs/>
+          <w:color w:val="0F1115"/>
+          <w:sz w:val="28"/>
+          <w:szCs w:val="28"/>
+        </w:rPr>
+        <w:t> </w:t>
+      </w:r>
+      <w:r>
+        <w:rPr>
+          <w:rFonts w:ascii="Times New Roman" w:hAnsi="Times New Roman" w:cs="Times New Roman"/>
+          <w:color w:val="0F1115"/>
+          <w:sz w:val="28"/>
+          <w:szCs w:val="28"/>
+        </w:rPr>
+        <w:t>в</w:t>
+      </w:r>
+      <w:r>
+        <w:rPr>
+          <w:rFonts w:ascii="Times New Roman" w:hAnsi="Times New Roman" w:cs="Times New Roman"/>
+          <w:color w:val="0F1115"/>
+          <w:sz w:val="28"/>
+          <w:szCs w:val="28"/>
+        </w:rPr>
+        <w:t>ыявить истинные потребности пользователей будущей системы</w:t>
+      </w:r>
+      <w:r>
+        <w:rPr>
+          <w:rFonts w:ascii="Times New Roman" w:hAnsi="Times New Roman" w:cs="Times New Roman"/>
+          <w:color w:val="0F1115"/>
+          <w:sz w:val="28"/>
+          <w:szCs w:val="28"/>
+        </w:rPr>
+        <w:t xml:space="preserve">; </w:t>
+      </w:r>
+      <w:r>
+        <w:rPr>
+          <w:rStyle w:val="a4"/>
+          <w:rFonts w:ascii="Times New Roman" w:hAnsi="Times New Roman" w:cs="Times New Roman"/>
+          <w:b w:val="0"/>
+          <w:bCs w:val="0"/>
+          <w:color w:val="0F1115"/>
+          <w:sz w:val="28"/>
+          <w:szCs w:val="28"/>
+        </w:rPr>
+        <w:t>о</w:t>
+      </w:r>
+      <w:r>
+        <w:rPr>
+          <w:rStyle w:val="a4"/>
+          <w:rFonts w:ascii="Times New Roman" w:hAnsi="Times New Roman" w:cs="Times New Roman"/>
+          <w:b w:val="0"/>
+          <w:bCs w:val="0"/>
+          <w:color w:val="0F1115"/>
+          <w:sz w:val="28"/>
+          <w:szCs w:val="28"/>
+        </w:rPr>
+        <w:t>пределить границы системы:</w:t>
+      </w:r>
+      <w:r>
+        <w:rPr>
+          <w:rFonts w:ascii="Times New Roman" w:hAnsi="Times New Roman" w:cs="Times New Roman"/>
+          <w:b/>
+          <w:bCs/>
+          <w:color w:val="0F1115"/>
+          <w:sz w:val="28"/>
+          <w:szCs w:val="28"/>
+        </w:rPr>
+        <w:t> </w:t>
+      </w:r>
+      <w:r>
+        <w:rPr>
+          <w:rFonts w:ascii="Times New Roman" w:hAnsi="Times New Roman" w:cs="Times New Roman"/>
+          <w:color w:val="0F1115"/>
+          <w:sz w:val="28"/>
+          <w:szCs w:val="28"/>
+        </w:rPr>
+        <w:t>п</w:t>
+      </w:r>
+      <w:r>
+        <w:rPr>
+          <w:rFonts w:ascii="Times New Roman" w:hAnsi="Times New Roman" w:cs="Times New Roman"/>
+          <w:color w:val="0F1115"/>
+          <w:sz w:val="28"/>
+          <w:szCs w:val="28"/>
+        </w:rPr>
+        <w:t>онять, что система должна делать, а что выходит за её рамки</w:t>
+      </w:r>
+      <w:r>
+        <w:rPr>
+          <w:rFonts w:ascii="Times New Roman" w:hAnsi="Times New Roman" w:cs="Times New Roman"/>
+          <w:color w:val="0F1115"/>
+          <w:sz w:val="28"/>
+          <w:szCs w:val="28"/>
+        </w:rPr>
+        <w:t xml:space="preserve">; </w:t>
+      </w:r>
+      <w:r>
+        <w:rPr>
+          <w:rStyle w:val="a4"/>
+          <w:rFonts w:ascii="Times New Roman" w:hAnsi="Times New Roman" w:cs="Times New Roman"/>
+          <w:b w:val="0"/>
+          <w:bCs w:val="0"/>
+          <w:color w:val="0F1115"/>
+          <w:sz w:val="28"/>
+          <w:szCs w:val="28"/>
+        </w:rPr>
+        <w:t>в</w:t>
+      </w:r>
+      <w:r>
+        <w:rPr>
+          <w:rStyle w:val="a4"/>
+          <w:rFonts w:ascii="Times New Roman" w:hAnsi="Times New Roman" w:cs="Times New Roman"/>
+          <w:b w:val="0"/>
+          <w:bCs w:val="0"/>
+          <w:color w:val="0F1115"/>
+          <w:sz w:val="28"/>
+          <w:szCs w:val="28"/>
+        </w:rPr>
+        <w:t>ыявить сущности:</w:t>
+      </w:r>
+      <w:r>
+        <w:rPr>
+          <w:rFonts w:ascii="Times New Roman" w:hAnsi="Times New Roman" w:cs="Times New Roman"/>
+          <w:color w:val="0F1115"/>
+          <w:sz w:val="28"/>
+          <w:szCs w:val="28"/>
+        </w:rPr>
+        <w:t> </w:t>
+      </w:r>
+      <w:r>
+        <w:rPr>
+          <w:rFonts w:ascii="Times New Roman" w:hAnsi="Times New Roman" w:cs="Times New Roman"/>
+          <w:color w:val="0F1115"/>
+          <w:sz w:val="28"/>
+          <w:szCs w:val="28"/>
+        </w:rPr>
+        <w:t>о</w:t>
+      </w:r>
+      <w:r>
+        <w:rPr>
+          <w:rFonts w:ascii="Times New Roman" w:hAnsi="Times New Roman" w:cs="Times New Roman"/>
+          <w:color w:val="0F1115"/>
+          <w:sz w:val="28"/>
+          <w:szCs w:val="28"/>
+        </w:rPr>
+        <w:t>пределить ключевые объекты (Клиент, Вакансия, Резюме) и связи между ними</w:t>
+      </w:r>
+      <w:r>
+        <w:rPr>
+          <w:rFonts w:ascii="Times New Roman" w:hAnsi="Times New Roman" w:cs="Times New Roman"/>
+          <w:color w:val="0F1115"/>
+          <w:sz w:val="28"/>
+          <w:szCs w:val="28"/>
+        </w:rPr>
+        <w:t xml:space="preserve">; </w:t>
+      </w:r>
+      <w:r>
+        <w:rPr>
+          <w:rStyle w:val="a4"/>
+          <w:rFonts w:ascii="Times New Roman" w:hAnsi="Times New Roman" w:cs="Times New Roman"/>
+          <w:b w:val="0"/>
+          <w:bCs w:val="0"/>
+          <w:color w:val="0F1115"/>
+          <w:sz w:val="28"/>
+          <w:szCs w:val="28"/>
+        </w:rPr>
+        <w:t>с</w:t>
+      </w:r>
+      <w:r>
+        <w:rPr>
+          <w:rStyle w:val="a4"/>
+          <w:rFonts w:ascii="Times New Roman" w:hAnsi="Times New Roman" w:cs="Times New Roman"/>
+          <w:b w:val="0"/>
+          <w:bCs w:val="0"/>
+          <w:color w:val="0F1115"/>
+          <w:sz w:val="28"/>
+          <w:szCs w:val="28"/>
+        </w:rPr>
+        <w:t>формулировать требования:</w:t>
+      </w:r>
+      <w:r>
+        <w:rPr>
+          <w:rFonts w:ascii="Times New Roman" w:hAnsi="Times New Roman" w:cs="Times New Roman"/>
+          <w:color w:val="0F1115"/>
+          <w:sz w:val="28"/>
+          <w:szCs w:val="28"/>
+        </w:rPr>
+        <w:t> </w:t>
+      </w:r>
+      <w:r>
+        <w:rPr>
+          <w:rFonts w:ascii="Times New Roman" w:hAnsi="Times New Roman" w:cs="Times New Roman"/>
+          <w:color w:val="0F1115"/>
+          <w:sz w:val="28"/>
+          <w:szCs w:val="28"/>
+          <w:lang w:val="en-US"/>
+        </w:rPr>
+        <w:t>c</w:t>
+      </w:r>
+      <w:r>
+        <w:rPr>
+          <w:rFonts w:ascii="Times New Roman" w:hAnsi="Times New Roman" w:cs="Times New Roman"/>
+          <w:color w:val="0F1115"/>
+          <w:sz w:val="28"/>
+          <w:szCs w:val="28"/>
+        </w:rPr>
+        <w:t>оставить техническое задание, на основе которого будет строиться вся дальнейшая работа. Это фундамент для успешного проектирования</w:t>
+      </w:r>
+      <w:r>
+        <w:rPr>
+          <w:rFonts w:ascii="Times New Roman" w:hAnsi="Times New Roman" w:cs="Times New Roman"/>
+          <w:color w:val="0F1115"/>
+          <w:sz w:val="28"/>
+          <w:szCs w:val="28"/>
+        </w:rPr>
+        <w:t>;</w:t>
+      </w:r>
+    </w:p>
+    <w:p>
+      <w:pPr>
+        <w:pStyle w:val="a3"/>
+        <w:spacing w:after="0" w:line="360" w:lineRule="auto"/>
+        <w:ind w:left="709"/>
+        <w:jc w:val="both"/>
+        <w:rPr>
+          <w:rFonts w:ascii="Times New Roman" w:hAnsi="Times New Roman" w:cs="Times New Roman"/>
+          <w:bCs/>
+          <w:sz w:val="28"/>
+          <w:szCs w:val="28"/>
+        </w:rPr>
+      </w:pPr>
+    </w:p>
+    <w:p>
+      <w:pPr>
+        <w:spacing w:after="0" w:line="360" w:lineRule="auto"/>
+        <w:ind w:firstLine="709"/>
+        <w:jc w:val="both"/>
+        <w:rPr>
+          <w:rFonts w:ascii="Times New Roman" w:hAnsi="Times New Roman" w:cs="Times New Roman"/>
+          <w:b/>
+          <w:sz w:val="28"/>
+          <w:szCs w:val="28"/>
+        </w:rPr>
+      </w:pPr>
+    </w:p>
+    <w:p>
+      <w:pPr>
+        <w:spacing w:after="0" w:line="360" w:lineRule="auto"/>
+        <w:ind w:firstLine="709"/>
+        <w:jc w:val="both"/>
+        <w:rPr>
+          <w:rFonts w:ascii="Times New Roman" w:hAnsi="Times New Roman" w:cs="Times New Roman"/>
+          <w:b/>
+          <w:sz w:val="28"/>
+          <w:szCs w:val="28"/>
+        </w:rPr>
+      </w:pPr>
+    </w:p>
+    <w:p>
+      <w:pPr>
+        <w:spacing w:after="0" w:line="360" w:lineRule="auto"/>
+        <w:ind w:firstLine="709"/>
+        <w:jc w:val="both"/>
+        <w:rPr>
+          <w:rFonts w:ascii="Times New Roman" w:hAnsi="Times New Roman" w:cs="Times New Roman"/>
+          <w:b/>
+          <w:sz w:val="28"/>
+          <w:szCs w:val="28"/>
+        </w:rPr>
+      </w:pPr>
+    </w:p>
+    <w:p>
+      <w:pPr>
+        <w:spacing w:after="0" w:line="360" w:lineRule="auto"/>
+        <w:ind w:firstLine="709"/>
+        <w:jc w:val="both"/>
+        <w:rPr>
+          <w:rFonts w:ascii="Times New Roman" w:hAnsi="Times New Roman" w:cs="Times New Roman"/>
+          <w:b/>
+          <w:sz w:val="28"/>
+          <w:szCs w:val="28"/>
+        </w:rPr>
+      </w:pPr>
+    </w:p>
+    <w:p>
+      <w:pPr>
+        <w:spacing w:after="0" w:line="360" w:lineRule="auto"/>
+        <w:ind w:firstLine="709"/>
+        <w:jc w:val="both"/>
+        <w:rPr>
+          <w:rFonts w:ascii="Times New Roman" w:hAnsi="Times New Roman" w:cs="Times New Roman"/>
+          <w:b/>
+          <w:sz w:val="28"/>
+          <w:szCs w:val="28"/>
+        </w:rPr>
+      </w:pPr>
+    </w:p>
+    <w:p>
+      <w:pPr>
+        <w:spacing w:after="0" w:line="360" w:lineRule="auto"/>
+        <w:ind w:firstLine="709"/>
+        <w:jc w:val="both"/>
+        <w:rPr>
+          <w:rFonts w:ascii="Times New Roman" w:hAnsi="Times New Roman" w:cs="Times New Roman"/>
+          <w:b/>
+          <w:sz w:val="28"/>
+          <w:szCs w:val="28"/>
+        </w:rPr>
+      </w:pPr>
+    </w:p>
+    <w:p>
+      <w:pPr>
+        <w:spacing w:after="0" w:line="360" w:lineRule="auto"/>
+        <w:ind w:firstLine="709"/>
+        <w:jc w:val="both"/>
+        <w:rPr>
+          <w:rFonts w:ascii="Times New Roman" w:hAnsi="Times New Roman" w:cs="Times New Roman"/>
+          <w:b/>
+          <w:sz w:val="28"/>
+          <w:szCs w:val="28"/>
+        </w:rPr>
+      </w:pPr>
+    </w:p>
+    <w:p>
+      <w:pPr>
+        <w:spacing w:after="0" w:line="360" w:lineRule="auto"/>
+        <w:ind w:firstLine="709"/>
+        <w:jc w:val="both"/>
+        <w:rPr>
+          <w:rFonts w:ascii="Times New Roman" w:hAnsi="Times New Roman" w:cs="Times New Roman"/>
+          <w:b/>
+          <w:sz w:val="28"/>
+          <w:szCs w:val="28"/>
+        </w:rPr>
+      </w:pPr>
+    </w:p>
+    <w:p>
+      <w:pPr>
+        <w:spacing w:after="0" w:line="360" w:lineRule="auto"/>
+        <w:ind w:firstLine="709"/>
+        <w:jc w:val="both"/>
+        <w:rPr>
+          <w:rFonts w:ascii="Times New Roman" w:hAnsi="Times New Roman" w:cs="Times New Roman"/>
+          <w:b/>
+          <w:sz w:val="28"/>
+          <w:szCs w:val="28"/>
+        </w:rPr>
+      </w:pPr>
+    </w:p>
+    <w:p>
+      <w:pPr>
+        <w:spacing w:after="0" w:line="360" w:lineRule="auto"/>
+        <w:ind w:firstLine="709"/>
+        <w:jc w:val="both"/>
+        <w:rPr>
+          <w:rFonts w:ascii="Times New Roman" w:hAnsi="Times New Roman" w:cs="Times New Roman"/>
+          <w:b/>
+          <w:sz w:val="28"/>
+          <w:szCs w:val="28"/>
+        </w:rPr>
+      </w:pPr>
+    </w:p>
+    <w:p>
+      <w:pPr>
+        <w:spacing w:after="0" w:line="360" w:lineRule="auto"/>
+        <w:ind w:firstLine="709"/>
+        <w:jc w:val="both"/>
+        <w:rPr>
+          <w:rFonts w:ascii="Times New Roman" w:hAnsi="Times New Roman" w:cs="Times New Roman"/>
+          <w:b/>
+          <w:sz w:val="28"/>
+          <w:szCs w:val="28"/>
+        </w:rPr>
+      </w:pPr>
+    </w:p>
+    <w:p>
+      <w:pPr>
+        <w:spacing w:after="0" w:line="360" w:lineRule="auto"/>
+        <w:ind w:firstLine="709"/>
+        <w:jc w:val="both"/>
+        <w:rPr>
+          <w:rFonts w:ascii="Times New Roman" w:hAnsi="Times New Roman" w:cs="Times New Roman"/>
+          <w:b/>
+          <w:sz w:val="28"/>
+          <w:szCs w:val="28"/>
+        </w:rPr>
+      </w:pPr>
+    </w:p>
+    <w:p>
+      <w:pPr>
+        <w:spacing w:after="0" w:line="360" w:lineRule="auto"/>
+        <w:ind w:firstLine="709"/>
+        <w:jc w:val="both"/>
+        <w:rPr>
+          <w:rFonts w:ascii="Times New Roman" w:hAnsi="Times New Roman" w:cs="Times New Roman"/>
+          <w:b/>
+          <w:sz w:val="28"/>
+          <w:szCs w:val="28"/>
+        </w:rPr>
+      </w:pPr>
+    </w:p>
+    <w:p>
+      <w:pPr>
+        <w:spacing w:after="0" w:line="360" w:lineRule="auto"/>
+        <w:ind w:firstLine="709"/>
+        <w:jc w:val="both"/>
+        <w:rPr>
+          <w:rFonts w:ascii="Times New Roman" w:hAnsi="Times New Roman" w:cs="Times New Roman"/>
+          <w:b/>
+          <w:sz w:val="28"/>
+          <w:szCs w:val="28"/>
+        </w:rPr>
+      </w:pPr>
+    </w:p>
+    <w:p>
+      <w:pPr>
+        <w:spacing w:after="0" w:line="360" w:lineRule="auto"/>
         <w:ind w:firstLine="709"/>
         <w:jc w:val="both"/>
         <w:rPr>
@@ -2882,8 +3751,98 @@
 </file>
 
 <file path=word/numbering.xml><?xml version="1.0" encoding="utf-8"?>
-<w:numbering xmlns:wpc="http://schemas.microsoft.com/office/word/2010/wordprocessingCanvas" xmlns:cx="http://schemas.microsoft.com/office/drawing/2014/chartex" xmlns:cx1="http://schemas.microsoft.com/office/drawing/2015/9/8/chartex" xmlns:mc="http://schemas.openxmlformats.org/markup-compatibility/2006" xmlns:o="urn:schemas-microsoft-com:office:office" xmlns:r="http://schemas.openxmlformats.org/officeDocument/2006/relationships" xmlns:m="http://schemas.openxmlformats.org/officeDocument/2006/math" xmlns:v="urn:schemas-microsoft-com:vml" xmlns:wp14="http://schemas.microsoft.com/office/word/2010/wordprocessingDrawing" xmlns:wp="http://schemas.openxmlformats.org/drawingml/2006/wordprocessingDrawing" xmlns:w10="urn:schemas-microsoft-com:office:word" xmlns:w="http://schemas.openxmlformats.org/wordprocessingml/2006/main" xmlns:w14="http://schemas.microsoft.com/office/word/2010/wordml" xmlns:w15="http://schemas.microsoft.com/office/word/2012/wordml" xmlns:w16se="http://schemas.microsoft.com/office/word/2015/wordml/symex" xmlns:wpg="http://schemas.microsoft.com/office/word/2010/wordprocessingGroup" xmlns:wpi="http://schemas.microsoft.com/office/word/2010/wordprocessingInk" xmlns:wne="http://schemas.microsoft.com/office/word/2006/wordml" xmlns:wps="http://schemas.microsoft.com/office/word/2010/wordprocessingShape" mc:Ignorable="w14 w15 w16se wp14">
+<w:numbering xmlns:wpc="http://schemas.microsoft.com/office/word/2010/wordprocessingCanvas" xmlns:cx="http://schemas.microsoft.com/office/drawing/2014/chartex" xmlns:cx1="http://schemas.microsoft.com/office/drawing/2015/9/8/chartex" xmlns:cx2="http://schemas.microsoft.com/office/drawing/2015/10/21/chartex" xmlns:cx3="http://schemas.microsoft.com/office/drawing/2016/5/9/chartex" xmlns:cx4="http://schemas.microsoft.com/office/drawing/2016/5/10/chartex" xmlns:cx5="http://schemas.microsoft.com/office/drawing/2016/5/11/chartex" xmlns:cx6="http://schemas.microsoft.com/office/drawing/2016/5/12/chartex" xmlns:cx7="http://schemas.microsoft.com/office/drawing/2016/5/13/chartex" xmlns:cx8="http://schemas.microsoft.com/office/drawing/2016/5/14/chartex" xmlns:mc="http://schemas.openxmlformats.org/markup-compatibility/2006" xmlns:aink="http://schemas.microsoft.com/office/drawing/2016/ink" xmlns:am3d="http://schemas.microsoft.com/office/drawing/2017/model3d" xmlns:o="urn:schemas-microsoft-com:office:office" xmlns:r="http://schemas.openxmlformats.org/officeDocument/2006/relationships" xmlns:m="http://schemas.openxmlformats.org/officeDocument/2006/math" xmlns:v="urn:schemas-microsoft-com:vml" xmlns:wp14="http://schemas.microsoft.com/office/word/2010/wordprocessingDrawing" xmlns:wp="http://schemas.openxmlformats.org/drawingml/2006/wordprocessingDrawing" xmlns:w10="urn:schemas-microsoft-com:office:word" xmlns:w="http://schemas.openxmlformats.org/wordprocessingml/2006/main" xmlns:w14="http://schemas.microsoft.com/office/word/2010/wordml" xmlns:w15="http://schemas.microsoft.com/office/word/2012/wordml" xmlns:w16cex="http://schemas.microsoft.com/office/word/2018/wordml/cex" xmlns:w16cid="http://schemas.microsoft.com/office/word/2016/wordml/cid" xmlns:w16="http://schemas.microsoft.com/office/word/2018/wordml" xmlns:w16sdtdh="http://schemas.microsoft.com/office/word/2020/wordml/sdtdatahash" xmlns:w16se="http://schemas.microsoft.com/office/word/2015/wordml/symex" xmlns:wpg="http://schemas.microsoft.com/office/word/2010/wordprocessingGroup" xmlns:wpi="http://schemas.microsoft.com/office/word/2010/wordprocessingInk" xmlns:wne="http://schemas.microsoft.com/office/word/2006/wordml" xmlns:wps="http://schemas.microsoft.com/office/word/2010/wordprocessingShape" mc:Ignorable="w14 w15 w16se w16cid w16 w16cex w16sdtdh wp14">
   <w:abstractNum w:abstractNumId="0" w15:restartNumberingAfterBreak="0">
+    <w:nsid w:val="06E52275"/>
+    <w:multiLevelType w:val="hybridMultilevel"/>
+    <w:tmpl w:val="34867F52"/>
+    <w:lvl w:ilvl="0" w:tplc="D8E20F60">
+      <w:start w:val="1"/>
+      <w:numFmt w:val="decimal"/>
+      <w:lvlText w:val="%1."/>
+      <w:lvlJc w:val="left"/>
+      <w:pPr>
+        <w:ind w:left="1429" w:hanging="360"/>
+      </w:pPr>
+      <w:rPr>
+        <w:b w:val="0"/>
+        <w:bCs w:val="0"/>
+      </w:rPr>
+    </w:lvl>
+    <w:lvl w:ilvl="1" w:tplc="04190019">
+      <w:start w:val="1"/>
+      <w:numFmt w:val="lowerLetter"/>
+      <w:lvlText w:val="%2."/>
+      <w:lvlJc w:val="left"/>
+      <w:pPr>
+        <w:ind w:left="2149" w:hanging="360"/>
+      </w:pPr>
+    </w:lvl>
+    <w:lvl w:ilvl="2" w:tplc="0419001B" w:tentative="1">
+      <w:start w:val="1"/>
+      <w:numFmt w:val="lowerRoman"/>
+      <w:lvlText w:val="%3."/>
+      <w:lvlJc w:val="right"/>
+      <w:pPr>
+        <w:ind w:left="2869" w:hanging="180"/>
+      </w:pPr>
+    </w:lvl>
+    <w:lvl w:ilvl="3" w:tplc="0419000F" w:tentative="1">
+      <w:start w:val="1"/>
+      <w:numFmt w:val="decimal"/>
+      <w:lvlText w:val="%4."/>
+      <w:lvlJc w:val="left"/>
+      <w:pPr>
+        <w:ind w:left="3589" w:hanging="360"/>
+      </w:pPr>
+    </w:lvl>
+    <w:lvl w:ilvl="4" w:tplc="04190019" w:tentative="1">
+      <w:start w:val="1"/>
+      <w:numFmt w:val="lowerLetter"/>
+      <w:lvlText w:val="%5."/>
+      <w:lvlJc w:val="left"/>
+      <w:pPr>
+        <w:ind w:left="4309" w:hanging="360"/>
+      </w:pPr>
+    </w:lvl>
+    <w:lvl w:ilvl="5" w:tplc="0419001B" w:tentative="1">
+      <w:start w:val="1"/>
+      <w:numFmt w:val="lowerRoman"/>
+      <w:lvlText w:val="%6."/>
+      <w:lvlJc w:val="right"/>
+      <w:pPr>
+        <w:ind w:left="5029" w:hanging="180"/>
+      </w:pPr>
+    </w:lvl>
+    <w:lvl w:ilvl="6" w:tplc="0419000F" w:tentative="1">
+      <w:start w:val="1"/>
+      <w:numFmt w:val="decimal"/>
+      <w:lvlText w:val="%7."/>
+      <w:lvlJc w:val="left"/>
+      <w:pPr>
+        <w:ind w:left="5749" w:hanging="360"/>
+      </w:pPr>
+    </w:lvl>
+    <w:lvl w:ilvl="7" w:tplc="04190019" w:tentative="1">
+      <w:start w:val="1"/>
+      <w:numFmt w:val="lowerLetter"/>
+      <w:lvlText w:val="%8."/>
+      <w:lvlJc w:val="left"/>
+      <w:pPr>
+        <w:ind w:left="6469" w:hanging="360"/>
+      </w:pPr>
+    </w:lvl>
+    <w:lvl w:ilvl="8" w:tplc="0419001B" w:tentative="1">
+      <w:start w:val="1"/>
+      <w:numFmt w:val="lowerRoman"/>
+      <w:lvlText w:val="%9."/>
+      <w:lvlJc w:val="right"/>
+      <w:pPr>
+        <w:ind w:left="7189" w:hanging="180"/>
+      </w:pPr>
+    </w:lvl>
+  </w:abstractNum>
+  <w:abstractNum w:abstractNumId="1" w15:restartNumberingAfterBreak="0">
     <w:nsid w:val="0A6B5A46"/>
     <w:multiLevelType w:val="multilevel"/>
     <w:tmpl w:val="F3F0F410"/>
@@ -3032,7 +3991,156 @@
       </w:rPr>
     </w:lvl>
   </w:abstractNum>
-  <w:abstractNum w:abstractNumId="1" w15:restartNumberingAfterBreak="0">
+  <w:abstractNum w:abstractNumId="2" w15:restartNumberingAfterBreak="0">
+    <w:nsid w:val="10AA0511"/>
+    <w:multiLevelType w:val="multilevel"/>
+    <w:tmpl w:val="26920B96"/>
+    <w:lvl w:ilvl="0">
+      <w:start w:val="1"/>
+      <w:numFmt w:val="bullet"/>
+      <w:lvlText w:val=""/>
+      <w:lvlJc w:val="left"/>
+      <w:pPr>
+        <w:tabs>
+          <w:tab w:val="num" w:pos="720"/>
+        </w:tabs>
+        <w:ind w:left="720" w:hanging="360"/>
+      </w:pPr>
+      <w:rPr>
+        <w:rFonts w:ascii="Symbol" w:hAnsi="Symbol" w:hint="default"/>
+        <w:sz w:val="20"/>
+      </w:rPr>
+    </w:lvl>
+    <w:lvl w:ilvl="1" w:tentative="1">
+      <w:start w:val="1"/>
+      <w:numFmt w:val="bullet"/>
+      <w:lvlText w:val="o"/>
+      <w:lvlJc w:val="left"/>
+      <w:pPr>
+        <w:tabs>
+          <w:tab w:val="num" w:pos="1440"/>
+        </w:tabs>
+        <w:ind w:left="1440" w:hanging="360"/>
+      </w:pPr>
+      <w:rPr>
+        <w:rFonts w:ascii="Courier New" w:hAnsi="Courier New" w:hint="default"/>
+        <w:sz w:val="20"/>
+      </w:rPr>
+    </w:lvl>
+    <w:lvl w:ilvl="2" w:tentative="1">
+      <w:start w:val="1"/>
+      <w:numFmt w:val="bullet"/>
+      <w:lvlText w:val=""/>
+      <w:lvlJc w:val="left"/>
+      <w:pPr>
+        <w:tabs>
+          <w:tab w:val="num" w:pos="2160"/>
+        </w:tabs>
+        <w:ind w:left="2160" w:hanging="360"/>
+      </w:pPr>
+      <w:rPr>
+        <w:rFonts w:ascii="Wingdings" w:hAnsi="Wingdings" w:hint="default"/>
+        <w:sz w:val="20"/>
+      </w:rPr>
+    </w:lvl>
+    <w:lvl w:ilvl="3" w:tentative="1">
+      <w:start w:val="1"/>
+      <w:numFmt w:val="bullet"/>
+      <w:lvlText w:val=""/>
+      <w:lvlJc w:val="left"/>
+      <w:pPr>
+        <w:tabs>
+          <w:tab w:val="num" w:pos="2880"/>
+        </w:tabs>
+        <w:ind w:left="2880" w:hanging="360"/>
+      </w:pPr>
+      <w:rPr>
+        <w:rFonts w:ascii="Wingdings" w:hAnsi="Wingdings" w:hint="default"/>
+        <w:sz w:val="20"/>
+      </w:rPr>
+    </w:lvl>
+    <w:lvl w:ilvl="4" w:tentative="1">
+      <w:start w:val="1"/>
+      <w:numFmt w:val="bullet"/>
+      <w:lvlText w:val=""/>
+      <w:lvlJc w:val="left"/>
+      <w:pPr>
+        <w:tabs>
+          <w:tab w:val="num" w:pos="3600"/>
+        </w:tabs>
+        <w:ind w:left="3600" w:hanging="360"/>
+      </w:pPr>
+      <w:rPr>
+        <w:rFonts w:ascii="Wingdings" w:hAnsi="Wingdings" w:hint="default"/>
+        <w:sz w:val="20"/>
+      </w:rPr>
+    </w:lvl>
+    <w:lvl w:ilvl="5" w:tentative="1">
+      <w:start w:val="1"/>
+      <w:numFmt w:val="bullet"/>
+      <w:lvlText w:val=""/>
+      <w:lvlJc w:val="left"/>
+      <w:pPr>
+        <w:tabs>
+          <w:tab w:val="num" w:pos="4320"/>
+        </w:tabs>
+        <w:ind w:left="4320" w:hanging="360"/>
+      </w:pPr>
+      <w:rPr>
+        <w:rFonts w:ascii="Wingdings" w:hAnsi="Wingdings" w:hint="default"/>
+        <w:sz w:val="20"/>
+      </w:rPr>
+    </w:lvl>
+    <w:lvl w:ilvl="6" w:tentative="1">
+      <w:start w:val="1"/>
+      <w:numFmt w:val="bullet"/>
+      <w:lvlText w:val=""/>
+      <w:lvlJc w:val="left"/>
+      <w:pPr>
+        <w:tabs>
+          <w:tab w:val="num" w:pos="5040"/>
+        </w:tabs>
+        <w:ind w:left="5040" w:hanging="360"/>
+      </w:pPr>
+      <w:rPr>
+        <w:rFonts w:ascii="Wingdings" w:hAnsi="Wingdings" w:hint="default"/>
+        <w:sz w:val="20"/>
+      </w:rPr>
+    </w:lvl>
+    <w:lvl w:ilvl="7" w:tentative="1">
+      <w:start w:val="1"/>
+      <w:numFmt w:val="bullet"/>
+      <w:lvlText w:val=""/>
+      <w:lvlJc w:val="left"/>
+      <w:pPr>
+        <w:tabs>
+          <w:tab w:val="num" w:pos="5760"/>
+        </w:tabs>
+        <w:ind w:left="5760" w:hanging="360"/>
+      </w:pPr>
+      <w:rPr>
+        <w:rFonts w:ascii="Wingdings" w:hAnsi="Wingdings" w:hint="default"/>
+        <w:sz w:val="20"/>
+      </w:rPr>
+    </w:lvl>
+    <w:lvl w:ilvl="8" w:tentative="1">
+      <w:start w:val="1"/>
+      <w:numFmt w:val="bullet"/>
+      <w:lvlText w:val=""/>
+      <w:lvlJc w:val="left"/>
+      <w:pPr>
+        <w:tabs>
+          <w:tab w:val="num" w:pos="6480"/>
+        </w:tabs>
+        <w:ind w:left="6480" w:hanging="360"/>
+      </w:pPr>
+      <w:rPr>
+        <w:rFonts w:ascii="Wingdings" w:hAnsi="Wingdings" w:hint="default"/>
+        <w:sz w:val="20"/>
+      </w:rPr>
+    </w:lvl>
+  </w:abstractNum>
+  <w:abstractNum w:abstractNumId="3" w15:restartNumberingAfterBreak="0">
     <w:nsid w:val="35774F5E"/>
     <w:multiLevelType w:val="hybridMultilevel"/>
     <w:tmpl w:val="01FEAB44"/>
@@ -3121,7 +4229,7 @@
       </w:pPr>
     </w:lvl>
   </w:abstractNum>
-  <w:abstractNum w:abstractNumId="2" w15:restartNumberingAfterBreak="0">
+  <w:abstractNum w:abstractNumId="4" w15:restartNumberingAfterBreak="0">
     <w:nsid w:val="5E813671"/>
     <w:multiLevelType w:val="hybridMultilevel"/>
     <w:tmpl w:val="9AD0896E"/>
@@ -3207,20 +4315,146 @@
       </w:pPr>
     </w:lvl>
   </w:abstractNum>
+  <w:abstractNum w:abstractNumId="5" w15:restartNumberingAfterBreak="0">
+    <w:nsid w:val="6E66007E"/>
+    <w:multiLevelType w:val="multilevel"/>
+    <w:tmpl w:val="FD1E1ED0"/>
+    <w:lvl w:ilvl="0">
+      <w:start w:val="1"/>
+      <w:numFmt w:val="decimal"/>
+      <w:lvlText w:val="%1."/>
+      <w:lvlJc w:val="left"/>
+      <w:pPr>
+        <w:tabs>
+          <w:tab w:val="num" w:pos="720"/>
+        </w:tabs>
+        <w:ind w:left="720" w:hanging="360"/>
+      </w:pPr>
+    </w:lvl>
+    <w:lvl w:ilvl="1">
+      <w:start w:val="1"/>
+      <w:numFmt w:val="bullet"/>
+      <w:lvlText w:val="o"/>
+      <w:lvlJc w:val="left"/>
+      <w:pPr>
+        <w:tabs>
+          <w:tab w:val="num" w:pos="1440"/>
+        </w:tabs>
+        <w:ind w:left="1440" w:hanging="360"/>
+      </w:pPr>
+      <w:rPr>
+        <w:rFonts w:ascii="Courier New" w:hAnsi="Courier New" w:hint="default"/>
+        <w:sz w:val="20"/>
+      </w:rPr>
+    </w:lvl>
+    <w:lvl w:ilvl="2" w:tentative="1">
+      <w:start w:val="1"/>
+      <w:numFmt w:val="decimal"/>
+      <w:lvlText w:val="%3."/>
+      <w:lvlJc w:val="left"/>
+      <w:pPr>
+        <w:tabs>
+          <w:tab w:val="num" w:pos="2160"/>
+        </w:tabs>
+        <w:ind w:left="2160" w:hanging="360"/>
+      </w:pPr>
+    </w:lvl>
+    <w:lvl w:ilvl="3" w:tentative="1">
+      <w:start w:val="1"/>
+      <w:numFmt w:val="decimal"/>
+      <w:lvlText w:val="%4."/>
+      <w:lvlJc w:val="left"/>
+      <w:pPr>
+        <w:tabs>
+          <w:tab w:val="num" w:pos="2880"/>
+        </w:tabs>
+        <w:ind w:left="2880" w:hanging="360"/>
+      </w:pPr>
+    </w:lvl>
+    <w:lvl w:ilvl="4" w:tentative="1">
+      <w:start w:val="1"/>
+      <w:numFmt w:val="decimal"/>
+      <w:lvlText w:val="%5."/>
+      <w:lvlJc w:val="left"/>
+      <w:pPr>
+        <w:tabs>
+          <w:tab w:val="num" w:pos="3600"/>
+        </w:tabs>
+        <w:ind w:left="3600" w:hanging="360"/>
+      </w:pPr>
+    </w:lvl>
+    <w:lvl w:ilvl="5" w:tentative="1">
+      <w:start w:val="1"/>
+      <w:numFmt w:val="decimal"/>
+      <w:lvlText w:val="%6."/>
+      <w:lvlJc w:val="left"/>
+      <w:pPr>
+        <w:tabs>
+          <w:tab w:val="num" w:pos="4320"/>
+        </w:tabs>
+        <w:ind w:left="4320" w:hanging="360"/>
+      </w:pPr>
+    </w:lvl>
+    <w:lvl w:ilvl="6" w:tentative="1">
+      <w:start w:val="1"/>
+      <w:numFmt w:val="decimal"/>
+      <w:lvlText w:val="%7."/>
+      <w:lvlJc w:val="left"/>
+      <w:pPr>
+        <w:tabs>
+          <w:tab w:val="num" w:pos="5040"/>
+        </w:tabs>
+        <w:ind w:left="5040" w:hanging="360"/>
+      </w:pPr>
+    </w:lvl>
+    <w:lvl w:ilvl="7" w:tentative="1">
+      <w:start w:val="1"/>
+      <w:numFmt w:val="decimal"/>
+      <w:lvlText w:val="%8."/>
+      <w:lvlJc w:val="left"/>
+      <w:pPr>
+        <w:tabs>
+          <w:tab w:val="num" w:pos="5760"/>
+        </w:tabs>
+        <w:ind w:left="5760" w:hanging="360"/>
+      </w:pPr>
+    </w:lvl>
+    <w:lvl w:ilvl="8" w:tentative="1">
+      <w:start w:val="1"/>
+      <w:numFmt w:val="decimal"/>
+      <w:lvlText w:val="%9."/>
+      <w:lvlJc w:val="left"/>
+      <w:pPr>
+        <w:tabs>
+          <w:tab w:val="num" w:pos="6480"/>
+        </w:tabs>
+        <w:ind w:left="6480" w:hanging="360"/>
+      </w:pPr>
+    </w:lvl>
+  </w:abstractNum>
   <w:num w:numId="1">
-    <w:abstractNumId w:val="2"/>
+    <w:abstractNumId w:val="4"/>
   </w:num>
   <w:num w:numId="2">
+    <w:abstractNumId w:val="3"/>
+  </w:num>
+  <w:num w:numId="3">
     <w:abstractNumId w:val="1"/>
   </w:num>
-  <w:num w:numId="3">
+  <w:num w:numId="4">
     <w:abstractNumId w:val="0"/>
+  </w:num>
+  <w:num w:numId="5">
+    <w:abstractNumId w:val="5"/>
+  </w:num>
+  <w:num w:numId="6">
+    <w:abstractNumId w:val="2"/>
   </w:num>
 </w:numbering>
 </file>
 
 <file path=word/styles.xml><?xml version="1.0" encoding="utf-8"?>
-<w:styles xmlns:mc="http://schemas.openxmlformats.org/markup-compatibility/2006" xmlns:r="http://schemas.openxmlformats.org/officeDocument/2006/relationships" xmlns:w="http://schemas.openxmlformats.org/wordprocessingml/2006/main" xmlns:w14="http://schemas.microsoft.com/office/word/2010/wordml" xmlns:w15="http://schemas.microsoft.com/office/word/2012/wordml" xmlns:w16se="http://schemas.microsoft.com/office/word/2015/wordml/symex" mc:Ignorable="w14 w15 w16se">
+<w:styles xmlns:mc="http://schemas.openxmlformats.org/markup-compatibility/2006" xmlns:r="http://schemas.openxmlformats.org/officeDocument/2006/relationships" xmlns:w="http://schemas.openxmlformats.org/wordprocessingml/2006/main" xmlns:w14="http://schemas.microsoft.com/office/word/2010/wordml" xmlns:w15="http://schemas.microsoft.com/office/word/2012/wordml" xmlns:w16cex="http://schemas.microsoft.com/office/word/2018/wordml/cex" xmlns:w16cid="http://schemas.microsoft.com/office/word/2016/wordml/cid" xmlns:w16="http://schemas.microsoft.com/office/word/2018/wordml" xmlns:w16sdtdh="http://schemas.microsoft.com/office/word/2020/wordml/sdtdatahash" xmlns:w16se="http://schemas.microsoft.com/office/word/2015/wordml/symex" mc:Ignorable="w14 w15 w16se w16cid w16 w16cex w16sdtdh">
   <w:docDefaults>
     <w:rPrDefault>
       <w:rPr>
@@ -3236,7 +4470,7 @@
       </w:pPr>
     </w:pPrDefault>
   </w:docDefaults>
-  <w:latentStyles w:defLockedState="0" w:defUIPriority="99" w:defSemiHidden="0" w:defUnhideWhenUsed="0" w:defQFormat="0" w:count="371">
+  <w:latentStyles w:defLockedState="0" w:defUIPriority="99" w:defSemiHidden="0" w:defUnhideWhenUsed="0" w:defQFormat="0" w:count="376">
     <w:lsdException w:name="Normal" w:uiPriority="0" w:qFormat="1"/>
     <w:lsdException w:name="heading 1" w:uiPriority="9" w:qFormat="1"/>
     <w:lsdException w:name="heading 2" w:semiHidden="1" w:uiPriority="9" w:unhideWhenUsed="1" w:qFormat="1"/>
@@ -3342,7 +4576,6 @@
     <w:lsdException w:name="HTML Sample" w:semiHidden="1" w:unhideWhenUsed="1"/>
     <w:lsdException w:name="HTML Typewriter" w:semiHidden="1" w:unhideWhenUsed="1"/>
     <w:lsdException w:name="HTML Variable" w:semiHidden="1" w:unhideWhenUsed="1"/>
-    <w:lsdException w:name="Normal Table" w:semiHidden="1" w:unhideWhenUsed="1"/>
     <w:lsdException w:name="annotation subject" w:semiHidden="1" w:unhideWhenUsed="1"/>
     <w:lsdException w:name="No List" w:semiHidden="1" w:unhideWhenUsed="1"/>
     <w:lsdException w:name="Outline List 1" w:semiHidden="1" w:unhideWhenUsed="1"/>
@@ -3385,11 +4618,8 @@
     <w:lsdException w:name="Table Contemporary" w:semiHidden="1" w:unhideWhenUsed="1"/>
     <w:lsdException w:name="Table Elegant" w:semiHidden="1" w:unhideWhenUsed="1"/>
     <w:lsdException w:name="Table Professional" w:semiHidden="1" w:unhideWhenUsed="1"/>
-    <w:lsdException w:name="Table Subtle 1" w:semiHidden="1" w:unhideWhenUsed="1"/>
     <w:lsdException w:name="Table Subtle 2" w:semiHidden="1" w:unhideWhenUsed="1"/>
     <w:lsdException w:name="Table Web 1" w:semiHidden="1" w:unhideWhenUsed="1"/>
-    <w:lsdException w:name="Table Web 2" w:semiHidden="1" w:unhideWhenUsed="1"/>
-    <w:lsdException w:name="Table Web 3" w:semiHidden="1" w:unhideWhenUsed="1"/>
     <w:lsdException w:name="Balloon Text" w:semiHidden="1" w:unhideWhenUsed="1"/>
     <w:lsdException w:name="Table Grid" w:uiPriority="39"/>
     <w:lsdException w:name="Table Theme" w:semiHidden="1" w:unhideWhenUsed="1"/>
@@ -3608,6 +4838,11 @@
     <w:lsdException w:name="List Table 5 Dark Accent 6" w:uiPriority="50"/>
     <w:lsdException w:name="List Table 6 Colorful Accent 6" w:uiPriority="51"/>
     <w:lsdException w:name="List Table 7 Colorful Accent 6" w:uiPriority="52"/>
+    <w:lsdException w:name="Mention" w:semiHidden="1" w:unhideWhenUsed="1"/>
+    <w:lsdException w:name="Smart Hyperlink" w:semiHidden="1" w:unhideWhenUsed="1"/>
+    <w:lsdException w:name="Hashtag" w:semiHidden="1" w:unhideWhenUsed="1"/>
+    <w:lsdException w:name="Unresolved Mention" w:semiHidden="1" w:unhideWhenUsed="1"/>
+    <w:lsdException w:name="Smart Link" w:semiHidden="1" w:unhideWhenUsed="1"/>
   </w:latentStyles>
   <w:style w:type="paragraph" w:default="1" w:styleId="a">
     <w:name w:val="Normal"/>
@@ -3620,6 +4855,7 @@
   <w:style w:type="character" w:default="1" w:styleId="a0">
     <w:name w:val="Default Paragraph Font"/>
     <w:uiPriority w:val="1"/>
+    <w:semiHidden/>
     <w:unhideWhenUsed/>
   </w:style>
   <w:style w:type="table" w:default="1" w:styleId="a1">
@@ -3683,7 +4919,7 @@
 </file>
 
 <file path=word/glossary/document.xml><?xml version="1.0" encoding="utf-8"?>
-<w:glossaryDocument xmlns:wpc="http://schemas.microsoft.com/office/word/2010/wordprocessingCanvas" xmlns:cx="http://schemas.microsoft.com/office/drawing/2014/chartex" xmlns:cx1="http://schemas.microsoft.com/office/drawing/2015/9/8/chartex" xmlns:mc="http://schemas.openxmlformats.org/markup-compatibility/2006" xmlns:o="urn:schemas-microsoft-com:office:office" xmlns:r="http://schemas.openxmlformats.org/officeDocument/2006/relationships" xmlns:m="http://schemas.openxmlformats.org/officeDocument/2006/math" xmlns:v="urn:schemas-microsoft-com:vml" xmlns:wp14="http://schemas.microsoft.com/office/word/2010/wordprocessingDrawing" xmlns:wp="http://schemas.openxmlformats.org/drawingml/2006/wordprocessingDrawing" xmlns:w10="urn:schemas-microsoft-com:office:word" xmlns:w="http://schemas.openxmlformats.org/wordprocessingml/2006/main" xmlns:w14="http://schemas.microsoft.com/office/word/2010/wordml" xmlns:w15="http://schemas.microsoft.com/office/word/2012/wordml" xmlns:w16se="http://schemas.microsoft.com/office/word/2015/wordml/symex" xmlns:wpg="http://schemas.microsoft.com/office/word/2010/wordprocessingGroup" xmlns:wpi="http://schemas.microsoft.com/office/word/2010/wordprocessingInk" xmlns:wne="http://schemas.microsoft.com/office/word/2006/wordml" xmlns:wps="http://schemas.microsoft.com/office/word/2010/wordprocessingShape" mc:Ignorable="w14 w15 w16se wp14">
+<w:glossaryDocument xmlns:wpc="http://schemas.microsoft.com/office/word/2010/wordprocessingCanvas" xmlns:cx="http://schemas.microsoft.com/office/drawing/2014/chartex" xmlns:cx1="http://schemas.microsoft.com/office/drawing/2015/9/8/chartex" xmlns:cx2="http://schemas.microsoft.com/office/drawing/2015/10/21/chartex" xmlns:cx3="http://schemas.microsoft.com/office/drawing/2016/5/9/chartex" xmlns:cx4="http://schemas.microsoft.com/office/drawing/2016/5/10/chartex" xmlns:cx5="http://schemas.microsoft.com/office/drawing/2016/5/11/chartex" xmlns:cx6="http://schemas.microsoft.com/office/drawing/2016/5/12/chartex" xmlns:cx7="http://schemas.microsoft.com/office/drawing/2016/5/13/chartex" xmlns:cx8="http://schemas.microsoft.com/office/drawing/2016/5/14/chartex" xmlns:mc="http://schemas.openxmlformats.org/markup-compatibility/2006" xmlns:aink="http://schemas.microsoft.com/office/drawing/2016/ink" xmlns:am3d="http://schemas.microsoft.com/office/drawing/2017/model3d" xmlns:o="urn:schemas-microsoft-com:office:office" xmlns:r="http://schemas.openxmlformats.org/officeDocument/2006/relationships" xmlns:m="http://schemas.openxmlformats.org/officeDocument/2006/math" xmlns:v="urn:schemas-microsoft-com:vml" xmlns:wp14="http://schemas.microsoft.com/office/word/2010/wordprocessingDrawing" xmlns:wp="http://schemas.openxmlformats.org/drawingml/2006/wordprocessingDrawing" xmlns:w10="urn:schemas-microsoft-com:office:word" xmlns:w="http://schemas.openxmlformats.org/wordprocessingml/2006/main" xmlns:w14="http://schemas.microsoft.com/office/word/2010/wordml" xmlns:w15="http://schemas.microsoft.com/office/word/2012/wordml" xmlns:w16cex="http://schemas.microsoft.com/office/word/2018/wordml/cex" xmlns:w16cid="http://schemas.microsoft.com/office/word/2016/wordml/cid" xmlns:w16="http://schemas.microsoft.com/office/word/2018/wordml" xmlns:w16sdtdh="http://schemas.microsoft.com/office/word/2020/wordml/sdtdatahash" xmlns:w16se="http://schemas.microsoft.com/office/word/2015/wordml/symex" xmlns:wpg="http://schemas.microsoft.com/office/word/2010/wordprocessingGroup" xmlns:wpi="http://schemas.microsoft.com/office/word/2010/wordprocessingInk" xmlns:wne="http://schemas.microsoft.com/office/word/2006/wordml" xmlns:wps="http://schemas.microsoft.com/office/word/2010/wordprocessingShape" mc:Ignorable="w14 w15 w16se w16cid w16 w16cex w16sdtdh wp14">
   <w:docParts>
     <w:docPart>
       <w:docPartPr>
@@ -3748,20 +4984,20 @@
 </file>
 
 <file path=word/glossary/fontTable.xml><?xml version="1.0" encoding="utf-8"?>
-<w:fonts xmlns:mc="http://schemas.openxmlformats.org/markup-compatibility/2006" xmlns:r="http://schemas.openxmlformats.org/officeDocument/2006/relationships" xmlns:w="http://schemas.openxmlformats.org/wordprocessingml/2006/main" xmlns:w14="http://schemas.microsoft.com/office/word/2010/wordml" xmlns:w15="http://schemas.microsoft.com/office/word/2012/wordml" xmlns:w16se="http://schemas.microsoft.com/office/word/2015/wordml/symex" mc:Ignorable="w14 w15 w16se">
+<w:fonts xmlns:mc="http://schemas.openxmlformats.org/markup-compatibility/2006" xmlns:r="http://schemas.openxmlformats.org/officeDocument/2006/relationships" xmlns:w="http://schemas.openxmlformats.org/wordprocessingml/2006/main" xmlns:w14="http://schemas.microsoft.com/office/word/2010/wordml" xmlns:w15="http://schemas.microsoft.com/office/word/2012/wordml" xmlns:w16cex="http://schemas.microsoft.com/office/word/2018/wordml/cex" xmlns:w16cid="http://schemas.microsoft.com/office/word/2016/wordml/cid" xmlns:w16="http://schemas.microsoft.com/office/word/2018/wordml" xmlns:w16sdtdh="http://schemas.microsoft.com/office/word/2020/wordml/sdtdatahash" xmlns:w16se="http://schemas.microsoft.com/office/word/2015/wordml/symex" mc:Ignorable="w14 w15 w16se w16cid w16 w16cex w16sdtdh">
+  <w:font w:name="Times New Roman">
+    <w:panose1 w:val="02020603050405020304"/>
+    <w:charset w:val="CC"/>
+    <w:family w:val="roman"/>
+    <w:pitch w:val="variable"/>
+    <w:sig w:usb0="E0002EFF" w:usb1="C000785B" w:usb2="00000009" w:usb3="00000000" w:csb0="000001FF" w:csb1="00000000"/>
+  </w:font>
   <w:font w:name="Symbol">
     <w:panose1 w:val="05050102010706020507"/>
     <w:charset w:val="02"/>
     <w:family w:val="roman"/>
     <w:pitch w:val="variable"/>
     <w:sig w:usb0="00000000" w:usb1="10000000" w:usb2="00000000" w:usb3="00000000" w:csb0="80000000" w:csb1="00000000"/>
-  </w:font>
-  <w:font w:name="Times New Roman">
-    <w:panose1 w:val="02020603050405020304"/>
-    <w:charset w:val="CC"/>
-    <w:family w:val="roman"/>
-    <w:pitch w:val="variable"/>
-    <w:sig w:usb0="E0002EFF" w:usb1="C000785B" w:usb2="00000009" w:usb3="00000000" w:csb0="000001FF" w:csb1="00000000"/>
   </w:font>
   <w:font w:name="Courier New">
     <w:panose1 w:val="02070309020205020404"/>
@@ -3802,7 +5038,7 @@
 </file>
 
 <file path=word/glossary/settings.xml><?xml version="1.0" encoding="utf-8"?>
-<w:settings xmlns:mc="http://schemas.openxmlformats.org/markup-compatibility/2006" xmlns:o="urn:schemas-microsoft-com:office:office" xmlns:r="http://schemas.openxmlformats.org/officeDocument/2006/relationships" xmlns:m="http://schemas.openxmlformats.org/officeDocument/2006/math" xmlns:v="urn:schemas-microsoft-com:vml" xmlns:w10="urn:schemas-microsoft-com:office:word" xmlns:w="http://schemas.openxmlformats.org/wordprocessingml/2006/main" xmlns:w14="http://schemas.microsoft.com/office/word/2010/wordml" xmlns:w15="http://schemas.microsoft.com/office/word/2012/wordml" xmlns:w16se="http://schemas.microsoft.com/office/word/2015/wordml/symex" xmlns:sl="http://schemas.openxmlformats.org/schemaLibrary/2006/main" mc:Ignorable="w14 w15 w16se">
+<w:settings xmlns:mc="http://schemas.openxmlformats.org/markup-compatibility/2006" xmlns:o="urn:schemas-microsoft-com:office:office" xmlns:r="http://schemas.openxmlformats.org/officeDocument/2006/relationships" xmlns:m="http://schemas.openxmlformats.org/officeDocument/2006/math" xmlns:v="urn:schemas-microsoft-com:vml" xmlns:w10="urn:schemas-microsoft-com:office:word" xmlns:w="http://schemas.openxmlformats.org/wordprocessingml/2006/main" xmlns:w14="http://schemas.microsoft.com/office/word/2010/wordml" xmlns:w15="http://schemas.microsoft.com/office/word/2012/wordml" xmlns:w16cex="http://schemas.microsoft.com/office/word/2018/wordml/cex" xmlns:w16cid="http://schemas.microsoft.com/office/word/2016/wordml/cid" xmlns:w16="http://schemas.microsoft.com/office/word/2018/wordml" xmlns:w16sdtdh="http://schemas.microsoft.com/office/word/2020/wordml/sdtdatahash" xmlns:w16se="http://schemas.microsoft.com/office/word/2015/wordml/symex" xmlns:sl="http://schemas.openxmlformats.org/schemaLibrary/2006/main" mc:Ignorable="w14 w15 w16se w16cid w16 w16cex w16sdtdh">
   <w:view w:val="normal"/>
   <w:defaultTabStop w:val="708"/>
   <w:characterSpacingControl w:val="doNotCompress"/>
@@ -3813,11 +5049,14 @@
     <w:compatSetting w:name="enableOpenTypeFeatures" w:uri="http://schemas.microsoft.com/office/word" w:val="1"/>
     <w:compatSetting w:name="doNotFlipMirrorIndents" w:uri="http://schemas.microsoft.com/office/word" w:val="1"/>
     <w:compatSetting w:name="differentiateMultirowTableHeaders" w:uri="http://schemas.microsoft.com/office/word" w:val="1"/>
+    <w:compatSetting w:name="useWord2013TrackBottomHyphenation" w:uri="http://schemas.microsoft.com/office/word" w:val="1"/>
   </w:compat>
   <w:rsids>
     <w:rsidRoot w:val="00482AD8"/>
     <w:rsid w:val="002C1E3C"/>
     <w:rsid w:val="00482AD8"/>
+    <w:rsid w:val="007C768A"/>
+    <w:rsid w:val="00A4486E"/>
   </w:rsids>
   <m:mathPr>
     <m:mathFont m:val="Cambria Math"/>
@@ -3841,7 +5080,7 @@
 </file>
 
 <file path=word/glossary/styles.xml><?xml version="1.0" encoding="utf-8"?>
-<w:styles xmlns:mc="http://schemas.openxmlformats.org/markup-compatibility/2006" xmlns:r="http://schemas.openxmlformats.org/officeDocument/2006/relationships" xmlns:w="http://schemas.openxmlformats.org/wordprocessingml/2006/main" xmlns:w14="http://schemas.microsoft.com/office/word/2010/wordml" xmlns:w15="http://schemas.microsoft.com/office/word/2012/wordml" xmlns:w16se="http://schemas.microsoft.com/office/word/2015/wordml/symex" mc:Ignorable="w14 w15 w16se">
+<w:styles xmlns:mc="http://schemas.openxmlformats.org/markup-compatibility/2006" xmlns:r="http://schemas.openxmlformats.org/officeDocument/2006/relationships" xmlns:w="http://schemas.openxmlformats.org/wordprocessingml/2006/main" xmlns:w14="http://schemas.microsoft.com/office/word/2010/wordml" xmlns:w15="http://schemas.microsoft.com/office/word/2012/wordml" xmlns:w16cex="http://schemas.microsoft.com/office/word/2018/wordml/cex" xmlns:w16cid="http://schemas.microsoft.com/office/word/2016/wordml/cid" xmlns:w16="http://schemas.microsoft.com/office/word/2018/wordml" xmlns:w16sdtdh="http://schemas.microsoft.com/office/word/2020/wordml/sdtdatahash" xmlns:w16se="http://schemas.microsoft.com/office/word/2015/wordml/symex" mc:Ignorable="w14 w15 w16se w16cid w16 w16cex w16sdtdh">
   <w:docDefaults>
     <w:rPrDefault>
       <w:rPr>
@@ -3857,7 +5096,7 @@
       </w:pPr>
     </w:pPrDefault>
   </w:docDefaults>
-  <w:latentStyles w:defLockedState="0" w:defUIPriority="99" w:defSemiHidden="0" w:defUnhideWhenUsed="0" w:defQFormat="0" w:count="371">
+  <w:latentStyles w:defLockedState="0" w:defUIPriority="99" w:defSemiHidden="0" w:defUnhideWhenUsed="0" w:defQFormat="0" w:count="376">
     <w:lsdException w:name="Normal" w:uiPriority="0" w:qFormat="1"/>
     <w:lsdException w:name="heading 1" w:uiPriority="9" w:qFormat="1"/>
     <w:lsdException w:name="heading 2" w:semiHidden="1" w:uiPriority="9" w:unhideWhenUsed="1" w:qFormat="1"/>
@@ -3963,7 +5202,6 @@
     <w:lsdException w:name="HTML Sample" w:semiHidden="1" w:unhideWhenUsed="1"/>
     <w:lsdException w:name="HTML Typewriter" w:semiHidden="1" w:unhideWhenUsed="1"/>
     <w:lsdException w:name="HTML Variable" w:semiHidden="1" w:unhideWhenUsed="1"/>
-    <w:lsdException w:name="Normal Table" w:semiHidden="1" w:unhideWhenUsed="1"/>
     <w:lsdException w:name="annotation subject" w:semiHidden="1" w:unhideWhenUsed="1"/>
     <w:lsdException w:name="No List" w:semiHidden="1" w:unhideWhenUsed="1"/>
     <w:lsdException w:name="Outline List 1" w:semiHidden="1" w:unhideWhenUsed="1"/>
@@ -4006,11 +5244,8 @@
     <w:lsdException w:name="Table Contemporary" w:semiHidden="1" w:unhideWhenUsed="1"/>
     <w:lsdException w:name="Table Elegant" w:semiHidden="1" w:unhideWhenUsed="1"/>
     <w:lsdException w:name="Table Professional" w:semiHidden="1" w:unhideWhenUsed="1"/>
-    <w:lsdException w:name="Table Subtle 1" w:semiHidden="1" w:unhideWhenUsed="1"/>
     <w:lsdException w:name="Table Subtle 2" w:semiHidden="1" w:unhideWhenUsed="1"/>
     <w:lsdException w:name="Table Web 1" w:semiHidden="1" w:unhideWhenUsed="1"/>
-    <w:lsdException w:name="Table Web 2" w:semiHidden="1" w:unhideWhenUsed="1"/>
-    <w:lsdException w:name="Table Web 3" w:semiHidden="1" w:unhideWhenUsed="1"/>
     <w:lsdException w:name="Balloon Text" w:semiHidden="1" w:unhideWhenUsed="1"/>
     <w:lsdException w:name="Table Grid" w:uiPriority="39"/>
     <w:lsdException w:name="Table Theme" w:semiHidden="1" w:unhideWhenUsed="1"/>
@@ -4229,6 +5464,11 @@
     <w:lsdException w:name="List Table 5 Dark Accent 6" w:uiPriority="50"/>
     <w:lsdException w:name="List Table 6 Colorful Accent 6" w:uiPriority="51"/>
     <w:lsdException w:name="List Table 7 Colorful Accent 6" w:uiPriority="52"/>
+    <w:lsdException w:name="Mention" w:semiHidden="1" w:unhideWhenUsed="1"/>
+    <w:lsdException w:name="Smart Hyperlink" w:semiHidden="1" w:unhideWhenUsed="1"/>
+    <w:lsdException w:name="Hashtag" w:semiHidden="1" w:unhideWhenUsed="1"/>
+    <w:lsdException w:name="Unresolved Mention" w:semiHidden="1" w:unhideWhenUsed="1"/>
+    <w:lsdException w:name="Smart Link" w:semiHidden="1" w:unhideWhenUsed="1"/>
   </w:latentStyles>
   <w:style w:type="paragraph" w:default="1" w:styleId="a">
     <w:name w:val="Normal"/>
@@ -4283,7 +5523,7 @@
 </file>
 
 <file path=word/glossary/webSettings.xml><?xml version="1.0" encoding="utf-8"?>
-<w:webSettings xmlns:mc="http://schemas.openxmlformats.org/markup-compatibility/2006" xmlns:r="http://schemas.openxmlformats.org/officeDocument/2006/relationships" xmlns:w="http://schemas.openxmlformats.org/wordprocessingml/2006/main" xmlns:w14="http://schemas.microsoft.com/office/word/2010/wordml" xmlns:w15="http://schemas.microsoft.com/office/word/2012/wordml" xmlns:w16se="http://schemas.microsoft.com/office/word/2015/wordml/symex" mc:Ignorable="w14 w15 w16se">
+<w:webSettings xmlns:mc="http://schemas.openxmlformats.org/markup-compatibility/2006" xmlns:r="http://schemas.openxmlformats.org/officeDocument/2006/relationships" xmlns:w="http://schemas.openxmlformats.org/wordprocessingml/2006/main" xmlns:w14="http://schemas.microsoft.com/office/word/2010/wordml" xmlns:w15="http://schemas.microsoft.com/office/word/2012/wordml" xmlns:w16cex="http://schemas.microsoft.com/office/word/2018/wordml/cex" xmlns:w16cid="http://schemas.microsoft.com/office/word/2016/wordml/cid" xmlns:w16="http://schemas.microsoft.com/office/word/2018/wordml" xmlns:w16sdtdh="http://schemas.microsoft.com/office/word/2020/wordml/sdtdatahash" xmlns:w16se="http://schemas.microsoft.com/office/word/2015/wordml/symex" mc:Ignorable="w14 w15 w16se w16cid w16 w16cex w16sdtdh">
   <w:optimizeForBrowser/>
   <w:allowPNG/>
 </w:webSettings>

--- a/невирусбаблес/23НФПО Кириллов, Веденяпин, Мосман/ИПО/Лабораторная работа №1 Кириллов Веденяпин Мосман.docx
+++ b/невирусбаблес/23НФПО Кириллов, Веденяпин, Мосман/ИПО/Лабораторная работа №1 Кириллов Веденяпин Мосман.docx
@@ -1,6 +1,6 @@
 
 <file path=word/document.xml><?xml version="1.0" encoding="utf-8"?>
-<w:document xmlns:wpc="http://schemas.microsoft.com/office/word/2010/wordprocessingCanvas" xmlns:cx="http://schemas.microsoft.com/office/drawing/2014/chartex" xmlns:cx1="http://schemas.microsoft.com/office/drawing/2015/9/8/chartex" xmlns:cx2="http://schemas.microsoft.com/office/drawing/2015/10/21/chartex" xmlns:cx3="http://schemas.microsoft.com/office/drawing/2016/5/9/chartex" xmlns:cx4="http://schemas.microsoft.com/office/drawing/2016/5/10/chartex" xmlns:cx5="http://schemas.microsoft.com/office/drawing/2016/5/11/chartex" xmlns:cx6="http://schemas.microsoft.com/office/drawing/2016/5/12/chartex" xmlns:cx7="http://schemas.microsoft.com/office/drawing/2016/5/13/chartex" xmlns:cx8="http://schemas.microsoft.com/office/drawing/2016/5/14/chartex" xmlns:mc="http://schemas.openxmlformats.org/markup-compatibility/2006" xmlns:aink="http://schemas.microsoft.com/office/drawing/2016/ink" xmlns:am3d="http://schemas.microsoft.com/office/drawing/2017/model3d" xmlns:o="urn:schemas-microsoft-com:office:office" xmlns:r="http://schemas.openxmlformats.org/officeDocument/2006/relationships" xmlns:m="http://schemas.openxmlformats.org/officeDocument/2006/math" xmlns:v="urn:schemas-microsoft-com:vml" xmlns:wp14="http://schemas.microsoft.com/office/word/2010/wordprocessingDrawing" xmlns:wp="http://schemas.openxmlformats.org/drawingml/2006/wordprocessingDrawing" xmlns:w10="urn:schemas-microsoft-com:office:word" xmlns:w="http://schemas.openxmlformats.org/wordprocessingml/2006/main" xmlns:w14="http://schemas.microsoft.com/office/word/2010/wordml" xmlns:w15="http://schemas.microsoft.com/office/word/2012/wordml" xmlns:w16cex="http://schemas.microsoft.com/office/word/2018/wordml/cex" xmlns:w16cid="http://schemas.microsoft.com/office/word/2016/wordml/cid" xmlns:w16="http://schemas.microsoft.com/office/word/2018/wordml" xmlns:w16sdtdh="http://schemas.microsoft.com/office/word/2020/wordml/sdtdatahash" xmlns:w16se="http://schemas.microsoft.com/office/word/2015/wordml/symex" xmlns:wpg="http://schemas.microsoft.com/office/word/2010/wordprocessingGroup" xmlns:wpi="http://schemas.microsoft.com/office/word/2010/wordprocessingInk" xmlns:wne="http://schemas.microsoft.com/office/word/2006/wordml" xmlns:wps="http://schemas.microsoft.com/office/word/2010/wordprocessingShape" mc:Ignorable="w14 w15 w16se w16cid w16 w16cex w16sdtdh wp14">
+<w:document xmlns:wpc="http://schemas.microsoft.com/office/word/2010/wordprocessingCanvas" xmlns:cx="http://schemas.microsoft.com/office/drawing/2014/chartex" xmlns:cx1="http://schemas.microsoft.com/office/drawing/2015/9/8/chartex" xmlns:mc="http://schemas.openxmlformats.org/markup-compatibility/2006" xmlns:o="urn:schemas-microsoft-com:office:office" xmlns:r="http://schemas.openxmlformats.org/officeDocument/2006/relationships" xmlns:m="http://schemas.openxmlformats.org/officeDocument/2006/math" xmlns:v="urn:schemas-microsoft-com:vml" xmlns:wp14="http://schemas.microsoft.com/office/word/2010/wordprocessingDrawing" xmlns:wp="http://schemas.openxmlformats.org/drawingml/2006/wordprocessingDrawing" xmlns:w10="urn:schemas-microsoft-com:office:word" xmlns:w="http://schemas.openxmlformats.org/wordprocessingml/2006/main" xmlns:w14="http://schemas.microsoft.com/office/word/2010/wordml" xmlns:w15="http://schemas.microsoft.com/office/word/2012/wordml" xmlns:w16se="http://schemas.microsoft.com/office/word/2015/wordml/symex" xmlns:wpg="http://schemas.microsoft.com/office/word/2010/wordprocessingGroup" xmlns:wpi="http://schemas.microsoft.com/office/word/2010/wordprocessingInk" xmlns:wne="http://schemas.microsoft.com/office/word/2006/wordml" xmlns:wps="http://schemas.microsoft.com/office/word/2010/wordprocessingShape" mc:Ignorable="w14 w15 w16se wp14">
   <w:body>
     <w:tbl>
       <w:tblPr>
@@ -49,7 +49,7 @@
               <mc:AlternateContent>
                 <mc:Choice Requires="wps">
                   <w:drawing>
-                    <wp:anchor distT="0" distB="0" distL="114300" distR="114300" simplePos="0" relativeHeight="251659264" behindDoc="0" locked="0" layoutInCell="1" allowOverlap="1" wp14:anchorId="567DF285" wp14:editId="38CDC676">
+                    <wp:anchor distT="0" distB="0" distL="114300" distR="114300" simplePos="0" relativeHeight="251659264" behindDoc="0" locked="0" layoutInCell="1" allowOverlap="1" wp14:anchorId="43E51FD0" wp14:editId="4802416F">
                       <wp:simplePos x="0" y="0"/>
                       <wp:positionH relativeFrom="column">
                         <wp:posOffset>0</wp:posOffset>
@@ -124,7 +124,7 @@
                 <w:lang w:eastAsia="ru-RU"/>
               </w:rPr>
               <w:drawing>
-                <wp:inline distT="0" distB="0" distL="0" distR="0" wp14:anchorId="49437728" wp14:editId="3C3F0EA6">
+                <wp:inline distT="0" distB="0" distL="0" distR="0" wp14:anchorId="1995151F" wp14:editId="0757F8EB">
                   <wp:extent cx="533400" cy="1016000"/>
                   <wp:effectExtent l="0" t="0" r="0" b="0"/>
                   <wp:docPr id="4" name="_x0000_i0"/>
@@ -305,6 +305,7 @@
                 <w:szCs w:val="24"/>
               </w:rPr>
             </w:pPr>
+            <w:proofErr w:type="spellStart"/>
             <w:r>
               <w:rPr>
                 <w:rFonts w:ascii="Times New Roman" w:eastAsia="Times New Roman" w:hAnsi="Times New Roman" w:cs="Times New Roman"/>
@@ -313,7 +314,18 @@
                 <w:sz w:val="24"/>
                 <w:szCs w:val="24"/>
               </w:rPr>
-              <w:t xml:space="preserve">Нижнеломовский филиал ФГБОУВО </w:t>
+              <w:t>Нижнеломовский</w:t>
+            </w:r>
+            <w:proofErr w:type="spellEnd"/>
+            <w:r>
+              <w:rPr>
+                <w:rFonts w:ascii="Times New Roman" w:eastAsia="Times New Roman" w:hAnsi="Times New Roman" w:cs="Times New Roman"/>
+                <w:b/>
+                <w:color w:val="000000"/>
+                <w:sz w:val="24"/>
+                <w:szCs w:val="24"/>
+              </w:rPr>
+              <w:t xml:space="preserve"> филиал ФГБОУВО </w:t>
             </w:r>
           </w:p>
           <w:p>
@@ -450,7 +462,7 @@
         <mc:AlternateContent>
           <mc:Choice Requires="wps">
             <w:drawing>
-              <wp:anchor distT="0" distB="0" distL="114300" distR="114300" simplePos="0" relativeHeight="251660288" behindDoc="0" locked="0" layoutInCell="1" allowOverlap="1" wp14:anchorId="5A21DD54" wp14:editId="6034D65A">
+              <wp:anchor distT="0" distB="0" distL="114300" distR="114300" simplePos="0" relativeHeight="251660288" behindDoc="0" locked="0" layoutInCell="1" allowOverlap="1" wp14:anchorId="54F4FAC1" wp14:editId="55449E78">
                 <wp:simplePos x="0" y="0"/>
                 <wp:positionH relativeFrom="column">
                   <wp:posOffset>-719455</wp:posOffset>
@@ -1507,7 +1519,43 @@
           <w:sz w:val="28"/>
           <w:szCs w:val="28"/>
         </w:rPr>
-        <w:t xml:space="preserve">Построить организационную структуру предприятия и структуру управления предприятием в соответствии с заданием. Для построения использовать векторный графический редактор Microsoft Office </w:t>
+        <w:t xml:space="preserve">Построить организационную структуру предприятия и структуру управления предприятием в соответствии с заданием. Для построения использовать векторный графический редактор </w:t>
+      </w:r>
+      <w:proofErr w:type="spellStart"/>
+      <w:r>
+        <w:rPr>
+          <w:rFonts w:ascii="Times New Roman" w:hAnsi="Times New Roman" w:cs="Times New Roman"/>
+          <w:sz w:val="28"/>
+          <w:szCs w:val="28"/>
+        </w:rPr>
+        <w:t>Microsoft</w:t>
+      </w:r>
+      <w:proofErr w:type="spellEnd"/>
+      <w:r>
+        <w:rPr>
+          <w:rFonts w:ascii="Times New Roman" w:hAnsi="Times New Roman" w:cs="Times New Roman"/>
+          <w:sz w:val="28"/>
+          <w:szCs w:val="28"/>
+        </w:rPr>
+        <w:t xml:space="preserve"> </w:t>
+      </w:r>
+      <w:proofErr w:type="spellStart"/>
+      <w:r>
+        <w:rPr>
+          <w:rFonts w:ascii="Times New Roman" w:hAnsi="Times New Roman" w:cs="Times New Roman"/>
+          <w:sz w:val="28"/>
+          <w:szCs w:val="28"/>
+        </w:rPr>
+        <w:t>Office</w:t>
+      </w:r>
+      <w:proofErr w:type="spellEnd"/>
+      <w:r>
+        <w:rPr>
+          <w:rFonts w:ascii="Times New Roman" w:hAnsi="Times New Roman" w:cs="Times New Roman"/>
+          <w:sz w:val="28"/>
+          <w:szCs w:val="28"/>
+        </w:rPr>
+        <w:t xml:space="preserve"> </w:t>
       </w:r>
       <w:proofErr w:type="spellStart"/>
       <w:r>
@@ -2179,6 +2227,7 @@
     <w:p>
       <w:pPr>
         <w:spacing w:after="0" w:line="360" w:lineRule="auto"/>
+        <w:ind w:firstLine="709"/>
         <w:jc w:val="both"/>
         <w:rPr>
           <w:rFonts w:ascii="Times New Roman" w:hAnsi="Times New Roman" w:cs="Times New Roman"/>
@@ -2186,6 +2235,58 @@
           <w:szCs w:val="28"/>
         </w:rPr>
       </w:pPr>
+    </w:p>
+    <w:p>
+      <w:pPr>
+        <w:spacing w:after="0" w:line="360" w:lineRule="auto"/>
+        <w:jc w:val="center"/>
+        <w:rPr>
+          <w:rFonts w:ascii="Times New Roman" w:hAnsi="Times New Roman" w:cs="Times New Roman"/>
+          <w:sz w:val="28"/>
+          <w:szCs w:val="28"/>
+        </w:rPr>
+      </w:pPr>
+      <w:r>
+        <w:rPr>
+          <w:noProof/>
+          <w:lang w:eastAsia="ru-RU"/>
+        </w:rPr>
+        <w:drawing>
+          <wp:inline distT="0" distB="0" distL="0" distR="0" wp14:anchorId="21C95B9C" wp14:editId="4A246CB3">
+            <wp:extent cx="2883049" cy="1816039"/>
+            <wp:effectExtent l="0" t="0" r="0" b="0"/>
+            <wp:docPr id="1" name="Рисунок 1"/>
+            <wp:cNvGraphicFramePr>
+              <a:graphicFrameLocks xmlns:a="http://schemas.openxmlformats.org/drawingml/2006/main" noChangeAspect="1"/>
+            </wp:cNvGraphicFramePr>
+            <a:graphic xmlns:a="http://schemas.openxmlformats.org/drawingml/2006/main">
+              <a:graphicData uri="http://schemas.openxmlformats.org/drawingml/2006/picture">
+                <pic:pic xmlns:pic="http://schemas.openxmlformats.org/drawingml/2006/picture">
+                  <pic:nvPicPr>
+                    <pic:cNvPr id="1" name=""/>
+                    <pic:cNvPicPr/>
+                  </pic:nvPicPr>
+                  <pic:blipFill>
+                    <a:blip r:embed="rId6"/>
+                    <a:stretch>
+                      <a:fillRect/>
+                    </a:stretch>
+                  </pic:blipFill>
+                  <pic:spPr>
+                    <a:xfrm>
+                      <a:off x="0" y="0"/>
+                      <a:ext cx="2916312" cy="1836992"/>
+                    </a:xfrm>
+                    <a:prstGeom prst="rect">
+                      <a:avLst/>
+                    </a:prstGeom>
+                  </pic:spPr>
+                </pic:pic>
+              </a:graphicData>
+            </a:graphic>
+          </wp:inline>
+        </w:drawing>
+      </w:r>
     </w:p>
     <w:p>
       <w:pPr>
@@ -2224,6 +2325,7 @@
           <w:sz w:val="28"/>
           <w:szCs w:val="28"/>
         </w:rPr>
+        <w:lastRenderedPageBreak/>
         <w:t xml:space="preserve">Структура управления предприятием включает в себя: уровень 1 (руководство) – Генеральный </w:t>
       </w:r>
       <w:r>
@@ -2292,7 +2394,7 @@
           <w:sz w:val="28"/>
           <w:szCs w:val="28"/>
         </w:rPr>
-        <w:t>), Начальник отдела закупок (Зульфия); уровень 3 (Исполнители) – Менеджеры (</w:t>
+        <w:t>), Начальник отдела закупок (</w:t>
       </w:r>
       <w:proofErr w:type="spellStart"/>
       <w:r>
@@ -2301,6 +2403,24 @@
           <w:sz w:val="28"/>
           <w:szCs w:val="28"/>
         </w:rPr>
+        <w:t>Зульфия</w:t>
+      </w:r>
+      <w:proofErr w:type="spellEnd"/>
+      <w:r>
+        <w:rPr>
+          <w:rFonts w:ascii="Times New Roman" w:hAnsi="Times New Roman" w:cs="Times New Roman"/>
+          <w:sz w:val="28"/>
+          <w:szCs w:val="28"/>
+        </w:rPr>
+        <w:t>); уровень 3 (Исполнители) – Менеджеры (</w:t>
+      </w:r>
+      <w:proofErr w:type="spellStart"/>
+      <w:r>
+        <w:rPr>
+          <w:rFonts w:ascii="Times New Roman" w:hAnsi="Times New Roman" w:cs="Times New Roman"/>
+          <w:sz w:val="28"/>
+          <w:szCs w:val="28"/>
+        </w:rPr>
         <w:t>Лулумбек</w:t>
       </w:r>
       <w:proofErr w:type="spellEnd"/>
@@ -2328,7 +2448,7 @@
           <w:sz w:val="28"/>
           <w:szCs w:val="28"/>
         </w:rPr>
-        <w:t xml:space="preserve">, Заида, Любомир, </w:t>
+        <w:t xml:space="preserve">, </w:t>
       </w:r>
       <w:proofErr w:type="spellStart"/>
       <w:r>
@@ -2337,6 +2457,24 @@
           <w:sz w:val="28"/>
           <w:szCs w:val="28"/>
         </w:rPr>
+        <w:t>Заида</w:t>
+      </w:r>
+      <w:proofErr w:type="spellEnd"/>
+      <w:r>
+        <w:rPr>
+          <w:rFonts w:ascii="Times New Roman" w:hAnsi="Times New Roman" w:cs="Times New Roman"/>
+          <w:sz w:val="28"/>
+          <w:szCs w:val="28"/>
+        </w:rPr>
+        <w:t xml:space="preserve">, Любомир, </w:t>
+      </w:r>
+      <w:proofErr w:type="spellStart"/>
+      <w:r>
+        <w:rPr>
+          <w:rFonts w:ascii="Times New Roman" w:hAnsi="Times New Roman" w:cs="Times New Roman"/>
+          <w:sz w:val="28"/>
+          <w:szCs w:val="28"/>
+        </w:rPr>
         <w:t>Дайсука</w:t>
       </w:r>
       <w:proofErr w:type="spellEnd"/>
@@ -2364,16 +2502,7 @@
           <w:sz w:val="28"/>
           <w:szCs w:val="28"/>
         </w:rPr>
-        <w:t xml:space="preserve">, Акакий, Байден), Курьеры (Дурбан, </w:t>
-      </w:r>
-      <w:r>
-        <w:rPr>
-          <w:rFonts w:ascii="Times New Roman" w:hAnsi="Times New Roman" w:cs="Times New Roman"/>
-          <w:sz w:val="28"/>
-          <w:szCs w:val="28"/>
-        </w:rPr>
-        <w:lastRenderedPageBreak/>
-        <w:t>Вениамин), Бухгалтеры (</w:t>
+        <w:t>, Акакий, Байден), Курьеры (Дурбан, Вениамин), Бухгалтеры (</w:t>
       </w:r>
       <w:proofErr w:type="spellStart"/>
       <w:r>
@@ -2437,6 +2566,157 @@
         </w:rPr>
         <w:t>Представим структура управления предприятия на рисунке 2.</w:t>
       </w:r>
+    </w:p>
+    <w:p>
+      <w:pPr>
+        <w:spacing w:after="0" w:line="360" w:lineRule="auto"/>
+        <w:jc w:val="center"/>
+        <w:rPr>
+          <w:rFonts w:ascii="Times New Roman" w:hAnsi="Times New Roman" w:cs="Times New Roman"/>
+          <w:sz w:val="28"/>
+          <w:szCs w:val="28"/>
+        </w:rPr>
+      </w:pPr>
+      <w:r>
+        <w:rPr>
+          <w:rFonts w:ascii="Times New Roman" w:hAnsi="Times New Roman" w:cs="Times New Roman"/>
+          <w:sz w:val="28"/>
+          <w:szCs w:val="28"/>
+        </w:rPr>
+        <w:drawing>
+          <wp:inline distT="0" distB="0" distL="0" distR="0" wp14:anchorId="5F91E734" wp14:editId="23193A08">
+            <wp:extent cx="5940425" cy="3698875"/>
+            <wp:effectExtent l="0" t="0" r="3175" b="0"/>
+            <wp:docPr id="5" name="Рисунок 5"/>
+            <wp:cNvGraphicFramePr>
+              <a:graphicFrameLocks xmlns:a="http://schemas.openxmlformats.org/drawingml/2006/main" noChangeAspect="1"/>
+            </wp:cNvGraphicFramePr>
+            <a:graphic xmlns:a="http://schemas.openxmlformats.org/drawingml/2006/main">
+              <a:graphicData uri="http://schemas.openxmlformats.org/drawingml/2006/picture">
+                <pic:pic xmlns:pic="http://schemas.openxmlformats.org/drawingml/2006/picture">
+                  <pic:nvPicPr>
+                    <pic:cNvPr id="1" name=""/>
+                    <pic:cNvPicPr/>
+                  </pic:nvPicPr>
+                  <pic:blipFill>
+                    <a:blip r:embed="rId7"/>
+                    <a:stretch>
+                      <a:fillRect/>
+                    </a:stretch>
+                  </pic:blipFill>
+                  <pic:spPr>
+                    <a:xfrm>
+                      <a:off x="0" y="0"/>
+                      <a:ext cx="5940425" cy="3698875"/>
+                    </a:xfrm>
+                    <a:prstGeom prst="rect">
+                      <a:avLst/>
+                    </a:prstGeom>
+                  </pic:spPr>
+                </pic:pic>
+              </a:graphicData>
+            </a:graphic>
+          </wp:inline>
+        </w:drawing>
+      </w:r>
+    </w:p>
+    <w:p>
+      <w:pPr>
+        <w:spacing w:after="0" w:line="360" w:lineRule="auto"/>
+        <w:jc w:val="center"/>
+        <w:rPr>
+          <w:rFonts w:ascii="Times New Roman" w:hAnsi="Times New Roman" w:cs="Times New Roman"/>
+          <w:sz w:val="28"/>
+          <w:szCs w:val="28"/>
+        </w:rPr>
+      </w:pPr>
+      <w:r>
+        <w:rPr>
+          <w:rFonts w:ascii="Times New Roman" w:hAnsi="Times New Roman" w:cs="Times New Roman"/>
+          <w:sz w:val="28"/>
+          <w:szCs w:val="28"/>
+        </w:rPr>
+        <w:t>Рисунок 2 – Структура</w:t>
+      </w:r>
+      <w:r>
+        <w:rPr>
+          <w:rFonts w:ascii="Times New Roman" w:hAnsi="Times New Roman" w:cs="Times New Roman"/>
+          <w:sz w:val="28"/>
+          <w:szCs w:val="28"/>
+        </w:rPr>
+        <w:t xml:space="preserve"> управления предприятием</w:t>
+      </w:r>
+    </w:p>
+    <w:p>
+      <w:pPr>
+        <w:ind w:firstLine="709"/>
+        <w:rPr>
+          <w:rFonts w:ascii="Times New Roman" w:hAnsi="Times New Roman" w:cs="Times New Roman"/>
+          <w:sz w:val="28"/>
+          <w:szCs w:val="28"/>
+        </w:rPr>
+      </w:pPr>
+      <w:bookmarkStart w:id="1" w:name="_GoBack"/>
+      <w:bookmarkEnd w:id="1"/>
+    </w:p>
+    <w:p>
+      <w:pPr>
+        <w:ind w:firstLine="709"/>
+        <w:rPr>
+          <w:rFonts w:ascii="Times New Roman" w:hAnsi="Times New Roman" w:cs="Times New Roman"/>
+          <w:sz w:val="28"/>
+          <w:szCs w:val="28"/>
+        </w:rPr>
+      </w:pPr>
+    </w:p>
+    <w:p>
+      <w:pPr>
+        <w:ind w:firstLine="709"/>
+        <w:rPr>
+          <w:rFonts w:ascii="Times New Roman" w:hAnsi="Times New Roman" w:cs="Times New Roman"/>
+          <w:sz w:val="28"/>
+          <w:szCs w:val="28"/>
+        </w:rPr>
+      </w:pPr>
+    </w:p>
+    <w:p>
+      <w:pPr>
+        <w:ind w:firstLine="709"/>
+        <w:rPr>
+          <w:rFonts w:ascii="Times New Roman" w:hAnsi="Times New Roman" w:cs="Times New Roman"/>
+          <w:sz w:val="28"/>
+          <w:szCs w:val="28"/>
+        </w:rPr>
+      </w:pPr>
+    </w:p>
+    <w:p>
+      <w:pPr>
+        <w:ind w:firstLine="709"/>
+        <w:rPr>
+          <w:rFonts w:ascii="Times New Roman" w:hAnsi="Times New Roman" w:cs="Times New Roman"/>
+          <w:sz w:val="28"/>
+          <w:szCs w:val="28"/>
+        </w:rPr>
+      </w:pPr>
+    </w:p>
+    <w:p>
+      <w:pPr>
+        <w:ind w:firstLine="709"/>
+        <w:rPr>
+          <w:rFonts w:ascii="Times New Roman" w:hAnsi="Times New Roman" w:cs="Times New Roman"/>
+          <w:sz w:val="28"/>
+          <w:szCs w:val="28"/>
+        </w:rPr>
+      </w:pPr>
+    </w:p>
+    <w:p>
+      <w:pPr>
+        <w:rPr>
+          <w:rFonts w:ascii="Times New Roman" w:hAnsi="Times New Roman" w:cs="Times New Roman"/>
+          <w:sz w:val="28"/>
+          <w:szCs w:val="28"/>
+        </w:rPr>
+      </w:pPr>
     </w:p>
     <w:p>
       <w:pPr>
@@ -2445,1277 +2725,6 @@
         <w:jc w:val="both"/>
         <w:rPr>
           <w:rFonts w:ascii="Times New Roman" w:hAnsi="Times New Roman" w:cs="Times New Roman"/>
-          <w:sz w:val="28"/>
-          <w:szCs w:val="28"/>
-        </w:rPr>
-      </w:pPr>
-    </w:p>
-    <w:p>
-      <w:pPr>
-        <w:spacing w:after="0" w:line="360" w:lineRule="auto"/>
-        <w:jc w:val="center"/>
-        <w:rPr>
-          <w:rFonts w:ascii="Times New Roman" w:hAnsi="Times New Roman" w:cs="Times New Roman"/>
-          <w:sz w:val="28"/>
-          <w:szCs w:val="28"/>
-        </w:rPr>
-      </w:pPr>
-      <w:r>
-        <w:rPr>
-          <w:rFonts w:ascii="Times New Roman" w:hAnsi="Times New Roman" w:cs="Times New Roman"/>
-          <w:sz w:val="28"/>
-          <w:szCs w:val="28"/>
-        </w:rPr>
-        <w:t>Рисунок 2 – Структуру управления предприятием</w:t>
-      </w:r>
-    </w:p>
-    <w:p>
-      <w:pPr>
-        <w:ind w:firstLine="709"/>
-        <w:rPr>
-          <w:rFonts w:ascii="Times New Roman" w:hAnsi="Times New Roman" w:cs="Times New Roman"/>
-          <w:sz w:val="28"/>
-          <w:szCs w:val="28"/>
-        </w:rPr>
-      </w:pPr>
-    </w:p>
-    <w:p>
-      <w:pPr>
-        <w:ind w:firstLine="709"/>
-        <w:rPr>
-          <w:rFonts w:ascii="Times New Roman" w:hAnsi="Times New Roman" w:cs="Times New Roman"/>
-          <w:sz w:val="28"/>
-          <w:szCs w:val="28"/>
-        </w:rPr>
-      </w:pPr>
-    </w:p>
-    <w:p>
-      <w:pPr>
-        <w:ind w:firstLine="709"/>
-        <w:rPr>
-          <w:rFonts w:ascii="Times New Roman" w:hAnsi="Times New Roman" w:cs="Times New Roman"/>
-          <w:sz w:val="28"/>
-          <w:szCs w:val="28"/>
-        </w:rPr>
-      </w:pPr>
-    </w:p>
-    <w:p>
-      <w:pPr>
-        <w:ind w:firstLine="709"/>
-        <w:rPr>
-          <w:rFonts w:ascii="Times New Roman" w:hAnsi="Times New Roman" w:cs="Times New Roman"/>
-          <w:sz w:val="28"/>
-          <w:szCs w:val="28"/>
-        </w:rPr>
-      </w:pPr>
-    </w:p>
-    <w:p>
-      <w:pPr>
-        <w:ind w:firstLine="709"/>
-        <w:rPr>
-          <w:rFonts w:ascii="Times New Roman" w:hAnsi="Times New Roman" w:cs="Times New Roman"/>
-          <w:sz w:val="28"/>
-          <w:szCs w:val="28"/>
-        </w:rPr>
-      </w:pPr>
-    </w:p>
-    <w:p>
-      <w:pPr>
-        <w:ind w:firstLine="709"/>
-        <w:rPr>
-          <w:rFonts w:ascii="Times New Roman" w:hAnsi="Times New Roman" w:cs="Times New Roman"/>
-          <w:sz w:val="28"/>
-          <w:szCs w:val="28"/>
-        </w:rPr>
-      </w:pPr>
-    </w:p>
-    <w:p>
-      <w:pPr>
-        <w:ind w:firstLine="709"/>
-        <w:rPr>
-          <w:rFonts w:ascii="Times New Roman" w:hAnsi="Times New Roman" w:cs="Times New Roman"/>
-          <w:sz w:val="28"/>
-          <w:szCs w:val="28"/>
-        </w:rPr>
-      </w:pPr>
-    </w:p>
-    <w:p>
-      <w:pPr>
-        <w:ind w:firstLine="709"/>
-        <w:rPr>
-          <w:rFonts w:ascii="Times New Roman" w:hAnsi="Times New Roman" w:cs="Times New Roman"/>
-          <w:sz w:val="28"/>
-          <w:szCs w:val="28"/>
-        </w:rPr>
-      </w:pPr>
-    </w:p>
-    <w:p>
-      <w:pPr>
-        <w:ind w:firstLine="709"/>
-        <w:rPr>
-          <w:rFonts w:ascii="Times New Roman" w:hAnsi="Times New Roman" w:cs="Times New Roman"/>
-          <w:sz w:val="28"/>
-          <w:szCs w:val="28"/>
-        </w:rPr>
-      </w:pPr>
-    </w:p>
-    <w:p>
-      <w:pPr>
-        <w:ind w:firstLine="709"/>
-        <w:rPr>
-          <w:rFonts w:ascii="Times New Roman" w:hAnsi="Times New Roman" w:cs="Times New Roman"/>
-          <w:sz w:val="28"/>
-          <w:szCs w:val="28"/>
-        </w:rPr>
-      </w:pPr>
-    </w:p>
-    <w:p>
-      <w:pPr>
-        <w:ind w:firstLine="709"/>
-        <w:rPr>
-          <w:rFonts w:ascii="Times New Roman" w:hAnsi="Times New Roman" w:cs="Times New Roman"/>
-          <w:sz w:val="28"/>
-          <w:szCs w:val="28"/>
-        </w:rPr>
-      </w:pPr>
-    </w:p>
-    <w:p>
-      <w:pPr>
-        <w:ind w:firstLine="709"/>
-        <w:rPr>
-          <w:rFonts w:ascii="Times New Roman" w:hAnsi="Times New Roman" w:cs="Times New Roman"/>
-          <w:sz w:val="28"/>
-          <w:szCs w:val="28"/>
-        </w:rPr>
-      </w:pPr>
-    </w:p>
-    <w:p>
-      <w:pPr>
-        <w:ind w:firstLine="709"/>
-        <w:rPr>
-          <w:rFonts w:ascii="Times New Roman" w:hAnsi="Times New Roman" w:cs="Times New Roman"/>
-          <w:sz w:val="28"/>
-          <w:szCs w:val="28"/>
-        </w:rPr>
-      </w:pPr>
-    </w:p>
-    <w:p>
-      <w:pPr>
-        <w:ind w:firstLine="709"/>
-        <w:rPr>
-          <w:rFonts w:ascii="Times New Roman" w:hAnsi="Times New Roman" w:cs="Times New Roman"/>
-          <w:sz w:val="28"/>
-          <w:szCs w:val="28"/>
-        </w:rPr>
-      </w:pPr>
-    </w:p>
-    <w:p>
-      <w:pPr>
-        <w:ind w:firstLine="709"/>
-        <w:rPr>
-          <w:rFonts w:ascii="Times New Roman" w:hAnsi="Times New Roman" w:cs="Times New Roman"/>
-          <w:sz w:val="28"/>
-          <w:szCs w:val="28"/>
-        </w:rPr>
-      </w:pPr>
-    </w:p>
-    <w:p>
-      <w:pPr>
-        <w:ind w:firstLine="709"/>
-        <w:rPr>
-          <w:rFonts w:ascii="Times New Roman" w:hAnsi="Times New Roman" w:cs="Times New Roman"/>
-          <w:sz w:val="28"/>
-          <w:szCs w:val="28"/>
-        </w:rPr>
-      </w:pPr>
-    </w:p>
-    <w:p>
-      <w:pPr>
-        <w:ind w:firstLine="709"/>
-        <w:rPr>
-          <w:rFonts w:ascii="Times New Roman" w:hAnsi="Times New Roman" w:cs="Times New Roman"/>
-          <w:sz w:val="28"/>
-          <w:szCs w:val="28"/>
-        </w:rPr>
-      </w:pPr>
-    </w:p>
-    <w:p>
-      <w:pPr>
-        <w:ind w:firstLine="709"/>
-        <w:rPr>
-          <w:rFonts w:ascii="Times New Roman" w:hAnsi="Times New Roman" w:cs="Times New Roman"/>
-          <w:sz w:val="28"/>
-          <w:szCs w:val="28"/>
-        </w:rPr>
-      </w:pPr>
-    </w:p>
-    <w:p>
-      <w:pPr>
-        <w:ind w:firstLine="709"/>
-        <w:rPr>
-          <w:rFonts w:ascii="Times New Roman" w:hAnsi="Times New Roman" w:cs="Times New Roman"/>
-          <w:sz w:val="28"/>
-          <w:szCs w:val="28"/>
-        </w:rPr>
-      </w:pPr>
-    </w:p>
-    <w:p>
-      <w:pPr>
-        <w:ind w:firstLine="709"/>
-        <w:rPr>
-          <w:rFonts w:ascii="Times New Roman" w:hAnsi="Times New Roman" w:cs="Times New Roman"/>
-          <w:sz w:val="28"/>
-          <w:szCs w:val="28"/>
-        </w:rPr>
-      </w:pPr>
-    </w:p>
-    <w:p>
-      <w:pPr>
-        <w:rPr>
-          <w:rFonts w:ascii="Times New Roman" w:hAnsi="Times New Roman" w:cs="Times New Roman"/>
-          <w:sz w:val="28"/>
-          <w:szCs w:val="28"/>
-        </w:rPr>
-      </w:pPr>
-    </w:p>
-    <w:p>
-      <w:pPr>
-        <w:rPr>
-          <w:rFonts w:ascii="Times New Roman" w:hAnsi="Times New Roman" w:cs="Times New Roman"/>
-          <w:sz w:val="28"/>
-          <w:szCs w:val="28"/>
-        </w:rPr>
-      </w:pPr>
-    </w:p>
-    <w:p>
-      <w:pPr>
-        <w:spacing w:after="0" w:line="360" w:lineRule="auto"/>
-        <w:ind w:firstLine="709"/>
-        <w:jc w:val="both"/>
-        <w:rPr>
-          <w:rFonts w:ascii="Times New Roman" w:hAnsi="Times New Roman" w:cs="Times New Roman"/>
-          <w:bCs/>
-          <w:sz w:val="28"/>
-          <w:szCs w:val="28"/>
-        </w:rPr>
-      </w:pPr>
-      <w:r>
-        <w:rPr>
-          <w:rFonts w:ascii="Times New Roman" w:hAnsi="Times New Roman" w:cs="Times New Roman"/>
-          <w:b/>
-          <w:sz w:val="28"/>
-          <w:szCs w:val="28"/>
-        </w:rPr>
-        <w:lastRenderedPageBreak/>
-        <w:t>Ответы на контрольные вопросы:</w:t>
-      </w:r>
-    </w:p>
-    <w:p>
-      <w:pPr>
-        <w:pStyle w:val="a3"/>
-        <w:numPr>
-          <w:ilvl w:val="0"/>
-          <w:numId w:val="4"/>
-        </w:numPr>
-        <w:spacing w:after="0" w:line="360" w:lineRule="auto"/>
-        <w:ind w:left="0" w:firstLine="709"/>
-        <w:jc w:val="both"/>
-        <w:rPr>
-          <w:rFonts w:ascii="Times New Roman" w:hAnsi="Times New Roman" w:cs="Times New Roman"/>
-          <w:bCs/>
-          <w:sz w:val="28"/>
-          <w:szCs w:val="28"/>
-        </w:rPr>
-      </w:pPr>
-      <w:r>
-        <w:rPr>
-          <w:rFonts w:ascii="Times New Roman" w:hAnsi="Times New Roman" w:cs="Times New Roman"/>
-          <w:bCs/>
-          <w:sz w:val="28"/>
-          <w:szCs w:val="28"/>
-        </w:rPr>
-        <w:t>Проектирование ПО — это процесс создания проекта (описания, схем, макетов) программного продукта, который будет реализован на этапе разработки. Это мост между анализом требований (что нужно сделать) и непосредственным кодированием (как это сделать). На этом этапе определяются архитектура системы, модули, интерфейсы, структуры данных и логика их взаимодействия.</w:t>
-      </w:r>
-    </w:p>
-    <w:p>
-      <w:pPr>
-        <w:pStyle w:val="a3"/>
-        <w:numPr>
-          <w:ilvl w:val="0"/>
-          <w:numId w:val="4"/>
-        </w:numPr>
-        <w:spacing w:after="0" w:line="360" w:lineRule="auto"/>
-        <w:ind w:left="0" w:firstLine="709"/>
-        <w:jc w:val="both"/>
-        <w:rPr>
-          <w:rFonts w:ascii="Times New Roman" w:hAnsi="Times New Roman" w:cs="Times New Roman"/>
-          <w:bCs/>
-          <w:sz w:val="28"/>
-          <w:szCs w:val="28"/>
-        </w:rPr>
-      </w:pPr>
-      <w:r>
-        <w:rPr>
-          <w:rFonts w:ascii="Times New Roman" w:hAnsi="Times New Roman" w:cs="Times New Roman"/>
-          <w:color w:val="0F1115"/>
-          <w:sz w:val="28"/>
-          <w:szCs w:val="28"/>
-          <w:shd w:val="clear" w:color="auto" w:fill="FFFFFF"/>
-        </w:rPr>
-        <w:t>Существует два основных подхода:</w:t>
-      </w:r>
-      <w:r>
-        <w:rPr>
-          <w:rFonts w:ascii="Times New Roman" w:hAnsi="Times New Roman" w:cs="Times New Roman"/>
-          <w:color w:val="0F1115"/>
-          <w:sz w:val="28"/>
-          <w:szCs w:val="28"/>
-          <w:shd w:val="clear" w:color="auto" w:fill="FFFFFF"/>
-        </w:rPr>
-        <w:t xml:space="preserve"> структурный </w:t>
-      </w:r>
-      <w:r>
-        <w:rPr>
-          <w:rFonts w:ascii="Times New Roman" w:hAnsi="Times New Roman" w:cs="Times New Roman"/>
-          <w:bCs/>
-          <w:sz w:val="28"/>
-          <w:szCs w:val="28"/>
-        </w:rPr>
-        <w:t>—</w:t>
-      </w:r>
-      <w:r>
-        <w:rPr>
-          <w:rFonts w:ascii="Times New Roman" w:hAnsi="Times New Roman" w:cs="Times New Roman"/>
-          <w:color w:val="0F1115"/>
-          <w:sz w:val="28"/>
-          <w:szCs w:val="28"/>
-          <w:shd w:val="clear" w:color="auto" w:fill="FFFFFF"/>
-        </w:rPr>
-        <w:t xml:space="preserve"> система</w:t>
-      </w:r>
-      <w:r>
-        <w:rPr>
-          <w:rFonts w:ascii="Times New Roman" w:hAnsi="Times New Roman" w:cs="Times New Roman"/>
-          <w:color w:val="0F1115"/>
-          <w:sz w:val="28"/>
-          <w:szCs w:val="28"/>
-          <w:shd w:val="clear" w:color="auto" w:fill="FFFFFF"/>
-        </w:rPr>
-        <w:t xml:space="preserve"> разбивается на функции (сверху-вниз). Основное внимание уделяется действиям и потокам данных. Используются диаграммы DFD (Data </w:t>
-      </w:r>
-      <w:proofErr w:type="spellStart"/>
-      <w:r>
-        <w:rPr>
-          <w:rFonts w:ascii="Times New Roman" w:hAnsi="Times New Roman" w:cs="Times New Roman"/>
-          <w:color w:val="0F1115"/>
-          <w:sz w:val="28"/>
-          <w:szCs w:val="28"/>
-          <w:shd w:val="clear" w:color="auto" w:fill="FFFFFF"/>
-        </w:rPr>
-        <w:t>Flow</w:t>
-      </w:r>
-      <w:proofErr w:type="spellEnd"/>
-      <w:r>
-        <w:rPr>
-          <w:rFonts w:ascii="Times New Roman" w:hAnsi="Times New Roman" w:cs="Times New Roman"/>
-          <w:color w:val="0F1115"/>
-          <w:sz w:val="28"/>
-          <w:szCs w:val="28"/>
-          <w:shd w:val="clear" w:color="auto" w:fill="FFFFFF"/>
-        </w:rPr>
-        <w:t xml:space="preserve"> </w:t>
-      </w:r>
-      <w:proofErr w:type="spellStart"/>
-      <w:r>
-        <w:rPr>
-          <w:rFonts w:ascii="Times New Roman" w:hAnsi="Times New Roman" w:cs="Times New Roman"/>
-          <w:color w:val="0F1115"/>
-          <w:sz w:val="28"/>
-          <w:szCs w:val="28"/>
-          <w:shd w:val="clear" w:color="auto" w:fill="FFFFFF"/>
-        </w:rPr>
-        <w:t>Diagram</w:t>
-      </w:r>
-      <w:proofErr w:type="spellEnd"/>
-      <w:r>
-        <w:rPr>
-          <w:rFonts w:ascii="Times New Roman" w:hAnsi="Times New Roman" w:cs="Times New Roman"/>
-          <w:color w:val="0F1115"/>
-          <w:sz w:val="28"/>
-          <w:szCs w:val="28"/>
-          <w:shd w:val="clear" w:color="auto" w:fill="FFFFFF"/>
-        </w:rPr>
-        <w:t>) и SADT</w:t>
-      </w:r>
-      <w:r>
-        <w:rPr>
-          <w:rFonts w:ascii="Times New Roman" w:hAnsi="Times New Roman" w:cs="Times New Roman"/>
-          <w:color w:val="0F1115"/>
-          <w:sz w:val="28"/>
-          <w:szCs w:val="28"/>
-          <w:shd w:val="clear" w:color="auto" w:fill="FFFFFF"/>
-        </w:rPr>
-        <w:t xml:space="preserve">; </w:t>
-      </w:r>
-      <w:r>
-        <w:rPr>
-          <w:rFonts w:ascii="Times New Roman" w:hAnsi="Times New Roman" w:cs="Times New Roman"/>
-          <w:color w:val="0F1115"/>
-          <w:sz w:val="28"/>
-          <w:szCs w:val="28"/>
-          <w:shd w:val="clear" w:color="auto" w:fill="FFFFFF"/>
-        </w:rPr>
-        <w:t>Объектно-ориентированный -</w:t>
-      </w:r>
-      <w:r>
-        <w:rPr>
-          <w:rFonts w:ascii="Times New Roman" w:hAnsi="Times New Roman" w:cs="Times New Roman"/>
-          <w:color w:val="0F1115"/>
-          <w:sz w:val="28"/>
-          <w:szCs w:val="28"/>
-          <w:shd w:val="clear" w:color="auto" w:fill="FFFFFF"/>
-        </w:rPr>
-        <w:t xml:space="preserve"> с</w:t>
-      </w:r>
-      <w:r>
-        <w:rPr>
-          <w:rFonts w:ascii="Times New Roman" w:hAnsi="Times New Roman" w:cs="Times New Roman"/>
-          <w:color w:val="0F1115"/>
-          <w:sz w:val="28"/>
-          <w:szCs w:val="28"/>
-          <w:shd w:val="clear" w:color="auto" w:fill="FFFFFF"/>
-        </w:rPr>
-        <w:t xml:space="preserve">истема представляется как совокупность взаимодействующих объектов (сущностей), обладающих свойствами и методами. Основное внимание уделяется данным и их поведению. Используется язык UML (Unified </w:t>
-      </w:r>
-      <w:proofErr w:type="spellStart"/>
-      <w:r>
-        <w:rPr>
-          <w:rFonts w:ascii="Times New Roman" w:hAnsi="Times New Roman" w:cs="Times New Roman"/>
-          <w:color w:val="0F1115"/>
-          <w:sz w:val="28"/>
-          <w:szCs w:val="28"/>
-          <w:shd w:val="clear" w:color="auto" w:fill="FFFFFF"/>
-        </w:rPr>
-        <w:t>Modeling</w:t>
-      </w:r>
-      <w:proofErr w:type="spellEnd"/>
-      <w:r>
-        <w:rPr>
-          <w:rFonts w:ascii="Times New Roman" w:hAnsi="Times New Roman" w:cs="Times New Roman"/>
-          <w:color w:val="0F1115"/>
-          <w:sz w:val="28"/>
-          <w:szCs w:val="28"/>
-          <w:shd w:val="clear" w:color="auto" w:fill="FFFFFF"/>
-        </w:rPr>
-        <w:t xml:space="preserve"> Language) — диаграммы классов, последовательностей, состояний и др.</w:t>
-      </w:r>
-    </w:p>
-    <w:p>
-      <w:pPr>
-        <w:pStyle w:val="a3"/>
-        <w:numPr>
-          <w:ilvl w:val="0"/>
-          <w:numId w:val="4"/>
-        </w:numPr>
-        <w:spacing w:after="0" w:line="360" w:lineRule="auto"/>
-        <w:ind w:left="0" w:firstLine="709"/>
-        <w:jc w:val="both"/>
-        <w:rPr>
-          <w:rFonts w:ascii="Times New Roman" w:hAnsi="Times New Roman" w:cs="Times New Roman"/>
-          <w:bCs/>
-          <w:sz w:val="28"/>
-          <w:szCs w:val="28"/>
-        </w:rPr>
-      </w:pPr>
-      <w:r>
-        <w:rPr>
-          <w:rFonts w:ascii="Times New Roman" w:hAnsi="Times New Roman" w:cs="Times New Roman"/>
-          <w:bCs/>
-          <w:sz w:val="28"/>
-          <w:szCs w:val="28"/>
-        </w:rPr>
-        <w:t>Сущность структурного подхода заключается в строгой иерархической декомпозиции (разбиении) сложной системы на более мелкие, независимые подсистемы и функции. Каждая функция выполняется на своем уровне абстракции. Это позволяет упростить сложную систему, делая её понятной для разработчиков. Лозунг подхода: «Разделяй и властвуй».</w:t>
-      </w:r>
-    </w:p>
-    <w:p>
-      <w:pPr>
-        <w:pStyle w:val="ds-markdown-paragraph"/>
-        <w:numPr>
-          <w:ilvl w:val="0"/>
-          <w:numId w:val="4"/>
-        </w:numPr>
-        <w:shd w:val="clear" w:color="auto" w:fill="FFFFFF"/>
-        <w:spacing w:before="0" w:beforeAutospacing="0" w:after="0" w:afterAutospacing="0" w:line="360" w:lineRule="auto"/>
-        <w:ind w:left="0" w:firstLine="709"/>
-        <w:jc w:val="both"/>
-        <w:rPr>
-          <w:color w:val="0F1115"/>
-          <w:sz w:val="28"/>
-          <w:szCs w:val="28"/>
-        </w:rPr>
-      </w:pPr>
-      <w:r>
-        <w:rPr>
-          <w:rStyle w:val="a4"/>
-          <w:b w:val="0"/>
-          <w:bCs w:val="0"/>
-          <w:color w:val="0F1115"/>
-          <w:sz w:val="28"/>
-          <w:szCs w:val="28"/>
-        </w:rPr>
-        <w:t>Принципы структурного подхода</w:t>
-      </w:r>
-      <w:r>
-        <w:rPr>
-          <w:rStyle w:val="a4"/>
-          <w:b w:val="0"/>
-          <w:bCs w:val="0"/>
-          <w:color w:val="0F1115"/>
-          <w:sz w:val="28"/>
-          <w:szCs w:val="28"/>
-        </w:rPr>
-        <w:t>:</w:t>
-      </w:r>
-      <w:r>
-        <w:rPr>
-          <w:b/>
-          <w:bCs/>
-          <w:color w:val="0F1115"/>
-          <w:sz w:val="28"/>
-          <w:szCs w:val="28"/>
-        </w:rPr>
-        <w:t xml:space="preserve"> </w:t>
-      </w:r>
-      <w:r>
-        <w:rPr>
-          <w:rStyle w:val="a4"/>
-          <w:b w:val="0"/>
-          <w:bCs w:val="0"/>
-          <w:color w:val="0F1115"/>
-          <w:sz w:val="28"/>
-          <w:szCs w:val="28"/>
-        </w:rPr>
-        <w:t>п</w:t>
-      </w:r>
-      <w:r>
-        <w:rPr>
-          <w:rStyle w:val="a4"/>
-          <w:b w:val="0"/>
-          <w:bCs w:val="0"/>
-          <w:color w:val="0F1115"/>
-          <w:sz w:val="28"/>
-          <w:szCs w:val="28"/>
-        </w:rPr>
-        <w:t>ринцип «разделяй и властвуй</w:t>
-      </w:r>
-      <w:r>
-        <w:rPr>
-          <w:rStyle w:val="a4"/>
-          <w:color w:val="0F1115"/>
-          <w:sz w:val="28"/>
-          <w:szCs w:val="28"/>
-        </w:rPr>
-        <w:t>»</w:t>
-      </w:r>
-      <w:r>
-        <w:rPr>
-          <w:rStyle w:val="a4"/>
-          <w:b w:val="0"/>
-          <w:bCs w:val="0"/>
-          <w:color w:val="0F1115"/>
-          <w:sz w:val="28"/>
-          <w:szCs w:val="28"/>
-        </w:rPr>
-        <w:t>:</w:t>
-      </w:r>
-      <w:r>
-        <w:rPr>
-          <w:color w:val="0F1115"/>
-          <w:sz w:val="28"/>
-          <w:szCs w:val="28"/>
-        </w:rPr>
-        <w:t> Разбиение сложной проблемы на множество простых, независимо решаемых задач</w:t>
-      </w:r>
-      <w:r>
-        <w:rPr>
-          <w:color w:val="0F1115"/>
-          <w:sz w:val="28"/>
-          <w:szCs w:val="28"/>
-        </w:rPr>
-        <w:t xml:space="preserve">, </w:t>
-      </w:r>
-      <w:r>
-        <w:rPr>
-          <w:rStyle w:val="a4"/>
-          <w:b w:val="0"/>
-          <w:bCs w:val="0"/>
-          <w:color w:val="0F1115"/>
-          <w:sz w:val="28"/>
-          <w:szCs w:val="28"/>
-        </w:rPr>
-        <w:t>п</w:t>
-      </w:r>
-      <w:r>
-        <w:rPr>
-          <w:rStyle w:val="a4"/>
-          <w:b w:val="0"/>
-          <w:bCs w:val="0"/>
-          <w:color w:val="0F1115"/>
-          <w:sz w:val="28"/>
-          <w:szCs w:val="28"/>
-        </w:rPr>
-        <w:t>ринцип иерархического упорядочивания:</w:t>
-      </w:r>
-      <w:r>
-        <w:rPr>
-          <w:color w:val="0F1115"/>
-          <w:sz w:val="28"/>
-          <w:szCs w:val="28"/>
-        </w:rPr>
-        <w:t> Организация составных частей системы в древовидные иерархические структуры (на каждом уровне — новая детализация)</w:t>
-      </w:r>
-      <w:r>
-        <w:rPr>
-          <w:color w:val="0F1115"/>
-          <w:sz w:val="28"/>
-          <w:szCs w:val="28"/>
-        </w:rPr>
-        <w:t xml:space="preserve">, </w:t>
-      </w:r>
-      <w:r>
-        <w:rPr>
-          <w:rStyle w:val="a4"/>
-          <w:b w:val="0"/>
-          <w:bCs w:val="0"/>
-          <w:color w:val="0F1115"/>
-          <w:sz w:val="28"/>
-          <w:szCs w:val="28"/>
-        </w:rPr>
-        <w:t>п</w:t>
-      </w:r>
-      <w:r>
-        <w:rPr>
-          <w:rStyle w:val="a4"/>
-          <w:b w:val="0"/>
-          <w:bCs w:val="0"/>
-          <w:color w:val="0F1115"/>
-          <w:sz w:val="28"/>
-          <w:szCs w:val="28"/>
-        </w:rPr>
-        <w:t>ринцип абстрагирования:</w:t>
-      </w:r>
-      <w:r>
-        <w:rPr>
-          <w:color w:val="0F1115"/>
-          <w:sz w:val="28"/>
-          <w:szCs w:val="28"/>
-        </w:rPr>
-        <w:t> Выделение существенных аспектов системы и отвлечение от несущественных на каждом уровне рассмотрения</w:t>
-      </w:r>
-      <w:r>
-        <w:rPr>
-          <w:color w:val="0F1115"/>
-          <w:sz w:val="28"/>
-          <w:szCs w:val="28"/>
-        </w:rPr>
-        <w:t xml:space="preserve">, </w:t>
-      </w:r>
-      <w:r>
-        <w:rPr>
-          <w:rStyle w:val="a4"/>
-          <w:b w:val="0"/>
-          <w:bCs w:val="0"/>
-          <w:color w:val="0F1115"/>
-          <w:sz w:val="28"/>
-          <w:szCs w:val="28"/>
-        </w:rPr>
-        <w:t>п</w:t>
-      </w:r>
-      <w:r>
-        <w:rPr>
-          <w:rStyle w:val="a4"/>
-          <w:b w:val="0"/>
-          <w:bCs w:val="0"/>
-          <w:color w:val="0F1115"/>
-          <w:sz w:val="28"/>
-          <w:szCs w:val="28"/>
-        </w:rPr>
-        <w:t>ринцип формализации:</w:t>
-      </w:r>
-      <w:r>
-        <w:rPr>
-          <w:color w:val="0F1115"/>
-          <w:sz w:val="28"/>
-          <w:szCs w:val="28"/>
-        </w:rPr>
-        <w:t> </w:t>
-      </w:r>
-      <w:r>
-        <w:rPr>
-          <w:color w:val="0F1115"/>
-          <w:sz w:val="28"/>
-          <w:szCs w:val="28"/>
-        </w:rPr>
-        <w:t>с</w:t>
-      </w:r>
-      <w:r>
-        <w:rPr>
-          <w:color w:val="0F1115"/>
-          <w:sz w:val="28"/>
-          <w:szCs w:val="28"/>
-        </w:rPr>
-        <w:t>трогий методологический подход к анализу и проектированию с использованием четко определенных нотаций (например, диаграммы DFD, IDEF0, структурные карты)</w:t>
-      </w:r>
-      <w:r>
-        <w:rPr>
-          <w:color w:val="0F1115"/>
-          <w:sz w:val="28"/>
-          <w:szCs w:val="28"/>
-        </w:rPr>
-        <w:t xml:space="preserve">, </w:t>
-      </w:r>
-      <w:r>
-        <w:rPr>
-          <w:rStyle w:val="a4"/>
-          <w:b w:val="0"/>
-          <w:bCs w:val="0"/>
-          <w:color w:val="0F1115"/>
-          <w:sz w:val="28"/>
-          <w:szCs w:val="28"/>
-        </w:rPr>
-        <w:t>п</w:t>
-      </w:r>
-      <w:r>
-        <w:rPr>
-          <w:rStyle w:val="a4"/>
-          <w:b w:val="0"/>
-          <w:bCs w:val="0"/>
-          <w:color w:val="0F1115"/>
-          <w:sz w:val="28"/>
-          <w:szCs w:val="28"/>
-        </w:rPr>
-        <w:t xml:space="preserve">ринцип </w:t>
-      </w:r>
-      <w:r>
-        <w:rPr>
-          <w:rStyle w:val="a4"/>
-          <w:b w:val="0"/>
-          <w:bCs w:val="0"/>
-          <w:color w:val="0F1115"/>
-          <w:sz w:val="28"/>
-          <w:szCs w:val="28"/>
-        </w:rPr>
-        <w:lastRenderedPageBreak/>
-        <w:t>непротиворечивости:</w:t>
-      </w:r>
-      <w:r>
-        <w:rPr>
-          <w:color w:val="0F1115"/>
-          <w:sz w:val="28"/>
-          <w:szCs w:val="28"/>
-        </w:rPr>
-        <w:t> Согласованность и непротиворечивость элементов системы на всех уровнях детализации.</w:t>
-      </w:r>
-    </w:p>
-    <w:p>
-      <w:pPr>
-        <w:pStyle w:val="a3"/>
-        <w:numPr>
-          <w:ilvl w:val="0"/>
-          <w:numId w:val="4"/>
-        </w:numPr>
-        <w:spacing w:after="0" w:line="360" w:lineRule="auto"/>
-        <w:ind w:left="0" w:firstLine="709"/>
-        <w:jc w:val="both"/>
-        <w:rPr>
-          <w:rFonts w:ascii="Times New Roman" w:hAnsi="Times New Roman" w:cs="Times New Roman"/>
-          <w:bCs/>
-          <w:sz w:val="28"/>
-          <w:szCs w:val="28"/>
-        </w:rPr>
-      </w:pPr>
-      <w:r>
-        <w:rPr>
-          <w:rFonts w:ascii="Times New Roman" w:hAnsi="Times New Roman" w:cs="Times New Roman"/>
-          <w:bCs/>
-          <w:sz w:val="28"/>
-          <w:szCs w:val="28"/>
-        </w:rPr>
-        <w:t>Предметная область — это часть реального мира (сфера деятельности человека), которая представляет интерес для данного проекта и данные о которой необходимо отразить в информационной системе. Для кадрового агентства предметная область — это процессы найма, трудоустройства, компании-клиенты, соискатели и их взаимодействие.</w:t>
-      </w:r>
-    </w:p>
-    <w:p>
-      <w:pPr>
-        <w:pStyle w:val="a3"/>
-        <w:numPr>
-          <w:ilvl w:val="0"/>
-          <w:numId w:val="4"/>
-        </w:numPr>
-        <w:spacing w:after="0" w:line="360" w:lineRule="auto"/>
-        <w:ind w:left="0" w:firstLine="709"/>
-        <w:jc w:val="both"/>
-        <w:rPr>
-          <w:rFonts w:ascii="Times New Roman" w:hAnsi="Times New Roman" w:cs="Times New Roman"/>
-          <w:bCs/>
-          <w:sz w:val="28"/>
-          <w:szCs w:val="28"/>
-        </w:rPr>
-      </w:pPr>
-      <w:r>
-        <w:rPr>
-          <w:rFonts w:ascii="Times New Roman" w:hAnsi="Times New Roman" w:cs="Times New Roman"/>
-          <w:color w:val="0F1115"/>
-          <w:sz w:val="28"/>
-          <w:szCs w:val="28"/>
-        </w:rPr>
-        <w:t>Анализ предметной области проводится с целью:</w:t>
-      </w:r>
-      <w:r>
-        <w:rPr>
-          <w:rFonts w:ascii="Times New Roman" w:hAnsi="Times New Roman" w:cs="Times New Roman"/>
-          <w:color w:val="0F1115"/>
-          <w:sz w:val="28"/>
-          <w:szCs w:val="28"/>
-        </w:rPr>
-        <w:t xml:space="preserve"> п</w:t>
-      </w:r>
-      <w:r>
-        <w:rPr>
-          <w:rStyle w:val="a4"/>
-          <w:rFonts w:ascii="Times New Roman" w:hAnsi="Times New Roman" w:cs="Times New Roman"/>
-          <w:b w:val="0"/>
-          <w:bCs w:val="0"/>
-          <w:color w:val="0F1115"/>
-          <w:sz w:val="28"/>
-          <w:szCs w:val="28"/>
-        </w:rPr>
-        <w:t>онять заказчика:</w:t>
-      </w:r>
-      <w:r>
-        <w:rPr>
-          <w:rFonts w:ascii="Times New Roman" w:hAnsi="Times New Roman" w:cs="Times New Roman"/>
-          <w:b/>
-          <w:bCs/>
-          <w:color w:val="0F1115"/>
-          <w:sz w:val="28"/>
-          <w:szCs w:val="28"/>
-        </w:rPr>
-        <w:t> </w:t>
-      </w:r>
-      <w:r>
-        <w:rPr>
-          <w:rFonts w:ascii="Times New Roman" w:hAnsi="Times New Roman" w:cs="Times New Roman"/>
-          <w:color w:val="0F1115"/>
-          <w:sz w:val="28"/>
-          <w:szCs w:val="28"/>
-        </w:rPr>
-        <w:t>в</w:t>
-      </w:r>
-      <w:r>
-        <w:rPr>
-          <w:rFonts w:ascii="Times New Roman" w:hAnsi="Times New Roman" w:cs="Times New Roman"/>
-          <w:color w:val="0F1115"/>
-          <w:sz w:val="28"/>
-          <w:szCs w:val="28"/>
-        </w:rPr>
-        <w:t>ыявить истинные потребности пользователей будущей системы</w:t>
-      </w:r>
-      <w:r>
-        <w:rPr>
-          <w:rFonts w:ascii="Times New Roman" w:hAnsi="Times New Roman" w:cs="Times New Roman"/>
-          <w:color w:val="0F1115"/>
-          <w:sz w:val="28"/>
-          <w:szCs w:val="28"/>
-        </w:rPr>
-        <w:t xml:space="preserve">; </w:t>
-      </w:r>
-      <w:r>
-        <w:rPr>
-          <w:rStyle w:val="a4"/>
-          <w:rFonts w:ascii="Times New Roman" w:hAnsi="Times New Roman" w:cs="Times New Roman"/>
-          <w:b w:val="0"/>
-          <w:bCs w:val="0"/>
-          <w:color w:val="0F1115"/>
-          <w:sz w:val="28"/>
-          <w:szCs w:val="28"/>
-        </w:rPr>
-        <w:t>о</w:t>
-      </w:r>
-      <w:r>
-        <w:rPr>
-          <w:rStyle w:val="a4"/>
-          <w:rFonts w:ascii="Times New Roman" w:hAnsi="Times New Roman" w:cs="Times New Roman"/>
-          <w:b w:val="0"/>
-          <w:bCs w:val="0"/>
-          <w:color w:val="0F1115"/>
-          <w:sz w:val="28"/>
-          <w:szCs w:val="28"/>
-        </w:rPr>
-        <w:t>пределить границы системы:</w:t>
-      </w:r>
-      <w:r>
-        <w:rPr>
-          <w:rFonts w:ascii="Times New Roman" w:hAnsi="Times New Roman" w:cs="Times New Roman"/>
-          <w:b/>
-          <w:bCs/>
-          <w:color w:val="0F1115"/>
-          <w:sz w:val="28"/>
-          <w:szCs w:val="28"/>
-        </w:rPr>
-        <w:t> </w:t>
-      </w:r>
-      <w:r>
-        <w:rPr>
-          <w:rFonts w:ascii="Times New Roman" w:hAnsi="Times New Roman" w:cs="Times New Roman"/>
-          <w:color w:val="0F1115"/>
-          <w:sz w:val="28"/>
-          <w:szCs w:val="28"/>
-        </w:rPr>
-        <w:t>п</w:t>
-      </w:r>
-      <w:r>
-        <w:rPr>
-          <w:rFonts w:ascii="Times New Roman" w:hAnsi="Times New Roman" w:cs="Times New Roman"/>
-          <w:color w:val="0F1115"/>
-          <w:sz w:val="28"/>
-          <w:szCs w:val="28"/>
-        </w:rPr>
-        <w:t>онять, что система должна делать, а что выходит за её рамки</w:t>
-      </w:r>
-      <w:r>
-        <w:rPr>
-          <w:rFonts w:ascii="Times New Roman" w:hAnsi="Times New Roman" w:cs="Times New Roman"/>
-          <w:color w:val="0F1115"/>
-          <w:sz w:val="28"/>
-          <w:szCs w:val="28"/>
-        </w:rPr>
-        <w:t xml:space="preserve">; </w:t>
-      </w:r>
-      <w:r>
-        <w:rPr>
-          <w:rStyle w:val="a4"/>
-          <w:rFonts w:ascii="Times New Roman" w:hAnsi="Times New Roman" w:cs="Times New Roman"/>
-          <w:b w:val="0"/>
-          <w:bCs w:val="0"/>
-          <w:color w:val="0F1115"/>
-          <w:sz w:val="28"/>
-          <w:szCs w:val="28"/>
-        </w:rPr>
-        <w:t>в</w:t>
-      </w:r>
-      <w:r>
-        <w:rPr>
-          <w:rStyle w:val="a4"/>
-          <w:rFonts w:ascii="Times New Roman" w:hAnsi="Times New Roman" w:cs="Times New Roman"/>
-          <w:b w:val="0"/>
-          <w:bCs w:val="0"/>
-          <w:color w:val="0F1115"/>
-          <w:sz w:val="28"/>
-          <w:szCs w:val="28"/>
-        </w:rPr>
-        <w:t>ыявить сущности:</w:t>
-      </w:r>
-      <w:r>
-        <w:rPr>
-          <w:rFonts w:ascii="Times New Roman" w:hAnsi="Times New Roman" w:cs="Times New Roman"/>
-          <w:color w:val="0F1115"/>
-          <w:sz w:val="28"/>
-          <w:szCs w:val="28"/>
-        </w:rPr>
-        <w:t> </w:t>
-      </w:r>
-      <w:r>
-        <w:rPr>
-          <w:rFonts w:ascii="Times New Roman" w:hAnsi="Times New Roman" w:cs="Times New Roman"/>
-          <w:color w:val="0F1115"/>
-          <w:sz w:val="28"/>
-          <w:szCs w:val="28"/>
-        </w:rPr>
-        <w:t>о</w:t>
-      </w:r>
-      <w:r>
-        <w:rPr>
-          <w:rFonts w:ascii="Times New Roman" w:hAnsi="Times New Roman" w:cs="Times New Roman"/>
-          <w:color w:val="0F1115"/>
-          <w:sz w:val="28"/>
-          <w:szCs w:val="28"/>
-        </w:rPr>
-        <w:t>пределить ключевые объекты (Клиент, Вакансия, Резюме) и связи между ними</w:t>
-      </w:r>
-      <w:r>
-        <w:rPr>
-          <w:rFonts w:ascii="Times New Roman" w:hAnsi="Times New Roman" w:cs="Times New Roman"/>
-          <w:color w:val="0F1115"/>
-          <w:sz w:val="28"/>
-          <w:szCs w:val="28"/>
-        </w:rPr>
-        <w:t xml:space="preserve">; </w:t>
-      </w:r>
-      <w:r>
-        <w:rPr>
-          <w:rStyle w:val="a4"/>
-          <w:rFonts w:ascii="Times New Roman" w:hAnsi="Times New Roman" w:cs="Times New Roman"/>
-          <w:b w:val="0"/>
-          <w:bCs w:val="0"/>
-          <w:color w:val="0F1115"/>
-          <w:sz w:val="28"/>
-          <w:szCs w:val="28"/>
-        </w:rPr>
-        <w:t>с</w:t>
-      </w:r>
-      <w:r>
-        <w:rPr>
-          <w:rStyle w:val="a4"/>
-          <w:rFonts w:ascii="Times New Roman" w:hAnsi="Times New Roman" w:cs="Times New Roman"/>
-          <w:b w:val="0"/>
-          <w:bCs w:val="0"/>
-          <w:color w:val="0F1115"/>
-          <w:sz w:val="28"/>
-          <w:szCs w:val="28"/>
-        </w:rPr>
-        <w:t>формулировать требования:</w:t>
-      </w:r>
-      <w:r>
-        <w:rPr>
-          <w:rFonts w:ascii="Times New Roman" w:hAnsi="Times New Roman" w:cs="Times New Roman"/>
-          <w:color w:val="0F1115"/>
-          <w:sz w:val="28"/>
-          <w:szCs w:val="28"/>
-        </w:rPr>
-        <w:t> </w:t>
-      </w:r>
-      <w:r>
-        <w:rPr>
-          <w:rFonts w:ascii="Times New Roman" w:hAnsi="Times New Roman" w:cs="Times New Roman"/>
-          <w:color w:val="0F1115"/>
-          <w:sz w:val="28"/>
-          <w:szCs w:val="28"/>
-          <w:lang w:val="en-US"/>
-        </w:rPr>
-        <w:t>c</w:t>
-      </w:r>
-      <w:r>
-        <w:rPr>
-          <w:rFonts w:ascii="Times New Roman" w:hAnsi="Times New Roman" w:cs="Times New Roman"/>
-          <w:color w:val="0F1115"/>
-          <w:sz w:val="28"/>
-          <w:szCs w:val="28"/>
-        </w:rPr>
-        <w:t>оставить техническое задание, на основе которого будет строиться вся дальнейшая работа. Это фундамент для успешного проектирования</w:t>
-      </w:r>
-      <w:r>
-        <w:rPr>
-          <w:rFonts w:ascii="Times New Roman" w:hAnsi="Times New Roman" w:cs="Times New Roman"/>
-          <w:color w:val="0F1115"/>
-          <w:sz w:val="28"/>
-          <w:szCs w:val="28"/>
-        </w:rPr>
-        <w:t>;</w:t>
-      </w:r>
-    </w:p>
-    <w:p>
-      <w:pPr>
-        <w:pStyle w:val="a3"/>
-        <w:spacing w:after="0" w:line="360" w:lineRule="auto"/>
-        <w:ind w:left="709"/>
-        <w:jc w:val="both"/>
-        <w:rPr>
-          <w:rFonts w:ascii="Times New Roman" w:hAnsi="Times New Roman" w:cs="Times New Roman"/>
-          <w:bCs/>
-          <w:sz w:val="28"/>
-          <w:szCs w:val="28"/>
-        </w:rPr>
-      </w:pPr>
-    </w:p>
-    <w:p>
-      <w:pPr>
-        <w:spacing w:after="0" w:line="360" w:lineRule="auto"/>
-        <w:ind w:firstLine="709"/>
-        <w:jc w:val="both"/>
-        <w:rPr>
-          <w:rFonts w:ascii="Times New Roman" w:hAnsi="Times New Roman" w:cs="Times New Roman"/>
-          <w:b/>
-          <w:sz w:val="28"/>
-          <w:szCs w:val="28"/>
-        </w:rPr>
-      </w:pPr>
-    </w:p>
-    <w:p>
-      <w:pPr>
-        <w:spacing w:after="0" w:line="360" w:lineRule="auto"/>
-        <w:ind w:firstLine="709"/>
-        <w:jc w:val="both"/>
-        <w:rPr>
-          <w:rFonts w:ascii="Times New Roman" w:hAnsi="Times New Roman" w:cs="Times New Roman"/>
-          <w:b/>
-          <w:sz w:val="28"/>
-          <w:szCs w:val="28"/>
-        </w:rPr>
-      </w:pPr>
-    </w:p>
-    <w:p>
-      <w:pPr>
-        <w:spacing w:after="0" w:line="360" w:lineRule="auto"/>
-        <w:ind w:firstLine="709"/>
-        <w:jc w:val="both"/>
-        <w:rPr>
-          <w:rFonts w:ascii="Times New Roman" w:hAnsi="Times New Roman" w:cs="Times New Roman"/>
-          <w:b/>
-          <w:sz w:val="28"/>
-          <w:szCs w:val="28"/>
-        </w:rPr>
-      </w:pPr>
-    </w:p>
-    <w:p>
-      <w:pPr>
-        <w:spacing w:after="0" w:line="360" w:lineRule="auto"/>
-        <w:ind w:firstLine="709"/>
-        <w:jc w:val="both"/>
-        <w:rPr>
-          <w:rFonts w:ascii="Times New Roman" w:hAnsi="Times New Roman" w:cs="Times New Roman"/>
-          <w:b/>
-          <w:sz w:val="28"/>
-          <w:szCs w:val="28"/>
-        </w:rPr>
-      </w:pPr>
-    </w:p>
-    <w:p>
-      <w:pPr>
-        <w:spacing w:after="0" w:line="360" w:lineRule="auto"/>
-        <w:ind w:firstLine="709"/>
-        <w:jc w:val="both"/>
-        <w:rPr>
-          <w:rFonts w:ascii="Times New Roman" w:hAnsi="Times New Roman" w:cs="Times New Roman"/>
-          <w:b/>
-          <w:sz w:val="28"/>
-          <w:szCs w:val="28"/>
-        </w:rPr>
-      </w:pPr>
-    </w:p>
-    <w:p>
-      <w:pPr>
-        <w:spacing w:after="0" w:line="360" w:lineRule="auto"/>
-        <w:ind w:firstLine="709"/>
-        <w:jc w:val="both"/>
-        <w:rPr>
-          <w:rFonts w:ascii="Times New Roman" w:hAnsi="Times New Roman" w:cs="Times New Roman"/>
-          <w:b/>
-          <w:sz w:val="28"/>
-          <w:szCs w:val="28"/>
-        </w:rPr>
-      </w:pPr>
-    </w:p>
-    <w:p>
-      <w:pPr>
-        <w:spacing w:after="0" w:line="360" w:lineRule="auto"/>
-        <w:ind w:firstLine="709"/>
-        <w:jc w:val="both"/>
-        <w:rPr>
-          <w:rFonts w:ascii="Times New Roman" w:hAnsi="Times New Roman" w:cs="Times New Roman"/>
-          <w:b/>
-          <w:sz w:val="28"/>
-          <w:szCs w:val="28"/>
-        </w:rPr>
-      </w:pPr>
-    </w:p>
-    <w:p>
-      <w:pPr>
-        <w:spacing w:after="0" w:line="360" w:lineRule="auto"/>
-        <w:ind w:firstLine="709"/>
-        <w:jc w:val="both"/>
-        <w:rPr>
-          <w:rFonts w:ascii="Times New Roman" w:hAnsi="Times New Roman" w:cs="Times New Roman"/>
-          <w:b/>
-          <w:sz w:val="28"/>
-          <w:szCs w:val="28"/>
-        </w:rPr>
-      </w:pPr>
-    </w:p>
-    <w:p>
-      <w:pPr>
-        <w:spacing w:after="0" w:line="360" w:lineRule="auto"/>
-        <w:ind w:firstLine="709"/>
-        <w:jc w:val="both"/>
-        <w:rPr>
-          <w:rFonts w:ascii="Times New Roman" w:hAnsi="Times New Roman" w:cs="Times New Roman"/>
-          <w:b/>
-          <w:sz w:val="28"/>
-          <w:szCs w:val="28"/>
-        </w:rPr>
-      </w:pPr>
-    </w:p>
-    <w:p>
-      <w:pPr>
-        <w:spacing w:after="0" w:line="360" w:lineRule="auto"/>
-        <w:ind w:firstLine="709"/>
-        <w:jc w:val="both"/>
-        <w:rPr>
-          <w:rFonts w:ascii="Times New Roman" w:hAnsi="Times New Roman" w:cs="Times New Roman"/>
-          <w:b/>
-          <w:sz w:val="28"/>
-          <w:szCs w:val="28"/>
-        </w:rPr>
-      </w:pPr>
-    </w:p>
-    <w:p>
-      <w:pPr>
-        <w:spacing w:after="0" w:line="360" w:lineRule="auto"/>
-        <w:ind w:firstLine="709"/>
-        <w:jc w:val="both"/>
-        <w:rPr>
-          <w:rFonts w:ascii="Times New Roman" w:hAnsi="Times New Roman" w:cs="Times New Roman"/>
-          <w:b/>
-          <w:sz w:val="28"/>
-          <w:szCs w:val="28"/>
-        </w:rPr>
-      </w:pPr>
-    </w:p>
-    <w:p>
-      <w:pPr>
-        <w:spacing w:after="0" w:line="360" w:lineRule="auto"/>
-        <w:ind w:firstLine="709"/>
-        <w:jc w:val="both"/>
-        <w:rPr>
-          <w:rFonts w:ascii="Times New Roman" w:hAnsi="Times New Roman" w:cs="Times New Roman"/>
-          <w:b/>
-          <w:sz w:val="28"/>
-          <w:szCs w:val="28"/>
-        </w:rPr>
-      </w:pPr>
-    </w:p>
-    <w:p>
-      <w:pPr>
-        <w:spacing w:after="0" w:line="360" w:lineRule="auto"/>
-        <w:ind w:firstLine="709"/>
-        <w:jc w:val="both"/>
-        <w:rPr>
-          <w:rFonts w:ascii="Times New Roman" w:hAnsi="Times New Roman" w:cs="Times New Roman"/>
-          <w:b/>
-          <w:sz w:val="28"/>
-          <w:szCs w:val="28"/>
-        </w:rPr>
-      </w:pPr>
-    </w:p>
-    <w:p>
-      <w:pPr>
-        <w:spacing w:after="0" w:line="360" w:lineRule="auto"/>
-        <w:ind w:firstLine="709"/>
-        <w:jc w:val="both"/>
-        <w:rPr>
-          <w:rFonts w:ascii="Times New Roman" w:hAnsi="Times New Roman" w:cs="Times New Roman"/>
-          <w:b/>
-          <w:sz w:val="28"/>
-          <w:szCs w:val="28"/>
-        </w:rPr>
-      </w:pPr>
-    </w:p>
-    <w:p>
-      <w:pPr>
-        <w:spacing w:after="0" w:line="360" w:lineRule="auto"/>
-        <w:ind w:firstLine="709"/>
-        <w:jc w:val="both"/>
-        <w:rPr>
-          <w:rFonts w:ascii="Times New Roman" w:hAnsi="Times New Roman" w:cs="Times New Roman"/>
           <w:b/>
           <w:sz w:val="28"/>
           <w:szCs w:val="28"/>
@@ -3738,6 +2747,70 @@
           <w:szCs w:val="28"/>
         </w:rPr>
         <w:t xml:space="preserve"> </w:t>
+      </w:r>
+      <w:r>
+        <w:rPr>
+          <w:rFonts w:ascii="Times New Roman" w:hAnsi="Times New Roman" w:cs="Times New Roman"/>
+          <w:sz w:val="28"/>
+          <w:szCs w:val="28"/>
+        </w:rPr>
+        <w:t>в</w:t>
+      </w:r>
+      <w:r>
+        <w:rPr>
+          <w:rFonts w:ascii="Times New Roman" w:hAnsi="Times New Roman" w:cs="Times New Roman"/>
+          <w:sz w:val="28"/>
+          <w:szCs w:val="28"/>
+        </w:rPr>
+        <w:t xml:space="preserve"> ходе выполнения лабораторной работы был проведён анализ предметной области, связанной с функционированием интернет-магазина игрушек</w:t>
+      </w:r>
+      <w:r>
+        <w:rPr>
+          <w:rFonts w:ascii="Times New Roman" w:hAnsi="Times New Roman" w:cs="Times New Roman"/>
+          <w:sz w:val="28"/>
+          <w:szCs w:val="28"/>
+        </w:rPr>
+        <w:t xml:space="preserve"> </w:t>
+      </w:r>
+      <w:r>
+        <w:rPr>
+          <w:rFonts w:ascii="Times New Roman" w:hAnsi="Times New Roman" w:cs="Times New Roman"/>
+          <w:sz w:val="28"/>
+          <w:szCs w:val="28"/>
+        </w:rPr>
+        <w:t>для утех</w:t>
+      </w:r>
+      <w:r>
+        <w:rPr>
+          <w:rFonts w:ascii="Times New Roman" w:hAnsi="Times New Roman" w:cs="Times New Roman"/>
+          <w:sz w:val="28"/>
+          <w:szCs w:val="28"/>
+        </w:rPr>
+        <w:t>. На</w:t>
+      </w:r>
+      <w:r>
+        <w:rPr>
+          <w:rFonts w:ascii="Times New Roman" w:hAnsi="Times New Roman" w:cs="Times New Roman"/>
+          <w:sz w:val="28"/>
+          <w:szCs w:val="28"/>
+        </w:rPr>
+        <w:t xml:space="preserve"> начальном</w:t>
+      </w:r>
+      <w:r>
+        <w:rPr>
+          <w:rFonts w:ascii="Times New Roman" w:hAnsi="Times New Roman" w:cs="Times New Roman"/>
+          <w:sz w:val="28"/>
+          <w:szCs w:val="28"/>
+        </w:rPr>
+        <w:t xml:space="preserve"> этапе были определены общие сведения о предприятии, его цели и ключевые функции, </w:t>
+      </w:r>
+      <w:r>
+        <w:rPr>
+          <w:rFonts w:ascii="Times New Roman" w:hAnsi="Times New Roman" w:cs="Times New Roman"/>
+          <w:sz w:val="28"/>
+          <w:szCs w:val="28"/>
+        </w:rPr>
+        <w:t>на последнем сделали организационную и управленческую структуру предприятия.</w:t>
       </w:r>
     </w:p>
     <w:sectPr>
@@ -3751,98 +2824,8 @@
 </file>
 
 <file path=word/numbering.xml><?xml version="1.0" encoding="utf-8"?>
-<w:numbering xmlns:wpc="http://schemas.microsoft.com/office/word/2010/wordprocessingCanvas" xmlns:cx="http://schemas.microsoft.com/office/drawing/2014/chartex" xmlns:cx1="http://schemas.microsoft.com/office/drawing/2015/9/8/chartex" xmlns:cx2="http://schemas.microsoft.com/office/drawing/2015/10/21/chartex" xmlns:cx3="http://schemas.microsoft.com/office/drawing/2016/5/9/chartex" xmlns:cx4="http://schemas.microsoft.com/office/drawing/2016/5/10/chartex" xmlns:cx5="http://schemas.microsoft.com/office/drawing/2016/5/11/chartex" xmlns:cx6="http://schemas.microsoft.com/office/drawing/2016/5/12/chartex" xmlns:cx7="http://schemas.microsoft.com/office/drawing/2016/5/13/chartex" xmlns:cx8="http://schemas.microsoft.com/office/drawing/2016/5/14/chartex" xmlns:mc="http://schemas.openxmlformats.org/markup-compatibility/2006" xmlns:aink="http://schemas.microsoft.com/office/drawing/2016/ink" xmlns:am3d="http://schemas.microsoft.com/office/drawing/2017/model3d" xmlns:o="urn:schemas-microsoft-com:office:office" xmlns:r="http://schemas.openxmlformats.org/officeDocument/2006/relationships" xmlns:m="http://schemas.openxmlformats.org/officeDocument/2006/math" xmlns:v="urn:schemas-microsoft-com:vml" xmlns:wp14="http://schemas.microsoft.com/office/word/2010/wordprocessingDrawing" xmlns:wp="http://schemas.openxmlformats.org/drawingml/2006/wordprocessingDrawing" xmlns:w10="urn:schemas-microsoft-com:office:word" xmlns:w="http://schemas.openxmlformats.org/wordprocessingml/2006/main" xmlns:w14="http://schemas.microsoft.com/office/word/2010/wordml" xmlns:w15="http://schemas.microsoft.com/office/word/2012/wordml" xmlns:w16cex="http://schemas.microsoft.com/office/word/2018/wordml/cex" xmlns:w16cid="http://schemas.microsoft.com/office/word/2016/wordml/cid" xmlns:w16="http://schemas.microsoft.com/office/word/2018/wordml" xmlns:w16sdtdh="http://schemas.microsoft.com/office/word/2020/wordml/sdtdatahash" xmlns:w16se="http://schemas.microsoft.com/office/word/2015/wordml/symex" xmlns:wpg="http://schemas.microsoft.com/office/word/2010/wordprocessingGroup" xmlns:wpi="http://schemas.microsoft.com/office/word/2010/wordprocessingInk" xmlns:wne="http://schemas.microsoft.com/office/word/2006/wordml" xmlns:wps="http://schemas.microsoft.com/office/word/2010/wordprocessingShape" mc:Ignorable="w14 w15 w16se w16cid w16 w16cex w16sdtdh wp14">
+<w:numbering xmlns:wpc="http://schemas.microsoft.com/office/word/2010/wordprocessingCanvas" xmlns:cx="http://schemas.microsoft.com/office/drawing/2014/chartex" xmlns:cx1="http://schemas.microsoft.com/office/drawing/2015/9/8/chartex" xmlns:mc="http://schemas.openxmlformats.org/markup-compatibility/2006" xmlns:o="urn:schemas-microsoft-com:office:office" xmlns:r="http://schemas.openxmlformats.org/officeDocument/2006/relationships" xmlns:m="http://schemas.openxmlformats.org/officeDocument/2006/math" xmlns:v="urn:schemas-microsoft-com:vml" xmlns:wp14="http://schemas.microsoft.com/office/word/2010/wordprocessingDrawing" xmlns:wp="http://schemas.openxmlformats.org/drawingml/2006/wordprocessingDrawing" xmlns:w10="urn:schemas-microsoft-com:office:word" xmlns:w="http://schemas.openxmlformats.org/wordprocessingml/2006/main" xmlns:w14="http://schemas.microsoft.com/office/word/2010/wordml" xmlns:w15="http://schemas.microsoft.com/office/word/2012/wordml" xmlns:w16se="http://schemas.microsoft.com/office/word/2015/wordml/symex" xmlns:wpg="http://schemas.microsoft.com/office/word/2010/wordprocessingGroup" xmlns:wpi="http://schemas.microsoft.com/office/word/2010/wordprocessingInk" xmlns:wne="http://schemas.microsoft.com/office/word/2006/wordml" xmlns:wps="http://schemas.microsoft.com/office/word/2010/wordprocessingShape" mc:Ignorable="w14 w15 w16se wp14">
   <w:abstractNum w:abstractNumId="0" w15:restartNumberingAfterBreak="0">
-    <w:nsid w:val="06E52275"/>
-    <w:multiLevelType w:val="hybridMultilevel"/>
-    <w:tmpl w:val="34867F52"/>
-    <w:lvl w:ilvl="0" w:tplc="D8E20F60">
-      <w:start w:val="1"/>
-      <w:numFmt w:val="decimal"/>
-      <w:lvlText w:val="%1."/>
-      <w:lvlJc w:val="left"/>
-      <w:pPr>
-        <w:ind w:left="1429" w:hanging="360"/>
-      </w:pPr>
-      <w:rPr>
-        <w:b w:val="0"/>
-        <w:bCs w:val="0"/>
-      </w:rPr>
-    </w:lvl>
-    <w:lvl w:ilvl="1" w:tplc="04190019">
-      <w:start w:val="1"/>
-      <w:numFmt w:val="lowerLetter"/>
-      <w:lvlText w:val="%2."/>
-      <w:lvlJc w:val="left"/>
-      <w:pPr>
-        <w:ind w:left="2149" w:hanging="360"/>
-      </w:pPr>
-    </w:lvl>
-    <w:lvl w:ilvl="2" w:tplc="0419001B" w:tentative="1">
-      <w:start w:val="1"/>
-      <w:numFmt w:val="lowerRoman"/>
-      <w:lvlText w:val="%3."/>
-      <w:lvlJc w:val="right"/>
-      <w:pPr>
-        <w:ind w:left="2869" w:hanging="180"/>
-      </w:pPr>
-    </w:lvl>
-    <w:lvl w:ilvl="3" w:tplc="0419000F" w:tentative="1">
-      <w:start w:val="1"/>
-      <w:numFmt w:val="decimal"/>
-      <w:lvlText w:val="%4."/>
-      <w:lvlJc w:val="left"/>
-      <w:pPr>
-        <w:ind w:left="3589" w:hanging="360"/>
-      </w:pPr>
-    </w:lvl>
-    <w:lvl w:ilvl="4" w:tplc="04190019" w:tentative="1">
-      <w:start w:val="1"/>
-      <w:numFmt w:val="lowerLetter"/>
-      <w:lvlText w:val="%5."/>
-      <w:lvlJc w:val="left"/>
-      <w:pPr>
-        <w:ind w:left="4309" w:hanging="360"/>
-      </w:pPr>
-    </w:lvl>
-    <w:lvl w:ilvl="5" w:tplc="0419001B" w:tentative="1">
-      <w:start w:val="1"/>
-      <w:numFmt w:val="lowerRoman"/>
-      <w:lvlText w:val="%6."/>
-      <w:lvlJc w:val="right"/>
-      <w:pPr>
-        <w:ind w:left="5029" w:hanging="180"/>
-      </w:pPr>
-    </w:lvl>
-    <w:lvl w:ilvl="6" w:tplc="0419000F" w:tentative="1">
-      <w:start w:val="1"/>
-      <w:numFmt w:val="decimal"/>
-      <w:lvlText w:val="%7."/>
-      <w:lvlJc w:val="left"/>
-      <w:pPr>
-        <w:ind w:left="5749" w:hanging="360"/>
-      </w:pPr>
-    </w:lvl>
-    <w:lvl w:ilvl="7" w:tplc="04190019" w:tentative="1">
-      <w:start w:val="1"/>
-      <w:numFmt w:val="lowerLetter"/>
-      <w:lvlText w:val="%8."/>
-      <w:lvlJc w:val="left"/>
-      <w:pPr>
-        <w:ind w:left="6469" w:hanging="360"/>
-      </w:pPr>
-    </w:lvl>
-    <w:lvl w:ilvl="8" w:tplc="0419001B" w:tentative="1">
-      <w:start w:val="1"/>
-      <w:numFmt w:val="lowerRoman"/>
-      <w:lvlText w:val="%9."/>
-      <w:lvlJc w:val="right"/>
-      <w:pPr>
-        <w:ind w:left="7189" w:hanging="180"/>
-      </w:pPr>
-    </w:lvl>
-  </w:abstractNum>
-  <w:abstractNum w:abstractNumId="1" w15:restartNumberingAfterBreak="0">
     <w:nsid w:val="0A6B5A46"/>
     <w:multiLevelType w:val="multilevel"/>
     <w:tmpl w:val="F3F0F410"/>
@@ -3991,156 +2974,7 @@
       </w:rPr>
     </w:lvl>
   </w:abstractNum>
-  <w:abstractNum w:abstractNumId="2" w15:restartNumberingAfterBreak="0">
-    <w:nsid w:val="10AA0511"/>
-    <w:multiLevelType w:val="multilevel"/>
-    <w:tmpl w:val="26920B96"/>
-    <w:lvl w:ilvl="0">
-      <w:start w:val="1"/>
-      <w:numFmt w:val="bullet"/>
-      <w:lvlText w:val=""/>
-      <w:lvlJc w:val="left"/>
-      <w:pPr>
-        <w:tabs>
-          <w:tab w:val="num" w:pos="720"/>
-        </w:tabs>
-        <w:ind w:left="720" w:hanging="360"/>
-      </w:pPr>
-      <w:rPr>
-        <w:rFonts w:ascii="Symbol" w:hAnsi="Symbol" w:hint="default"/>
-        <w:sz w:val="20"/>
-      </w:rPr>
-    </w:lvl>
-    <w:lvl w:ilvl="1" w:tentative="1">
-      <w:start w:val="1"/>
-      <w:numFmt w:val="bullet"/>
-      <w:lvlText w:val="o"/>
-      <w:lvlJc w:val="left"/>
-      <w:pPr>
-        <w:tabs>
-          <w:tab w:val="num" w:pos="1440"/>
-        </w:tabs>
-        <w:ind w:left="1440" w:hanging="360"/>
-      </w:pPr>
-      <w:rPr>
-        <w:rFonts w:ascii="Courier New" w:hAnsi="Courier New" w:hint="default"/>
-        <w:sz w:val="20"/>
-      </w:rPr>
-    </w:lvl>
-    <w:lvl w:ilvl="2" w:tentative="1">
-      <w:start w:val="1"/>
-      <w:numFmt w:val="bullet"/>
-      <w:lvlText w:val=""/>
-      <w:lvlJc w:val="left"/>
-      <w:pPr>
-        <w:tabs>
-          <w:tab w:val="num" w:pos="2160"/>
-        </w:tabs>
-        <w:ind w:left="2160" w:hanging="360"/>
-      </w:pPr>
-      <w:rPr>
-        <w:rFonts w:ascii="Wingdings" w:hAnsi="Wingdings" w:hint="default"/>
-        <w:sz w:val="20"/>
-      </w:rPr>
-    </w:lvl>
-    <w:lvl w:ilvl="3" w:tentative="1">
-      <w:start w:val="1"/>
-      <w:numFmt w:val="bullet"/>
-      <w:lvlText w:val=""/>
-      <w:lvlJc w:val="left"/>
-      <w:pPr>
-        <w:tabs>
-          <w:tab w:val="num" w:pos="2880"/>
-        </w:tabs>
-        <w:ind w:left="2880" w:hanging="360"/>
-      </w:pPr>
-      <w:rPr>
-        <w:rFonts w:ascii="Wingdings" w:hAnsi="Wingdings" w:hint="default"/>
-        <w:sz w:val="20"/>
-      </w:rPr>
-    </w:lvl>
-    <w:lvl w:ilvl="4" w:tentative="1">
-      <w:start w:val="1"/>
-      <w:numFmt w:val="bullet"/>
-      <w:lvlText w:val=""/>
-      <w:lvlJc w:val="left"/>
-      <w:pPr>
-        <w:tabs>
-          <w:tab w:val="num" w:pos="3600"/>
-        </w:tabs>
-        <w:ind w:left="3600" w:hanging="360"/>
-      </w:pPr>
-      <w:rPr>
-        <w:rFonts w:ascii="Wingdings" w:hAnsi="Wingdings" w:hint="default"/>
-        <w:sz w:val="20"/>
-      </w:rPr>
-    </w:lvl>
-    <w:lvl w:ilvl="5" w:tentative="1">
-      <w:start w:val="1"/>
-      <w:numFmt w:val="bullet"/>
-      <w:lvlText w:val=""/>
-      <w:lvlJc w:val="left"/>
-      <w:pPr>
-        <w:tabs>
-          <w:tab w:val="num" w:pos="4320"/>
-        </w:tabs>
-        <w:ind w:left="4320" w:hanging="360"/>
-      </w:pPr>
-      <w:rPr>
-        <w:rFonts w:ascii="Wingdings" w:hAnsi="Wingdings" w:hint="default"/>
-        <w:sz w:val="20"/>
-      </w:rPr>
-    </w:lvl>
-    <w:lvl w:ilvl="6" w:tentative="1">
-      <w:start w:val="1"/>
-      <w:numFmt w:val="bullet"/>
-      <w:lvlText w:val=""/>
-      <w:lvlJc w:val="left"/>
-      <w:pPr>
-        <w:tabs>
-          <w:tab w:val="num" w:pos="5040"/>
-        </w:tabs>
-        <w:ind w:left="5040" w:hanging="360"/>
-      </w:pPr>
-      <w:rPr>
-        <w:rFonts w:ascii="Wingdings" w:hAnsi="Wingdings" w:hint="default"/>
-        <w:sz w:val="20"/>
-      </w:rPr>
-    </w:lvl>
-    <w:lvl w:ilvl="7" w:tentative="1">
-      <w:start w:val="1"/>
-      <w:numFmt w:val="bullet"/>
-      <w:lvlText w:val=""/>
-      <w:lvlJc w:val="left"/>
-      <w:pPr>
-        <w:tabs>
-          <w:tab w:val="num" w:pos="5760"/>
-        </w:tabs>
-        <w:ind w:left="5760" w:hanging="360"/>
-      </w:pPr>
-      <w:rPr>
-        <w:rFonts w:ascii="Wingdings" w:hAnsi="Wingdings" w:hint="default"/>
-        <w:sz w:val="20"/>
-      </w:rPr>
-    </w:lvl>
-    <w:lvl w:ilvl="8" w:tentative="1">
-      <w:start w:val="1"/>
-      <w:numFmt w:val="bullet"/>
-      <w:lvlText w:val=""/>
-      <w:lvlJc w:val="left"/>
-      <w:pPr>
-        <w:tabs>
-          <w:tab w:val="num" w:pos="6480"/>
-        </w:tabs>
-        <w:ind w:left="6480" w:hanging="360"/>
-      </w:pPr>
-      <w:rPr>
-        <w:rFonts w:ascii="Wingdings" w:hAnsi="Wingdings" w:hint="default"/>
-        <w:sz w:val="20"/>
-      </w:rPr>
-    </w:lvl>
-  </w:abstractNum>
-  <w:abstractNum w:abstractNumId="3" w15:restartNumberingAfterBreak="0">
+  <w:abstractNum w:abstractNumId="1" w15:restartNumberingAfterBreak="0">
     <w:nsid w:val="35774F5E"/>
     <w:multiLevelType w:val="hybridMultilevel"/>
     <w:tmpl w:val="01FEAB44"/>
@@ -4229,7 +3063,7 @@
       </w:pPr>
     </w:lvl>
   </w:abstractNum>
-  <w:abstractNum w:abstractNumId="4" w15:restartNumberingAfterBreak="0">
+  <w:abstractNum w:abstractNumId="2" w15:restartNumberingAfterBreak="0">
     <w:nsid w:val="5E813671"/>
     <w:multiLevelType w:val="hybridMultilevel"/>
     <w:tmpl w:val="9AD0896E"/>
@@ -4315,146 +3149,20 @@
       </w:pPr>
     </w:lvl>
   </w:abstractNum>
-  <w:abstractNum w:abstractNumId="5" w15:restartNumberingAfterBreak="0">
-    <w:nsid w:val="6E66007E"/>
-    <w:multiLevelType w:val="multilevel"/>
-    <w:tmpl w:val="FD1E1ED0"/>
-    <w:lvl w:ilvl="0">
-      <w:start w:val="1"/>
-      <w:numFmt w:val="decimal"/>
-      <w:lvlText w:val="%1."/>
-      <w:lvlJc w:val="left"/>
-      <w:pPr>
-        <w:tabs>
-          <w:tab w:val="num" w:pos="720"/>
-        </w:tabs>
-        <w:ind w:left="720" w:hanging="360"/>
-      </w:pPr>
-    </w:lvl>
-    <w:lvl w:ilvl="1">
-      <w:start w:val="1"/>
-      <w:numFmt w:val="bullet"/>
-      <w:lvlText w:val="o"/>
-      <w:lvlJc w:val="left"/>
-      <w:pPr>
-        <w:tabs>
-          <w:tab w:val="num" w:pos="1440"/>
-        </w:tabs>
-        <w:ind w:left="1440" w:hanging="360"/>
-      </w:pPr>
-      <w:rPr>
-        <w:rFonts w:ascii="Courier New" w:hAnsi="Courier New" w:hint="default"/>
-        <w:sz w:val="20"/>
-      </w:rPr>
-    </w:lvl>
-    <w:lvl w:ilvl="2" w:tentative="1">
-      <w:start w:val="1"/>
-      <w:numFmt w:val="decimal"/>
-      <w:lvlText w:val="%3."/>
-      <w:lvlJc w:val="left"/>
-      <w:pPr>
-        <w:tabs>
-          <w:tab w:val="num" w:pos="2160"/>
-        </w:tabs>
-        <w:ind w:left="2160" w:hanging="360"/>
-      </w:pPr>
-    </w:lvl>
-    <w:lvl w:ilvl="3" w:tentative="1">
-      <w:start w:val="1"/>
-      <w:numFmt w:val="decimal"/>
-      <w:lvlText w:val="%4."/>
-      <w:lvlJc w:val="left"/>
-      <w:pPr>
-        <w:tabs>
-          <w:tab w:val="num" w:pos="2880"/>
-        </w:tabs>
-        <w:ind w:left="2880" w:hanging="360"/>
-      </w:pPr>
-    </w:lvl>
-    <w:lvl w:ilvl="4" w:tentative="1">
-      <w:start w:val="1"/>
-      <w:numFmt w:val="decimal"/>
-      <w:lvlText w:val="%5."/>
-      <w:lvlJc w:val="left"/>
-      <w:pPr>
-        <w:tabs>
-          <w:tab w:val="num" w:pos="3600"/>
-        </w:tabs>
-        <w:ind w:left="3600" w:hanging="360"/>
-      </w:pPr>
-    </w:lvl>
-    <w:lvl w:ilvl="5" w:tentative="1">
-      <w:start w:val="1"/>
-      <w:numFmt w:val="decimal"/>
-      <w:lvlText w:val="%6."/>
-      <w:lvlJc w:val="left"/>
-      <w:pPr>
-        <w:tabs>
-          <w:tab w:val="num" w:pos="4320"/>
-        </w:tabs>
-        <w:ind w:left="4320" w:hanging="360"/>
-      </w:pPr>
-    </w:lvl>
-    <w:lvl w:ilvl="6" w:tentative="1">
-      <w:start w:val="1"/>
-      <w:numFmt w:val="decimal"/>
-      <w:lvlText w:val="%7."/>
-      <w:lvlJc w:val="left"/>
-      <w:pPr>
-        <w:tabs>
-          <w:tab w:val="num" w:pos="5040"/>
-        </w:tabs>
-        <w:ind w:left="5040" w:hanging="360"/>
-      </w:pPr>
-    </w:lvl>
-    <w:lvl w:ilvl="7" w:tentative="1">
-      <w:start w:val="1"/>
-      <w:numFmt w:val="decimal"/>
-      <w:lvlText w:val="%8."/>
-      <w:lvlJc w:val="left"/>
-      <w:pPr>
-        <w:tabs>
-          <w:tab w:val="num" w:pos="5760"/>
-        </w:tabs>
-        <w:ind w:left="5760" w:hanging="360"/>
-      </w:pPr>
-    </w:lvl>
-    <w:lvl w:ilvl="8" w:tentative="1">
-      <w:start w:val="1"/>
-      <w:numFmt w:val="decimal"/>
-      <w:lvlText w:val="%9."/>
-      <w:lvlJc w:val="left"/>
-      <w:pPr>
-        <w:tabs>
-          <w:tab w:val="num" w:pos="6480"/>
-        </w:tabs>
-        <w:ind w:left="6480" w:hanging="360"/>
-      </w:pPr>
-    </w:lvl>
-  </w:abstractNum>
   <w:num w:numId="1">
-    <w:abstractNumId w:val="4"/>
+    <w:abstractNumId w:val="2"/>
   </w:num>
   <w:num w:numId="2">
-    <w:abstractNumId w:val="3"/>
+    <w:abstractNumId w:val="1"/>
   </w:num>
   <w:num w:numId="3">
-    <w:abstractNumId w:val="1"/>
-  </w:num>
-  <w:num w:numId="4">
     <w:abstractNumId w:val="0"/>
-  </w:num>
-  <w:num w:numId="5">
-    <w:abstractNumId w:val="5"/>
-  </w:num>
-  <w:num w:numId="6">
-    <w:abstractNumId w:val="2"/>
   </w:num>
 </w:numbering>
 </file>
 
 <file path=word/styles.xml><?xml version="1.0" encoding="utf-8"?>
-<w:styles xmlns:mc="http://schemas.openxmlformats.org/markup-compatibility/2006" xmlns:r="http://schemas.openxmlformats.org/officeDocument/2006/relationships" xmlns:w="http://schemas.openxmlformats.org/wordprocessingml/2006/main" xmlns:w14="http://schemas.microsoft.com/office/word/2010/wordml" xmlns:w15="http://schemas.microsoft.com/office/word/2012/wordml" xmlns:w16cex="http://schemas.microsoft.com/office/word/2018/wordml/cex" xmlns:w16cid="http://schemas.microsoft.com/office/word/2016/wordml/cid" xmlns:w16="http://schemas.microsoft.com/office/word/2018/wordml" xmlns:w16sdtdh="http://schemas.microsoft.com/office/word/2020/wordml/sdtdatahash" xmlns:w16se="http://schemas.microsoft.com/office/word/2015/wordml/symex" mc:Ignorable="w14 w15 w16se w16cid w16 w16cex w16sdtdh">
+<w:styles xmlns:mc="http://schemas.openxmlformats.org/markup-compatibility/2006" xmlns:r="http://schemas.openxmlformats.org/officeDocument/2006/relationships" xmlns:w="http://schemas.openxmlformats.org/wordprocessingml/2006/main" xmlns:w14="http://schemas.microsoft.com/office/word/2010/wordml" xmlns:w15="http://schemas.microsoft.com/office/word/2012/wordml" xmlns:w16se="http://schemas.microsoft.com/office/word/2015/wordml/symex" mc:Ignorable="w14 w15 w16se">
   <w:docDefaults>
     <w:rPrDefault>
       <w:rPr>
@@ -4470,7 +3178,7 @@
       </w:pPr>
     </w:pPrDefault>
   </w:docDefaults>
-  <w:latentStyles w:defLockedState="0" w:defUIPriority="99" w:defSemiHidden="0" w:defUnhideWhenUsed="0" w:defQFormat="0" w:count="376">
+  <w:latentStyles w:defLockedState="0" w:defUIPriority="99" w:defSemiHidden="0" w:defUnhideWhenUsed="0" w:defQFormat="0" w:count="371">
     <w:lsdException w:name="Normal" w:uiPriority="0" w:qFormat="1"/>
     <w:lsdException w:name="heading 1" w:uiPriority="9" w:qFormat="1"/>
     <w:lsdException w:name="heading 2" w:semiHidden="1" w:uiPriority="9" w:unhideWhenUsed="1" w:qFormat="1"/>
@@ -4576,6 +3284,7 @@
     <w:lsdException w:name="HTML Sample" w:semiHidden="1" w:unhideWhenUsed="1"/>
     <w:lsdException w:name="HTML Typewriter" w:semiHidden="1" w:unhideWhenUsed="1"/>
     <w:lsdException w:name="HTML Variable" w:semiHidden="1" w:unhideWhenUsed="1"/>
+    <w:lsdException w:name="Normal Table" w:semiHidden="1" w:unhideWhenUsed="1"/>
     <w:lsdException w:name="annotation subject" w:semiHidden="1" w:unhideWhenUsed="1"/>
     <w:lsdException w:name="No List" w:semiHidden="1" w:unhideWhenUsed="1"/>
     <w:lsdException w:name="Outline List 1" w:semiHidden="1" w:unhideWhenUsed="1"/>
@@ -4618,8 +3327,11 @@
     <w:lsdException w:name="Table Contemporary" w:semiHidden="1" w:unhideWhenUsed="1"/>
     <w:lsdException w:name="Table Elegant" w:semiHidden="1" w:unhideWhenUsed="1"/>
     <w:lsdException w:name="Table Professional" w:semiHidden="1" w:unhideWhenUsed="1"/>
+    <w:lsdException w:name="Table Subtle 1" w:semiHidden="1" w:unhideWhenUsed="1"/>
     <w:lsdException w:name="Table Subtle 2" w:semiHidden="1" w:unhideWhenUsed="1"/>
     <w:lsdException w:name="Table Web 1" w:semiHidden="1" w:unhideWhenUsed="1"/>
+    <w:lsdException w:name="Table Web 2" w:semiHidden="1" w:unhideWhenUsed="1"/>
+    <w:lsdException w:name="Table Web 3" w:semiHidden="1" w:unhideWhenUsed="1"/>
     <w:lsdException w:name="Balloon Text" w:semiHidden="1" w:unhideWhenUsed="1"/>
     <w:lsdException w:name="Table Grid" w:uiPriority="39"/>
     <w:lsdException w:name="Table Theme" w:semiHidden="1" w:unhideWhenUsed="1"/>
@@ -4838,11 +3550,6 @@
     <w:lsdException w:name="List Table 5 Dark Accent 6" w:uiPriority="50"/>
     <w:lsdException w:name="List Table 6 Colorful Accent 6" w:uiPriority="51"/>
     <w:lsdException w:name="List Table 7 Colorful Accent 6" w:uiPriority="52"/>
-    <w:lsdException w:name="Mention" w:semiHidden="1" w:unhideWhenUsed="1"/>
-    <w:lsdException w:name="Smart Hyperlink" w:semiHidden="1" w:unhideWhenUsed="1"/>
-    <w:lsdException w:name="Hashtag" w:semiHidden="1" w:unhideWhenUsed="1"/>
-    <w:lsdException w:name="Unresolved Mention" w:semiHidden="1" w:unhideWhenUsed="1"/>
-    <w:lsdException w:name="Smart Link" w:semiHidden="1" w:unhideWhenUsed="1"/>
   </w:latentStyles>
   <w:style w:type="paragraph" w:default="1" w:styleId="a">
     <w:name w:val="Normal"/>
@@ -4919,7 +3626,7 @@
 </file>
 
 <file path=word/glossary/document.xml><?xml version="1.0" encoding="utf-8"?>
-<w:glossaryDocument xmlns:wpc="http://schemas.microsoft.com/office/word/2010/wordprocessingCanvas" xmlns:cx="http://schemas.microsoft.com/office/drawing/2014/chartex" xmlns:cx1="http://schemas.microsoft.com/office/drawing/2015/9/8/chartex" xmlns:cx2="http://schemas.microsoft.com/office/drawing/2015/10/21/chartex" xmlns:cx3="http://schemas.microsoft.com/office/drawing/2016/5/9/chartex" xmlns:cx4="http://schemas.microsoft.com/office/drawing/2016/5/10/chartex" xmlns:cx5="http://schemas.microsoft.com/office/drawing/2016/5/11/chartex" xmlns:cx6="http://schemas.microsoft.com/office/drawing/2016/5/12/chartex" xmlns:cx7="http://schemas.microsoft.com/office/drawing/2016/5/13/chartex" xmlns:cx8="http://schemas.microsoft.com/office/drawing/2016/5/14/chartex" xmlns:mc="http://schemas.openxmlformats.org/markup-compatibility/2006" xmlns:aink="http://schemas.microsoft.com/office/drawing/2016/ink" xmlns:am3d="http://schemas.microsoft.com/office/drawing/2017/model3d" xmlns:o="urn:schemas-microsoft-com:office:office" xmlns:r="http://schemas.openxmlformats.org/officeDocument/2006/relationships" xmlns:m="http://schemas.openxmlformats.org/officeDocument/2006/math" xmlns:v="urn:schemas-microsoft-com:vml" xmlns:wp14="http://schemas.microsoft.com/office/word/2010/wordprocessingDrawing" xmlns:wp="http://schemas.openxmlformats.org/drawingml/2006/wordprocessingDrawing" xmlns:w10="urn:schemas-microsoft-com:office:word" xmlns:w="http://schemas.openxmlformats.org/wordprocessingml/2006/main" xmlns:w14="http://schemas.microsoft.com/office/word/2010/wordml" xmlns:w15="http://schemas.microsoft.com/office/word/2012/wordml" xmlns:w16cex="http://schemas.microsoft.com/office/word/2018/wordml/cex" xmlns:w16cid="http://schemas.microsoft.com/office/word/2016/wordml/cid" xmlns:w16="http://schemas.microsoft.com/office/word/2018/wordml" xmlns:w16sdtdh="http://schemas.microsoft.com/office/word/2020/wordml/sdtdatahash" xmlns:w16se="http://schemas.microsoft.com/office/word/2015/wordml/symex" xmlns:wpg="http://schemas.microsoft.com/office/word/2010/wordprocessingGroup" xmlns:wpi="http://schemas.microsoft.com/office/word/2010/wordprocessingInk" xmlns:wne="http://schemas.microsoft.com/office/word/2006/wordml" xmlns:wps="http://schemas.microsoft.com/office/word/2010/wordprocessingShape" mc:Ignorable="w14 w15 w16se w16cid w16 w16cex w16sdtdh wp14">
+<w:glossaryDocument xmlns:wpc="http://schemas.microsoft.com/office/word/2010/wordprocessingCanvas" xmlns:cx="http://schemas.microsoft.com/office/drawing/2014/chartex" xmlns:cx1="http://schemas.microsoft.com/office/drawing/2015/9/8/chartex" xmlns:mc="http://schemas.openxmlformats.org/markup-compatibility/2006" xmlns:o="urn:schemas-microsoft-com:office:office" xmlns:r="http://schemas.openxmlformats.org/officeDocument/2006/relationships" xmlns:m="http://schemas.openxmlformats.org/officeDocument/2006/math" xmlns:v="urn:schemas-microsoft-com:vml" xmlns:wp14="http://schemas.microsoft.com/office/word/2010/wordprocessingDrawing" xmlns:wp="http://schemas.openxmlformats.org/drawingml/2006/wordprocessingDrawing" xmlns:w10="urn:schemas-microsoft-com:office:word" xmlns:w="http://schemas.openxmlformats.org/wordprocessingml/2006/main" xmlns:w14="http://schemas.microsoft.com/office/word/2010/wordml" xmlns:w15="http://schemas.microsoft.com/office/word/2012/wordml" xmlns:w16se="http://schemas.microsoft.com/office/word/2015/wordml/symex" xmlns:wpg="http://schemas.microsoft.com/office/word/2010/wordprocessingGroup" xmlns:wpi="http://schemas.microsoft.com/office/word/2010/wordprocessingInk" xmlns:wne="http://schemas.microsoft.com/office/word/2006/wordml" xmlns:wps="http://schemas.microsoft.com/office/word/2010/wordprocessingShape" mc:Ignorable="w14 w15 w16se wp14">
   <w:docParts>
     <w:docPart>
       <w:docPartPr>
@@ -4984,20 +3691,20 @@
 </file>
 
 <file path=word/glossary/fontTable.xml><?xml version="1.0" encoding="utf-8"?>
-<w:fonts xmlns:mc="http://schemas.openxmlformats.org/markup-compatibility/2006" xmlns:r="http://schemas.openxmlformats.org/officeDocument/2006/relationships" xmlns:w="http://schemas.openxmlformats.org/wordprocessingml/2006/main" xmlns:w14="http://schemas.microsoft.com/office/word/2010/wordml" xmlns:w15="http://schemas.microsoft.com/office/word/2012/wordml" xmlns:w16cex="http://schemas.microsoft.com/office/word/2018/wordml/cex" xmlns:w16cid="http://schemas.microsoft.com/office/word/2016/wordml/cid" xmlns:w16="http://schemas.microsoft.com/office/word/2018/wordml" xmlns:w16sdtdh="http://schemas.microsoft.com/office/word/2020/wordml/sdtdatahash" xmlns:w16se="http://schemas.microsoft.com/office/word/2015/wordml/symex" mc:Ignorable="w14 w15 w16se w16cid w16 w16cex w16sdtdh">
+<w:fonts xmlns:mc="http://schemas.openxmlformats.org/markup-compatibility/2006" xmlns:r="http://schemas.openxmlformats.org/officeDocument/2006/relationships" xmlns:w="http://schemas.openxmlformats.org/wordprocessingml/2006/main" xmlns:w14="http://schemas.microsoft.com/office/word/2010/wordml" xmlns:w15="http://schemas.microsoft.com/office/word/2012/wordml" xmlns:w16se="http://schemas.microsoft.com/office/word/2015/wordml/symex" mc:Ignorable="w14 w15 w16se">
+  <w:font w:name="Symbol">
+    <w:panose1 w:val="05050102010706020507"/>
+    <w:charset w:val="02"/>
+    <w:family w:val="roman"/>
+    <w:pitch w:val="variable"/>
+    <w:sig w:usb0="00000000" w:usb1="10000000" w:usb2="00000000" w:usb3="00000000" w:csb0="80000000" w:csb1="00000000"/>
+  </w:font>
   <w:font w:name="Times New Roman">
     <w:panose1 w:val="02020603050405020304"/>
     <w:charset w:val="CC"/>
     <w:family w:val="roman"/>
     <w:pitch w:val="variable"/>
     <w:sig w:usb0="E0002EFF" w:usb1="C000785B" w:usb2="00000009" w:usb3="00000000" w:csb0="000001FF" w:csb1="00000000"/>
-  </w:font>
-  <w:font w:name="Symbol">
-    <w:panose1 w:val="05050102010706020507"/>
-    <w:charset w:val="02"/>
-    <w:family w:val="roman"/>
-    <w:pitch w:val="variable"/>
-    <w:sig w:usb0="00000000" w:usb1="10000000" w:usb2="00000000" w:usb3="00000000" w:csb0="80000000" w:csb1="00000000"/>
   </w:font>
   <w:font w:name="Courier New">
     <w:panose1 w:val="02070309020205020404"/>
@@ -5038,7 +3745,7 @@
 </file>
 
 <file path=word/glossary/settings.xml><?xml version="1.0" encoding="utf-8"?>
-<w:settings xmlns:mc="http://schemas.openxmlformats.org/markup-compatibility/2006" xmlns:o="urn:schemas-microsoft-com:office:office" xmlns:r="http://schemas.openxmlformats.org/officeDocument/2006/relationships" xmlns:m="http://schemas.openxmlformats.org/officeDocument/2006/math" xmlns:v="urn:schemas-microsoft-com:vml" xmlns:w10="urn:schemas-microsoft-com:office:word" xmlns:w="http://schemas.openxmlformats.org/wordprocessingml/2006/main" xmlns:w14="http://schemas.microsoft.com/office/word/2010/wordml" xmlns:w15="http://schemas.microsoft.com/office/word/2012/wordml" xmlns:w16cex="http://schemas.microsoft.com/office/word/2018/wordml/cex" xmlns:w16cid="http://schemas.microsoft.com/office/word/2016/wordml/cid" xmlns:w16="http://schemas.microsoft.com/office/word/2018/wordml" xmlns:w16sdtdh="http://schemas.microsoft.com/office/word/2020/wordml/sdtdatahash" xmlns:w16se="http://schemas.microsoft.com/office/word/2015/wordml/symex" xmlns:sl="http://schemas.openxmlformats.org/schemaLibrary/2006/main" mc:Ignorable="w14 w15 w16se w16cid w16 w16cex w16sdtdh">
+<w:settings xmlns:mc="http://schemas.openxmlformats.org/markup-compatibility/2006" xmlns:o="urn:schemas-microsoft-com:office:office" xmlns:r="http://schemas.openxmlformats.org/officeDocument/2006/relationships" xmlns:m="http://schemas.openxmlformats.org/officeDocument/2006/math" xmlns:v="urn:schemas-microsoft-com:vml" xmlns:w10="urn:schemas-microsoft-com:office:word" xmlns:w="http://schemas.openxmlformats.org/wordprocessingml/2006/main" xmlns:w14="http://schemas.microsoft.com/office/word/2010/wordml" xmlns:w15="http://schemas.microsoft.com/office/word/2012/wordml" xmlns:w16se="http://schemas.microsoft.com/office/word/2015/wordml/symex" xmlns:sl="http://schemas.openxmlformats.org/schemaLibrary/2006/main" mc:Ignorable="w14 w15 w16se">
   <w:view w:val="normal"/>
   <w:defaultTabStop w:val="708"/>
   <w:characterSpacingControl w:val="doNotCompress"/>
@@ -5049,14 +3756,13 @@
     <w:compatSetting w:name="enableOpenTypeFeatures" w:uri="http://schemas.microsoft.com/office/word" w:val="1"/>
     <w:compatSetting w:name="doNotFlipMirrorIndents" w:uri="http://schemas.microsoft.com/office/word" w:val="1"/>
     <w:compatSetting w:name="differentiateMultirowTableHeaders" w:uri="http://schemas.microsoft.com/office/word" w:val="1"/>
-    <w:compatSetting w:name="useWord2013TrackBottomHyphenation" w:uri="http://schemas.microsoft.com/office/word" w:val="1"/>
   </w:compat>
   <w:rsids>
     <w:rsidRoot w:val="00482AD8"/>
     <w:rsid w:val="002C1E3C"/>
     <w:rsid w:val="00482AD8"/>
-    <w:rsid w:val="007C768A"/>
-    <w:rsid w:val="00A4486E"/>
+    <w:rsid w:val="0049166E"/>
+    <w:rsid w:val="00AA7538"/>
   </w:rsids>
   <m:mathPr>
     <m:mathFont m:val="Cambria Math"/>
@@ -5080,7 +3786,7 @@
 </file>
 
 <file path=word/glossary/styles.xml><?xml version="1.0" encoding="utf-8"?>
-<w:styles xmlns:mc="http://schemas.openxmlformats.org/markup-compatibility/2006" xmlns:r="http://schemas.openxmlformats.org/officeDocument/2006/relationships" xmlns:w="http://schemas.openxmlformats.org/wordprocessingml/2006/main" xmlns:w14="http://schemas.microsoft.com/office/word/2010/wordml" xmlns:w15="http://schemas.microsoft.com/office/word/2012/wordml" xmlns:w16cex="http://schemas.microsoft.com/office/word/2018/wordml/cex" xmlns:w16cid="http://schemas.microsoft.com/office/word/2016/wordml/cid" xmlns:w16="http://schemas.microsoft.com/office/word/2018/wordml" xmlns:w16sdtdh="http://schemas.microsoft.com/office/word/2020/wordml/sdtdatahash" xmlns:w16se="http://schemas.microsoft.com/office/word/2015/wordml/symex" mc:Ignorable="w14 w15 w16se w16cid w16 w16cex w16sdtdh">
+<w:styles xmlns:mc="http://schemas.openxmlformats.org/markup-compatibility/2006" xmlns:r="http://schemas.openxmlformats.org/officeDocument/2006/relationships" xmlns:w="http://schemas.openxmlformats.org/wordprocessingml/2006/main" xmlns:w14="http://schemas.microsoft.com/office/word/2010/wordml" xmlns:w15="http://schemas.microsoft.com/office/word/2012/wordml" xmlns:w16se="http://schemas.microsoft.com/office/word/2015/wordml/symex" mc:Ignorable="w14 w15 w16se">
   <w:docDefaults>
     <w:rPrDefault>
       <w:rPr>
@@ -5096,7 +3802,7 @@
       </w:pPr>
     </w:pPrDefault>
   </w:docDefaults>
-  <w:latentStyles w:defLockedState="0" w:defUIPriority="99" w:defSemiHidden="0" w:defUnhideWhenUsed="0" w:defQFormat="0" w:count="376">
+  <w:latentStyles w:defLockedState="0" w:defUIPriority="99" w:defSemiHidden="0" w:defUnhideWhenUsed="0" w:defQFormat="0" w:count="371">
     <w:lsdException w:name="Normal" w:uiPriority="0" w:qFormat="1"/>
     <w:lsdException w:name="heading 1" w:uiPriority="9" w:qFormat="1"/>
     <w:lsdException w:name="heading 2" w:semiHidden="1" w:uiPriority="9" w:unhideWhenUsed="1" w:qFormat="1"/>
@@ -5202,6 +3908,7 @@
     <w:lsdException w:name="HTML Sample" w:semiHidden="1" w:unhideWhenUsed="1"/>
     <w:lsdException w:name="HTML Typewriter" w:semiHidden="1" w:unhideWhenUsed="1"/>
     <w:lsdException w:name="HTML Variable" w:semiHidden="1" w:unhideWhenUsed="1"/>
+    <w:lsdException w:name="Normal Table" w:semiHidden="1" w:unhideWhenUsed="1"/>
     <w:lsdException w:name="annotation subject" w:semiHidden="1" w:unhideWhenUsed="1"/>
     <w:lsdException w:name="No List" w:semiHidden="1" w:unhideWhenUsed="1"/>
     <w:lsdException w:name="Outline List 1" w:semiHidden="1" w:unhideWhenUsed="1"/>
@@ -5244,8 +3951,11 @@
     <w:lsdException w:name="Table Contemporary" w:semiHidden="1" w:unhideWhenUsed="1"/>
     <w:lsdException w:name="Table Elegant" w:semiHidden="1" w:unhideWhenUsed="1"/>
     <w:lsdException w:name="Table Professional" w:semiHidden="1" w:unhideWhenUsed="1"/>
+    <w:lsdException w:name="Table Subtle 1" w:semiHidden="1" w:unhideWhenUsed="1"/>
     <w:lsdException w:name="Table Subtle 2" w:semiHidden="1" w:unhideWhenUsed="1"/>
     <w:lsdException w:name="Table Web 1" w:semiHidden="1" w:unhideWhenUsed="1"/>
+    <w:lsdException w:name="Table Web 2" w:semiHidden="1" w:unhideWhenUsed="1"/>
+    <w:lsdException w:name="Table Web 3" w:semiHidden="1" w:unhideWhenUsed="1"/>
     <w:lsdException w:name="Balloon Text" w:semiHidden="1" w:unhideWhenUsed="1"/>
     <w:lsdException w:name="Table Grid" w:uiPriority="39"/>
     <w:lsdException w:name="Table Theme" w:semiHidden="1" w:unhideWhenUsed="1"/>
@@ -5464,11 +4174,6 @@
     <w:lsdException w:name="List Table 5 Dark Accent 6" w:uiPriority="50"/>
     <w:lsdException w:name="List Table 6 Colorful Accent 6" w:uiPriority="51"/>
     <w:lsdException w:name="List Table 7 Colorful Accent 6" w:uiPriority="52"/>
-    <w:lsdException w:name="Mention" w:semiHidden="1" w:unhideWhenUsed="1"/>
-    <w:lsdException w:name="Smart Hyperlink" w:semiHidden="1" w:unhideWhenUsed="1"/>
-    <w:lsdException w:name="Hashtag" w:semiHidden="1" w:unhideWhenUsed="1"/>
-    <w:lsdException w:name="Unresolved Mention" w:semiHidden="1" w:unhideWhenUsed="1"/>
-    <w:lsdException w:name="Smart Link" w:semiHidden="1" w:unhideWhenUsed="1"/>
   </w:latentStyles>
   <w:style w:type="paragraph" w:default="1" w:styleId="a">
     <w:name w:val="Normal"/>
@@ -5523,7 +4228,7 @@
 </file>
 
 <file path=word/glossary/webSettings.xml><?xml version="1.0" encoding="utf-8"?>
-<w:webSettings xmlns:mc="http://schemas.openxmlformats.org/markup-compatibility/2006" xmlns:r="http://schemas.openxmlformats.org/officeDocument/2006/relationships" xmlns:w="http://schemas.openxmlformats.org/wordprocessingml/2006/main" xmlns:w14="http://schemas.microsoft.com/office/word/2010/wordml" xmlns:w15="http://schemas.microsoft.com/office/word/2012/wordml" xmlns:w16cex="http://schemas.microsoft.com/office/word/2018/wordml/cex" xmlns:w16cid="http://schemas.microsoft.com/office/word/2016/wordml/cid" xmlns:w16="http://schemas.microsoft.com/office/word/2018/wordml" xmlns:w16sdtdh="http://schemas.microsoft.com/office/word/2020/wordml/sdtdatahash" xmlns:w16se="http://schemas.microsoft.com/office/word/2015/wordml/symex" mc:Ignorable="w14 w15 w16se w16cid w16 w16cex w16sdtdh">
+<w:webSettings xmlns:mc="http://schemas.openxmlformats.org/markup-compatibility/2006" xmlns:r="http://schemas.openxmlformats.org/officeDocument/2006/relationships" xmlns:w="http://schemas.openxmlformats.org/wordprocessingml/2006/main" xmlns:w14="http://schemas.microsoft.com/office/word/2010/wordml" xmlns:w15="http://schemas.microsoft.com/office/word/2012/wordml" xmlns:w16se="http://schemas.microsoft.com/office/word/2015/wordml/symex" mc:Ignorable="w14 w15 w16se">
   <w:optimizeForBrowser/>
   <w:allowPNG/>
 </w:webSettings>
